--- a/WordFile/USER_GUIDE.docx
+++ b/WordFile/USER_GUIDE.docx
@@ -6,6 +6,7 @@
       <w:pPr>
         <w:jc w:val="center"/>
         <w:rPr>
+          <w:rFonts w:hint="eastAsia"/>
           <w:b/>
           <w:bCs/>
           <w:sz w:val="36"/>
@@ -20,7 +21,29 @@
           <w:sz w:val="36"/>
           <w:szCs w:val="36"/>
         </w:rPr>
-        <w:t xml:space="preserve"> TakeTopDSH Team</w:t>
+        <w:t xml:space="preserve"> </w:t>
+      </w:r>
+      <w:proofErr w:type="spellStart"/>
+      <w:r>
+        <w:rPr>
+          <w:rFonts w:hint="eastAsia"/>
+          <w:b/>
+          <w:bCs/>
+          <w:sz w:val="36"/>
+          <w:szCs w:val="36"/>
+        </w:rPr>
+        <w:t>TakeTopDSH</w:t>
+      </w:r>
+      <w:proofErr w:type="spellEnd"/>
+      <w:r>
+        <w:rPr>
+          <w:rFonts w:hint="eastAsia"/>
+          <w:b/>
+          <w:bCs/>
+          <w:sz w:val="36"/>
+          <w:szCs w:val="36"/>
+        </w:rPr>
+        <w:t xml:space="preserve"> Team</w:t>
       </w:r>
     </w:p>
     <w:p>
@@ -58,23 +81,23 @@
       </w:r>
     </w:p>
     <w:p>
-      <w:pPr>
-        <w:rPr>
-          <w:rFonts w:hint="eastAsia"/>
-        </w:rPr>
-      </w:pPr>
-      <w:r>
-        <w:rPr>
-          <w:rFonts w:hint="eastAsia"/>
-        </w:rPr>
-        <w:t>- [1. Overview</w:t>
-      </w:r>
-      <w:r>
-        <w:rPr>
-          <w:rFonts w:hint="eastAsia"/>
-        </w:rPr>
-        <w:t>
-        </w:t>
+      <w:r>
+        <w:rPr>
+          <w:rFonts w:hint="eastAsia"/>
+        </w:rPr>
+        <w:t xml:space="preserve">- [1. </w:t>
+      </w:r>
+      <w:r>
+        <w:rPr>
+          <w:rFonts w:hint="eastAsia"/>
+        </w:rPr>
+        <w:t>Installation</w:t>
+      </w:r>
+      <w:r>
+        <w:rPr>
+          <w:rFonts w:hint="eastAsia"/>
+        </w:rPr>
+        <w:t xml:space="preserve"> </w:t>
       </w:r>
     </w:p>
     <w:p>
@@ -89,20 +112,6 @@
         </w:rPr>
         <w:t>- [2. Platform Login</w:t>
       </w:r>
-      <w:r>
-        <w:rPr>
-          <w:rFonts w:hint="eastAsia"/>
-        </w:rPr>
-        <w:t>
-        </w:t>
-      </w:r>
-      <w:r>
-        <w:rPr>
-          <w:rFonts w:hint="eastAsia"/>
-        </w:rPr>
-        <w:t>
-        </w:t>
-      </w:r>
     </w:p>
     <w:p>
       <w:pPr>
@@ -116,107 +125,456 @@
         </w:rPr>
         <w:t>- [3. Management Page</w:t>
       </w:r>
-      <w:r>
-        <w:rPr>
-          <w:rFonts w:hint="eastAsia"/>
-        </w:rPr>
-        <w:t>
-        </w:t>
-      </w:r>
-    </w:p>
-    <w:p>
+    </w:p>
+    <w:p>
+      <w:pPr>
+        <w:rPr>
+          <w:rFonts w:hint="eastAsia"/>
+        </w:rPr>
+      </w:pPr>
       <w:r>
         <w:rPr>
           <w:rFonts w:hint="eastAsia"/>
         </w:rPr>
         <w:t>- [4. DSH Workbench</w:t>
       </w:r>
-      <w:r>
-        <w:rPr>
-          <w:rFonts w:hint="eastAsia"/>
-        </w:rPr>
-        <w:t>
-        </w:t>
-      </w:r>
-    </w:p>
-    <w:p>
+    </w:p>
+    <w:p>
+      <w:pPr>
+        <w:rPr>
+          <w:rFonts w:hint="eastAsia"/>
+        </w:rPr>
+      </w:pPr>
       <w:r>
         <w:rPr>
           <w:rFonts w:hint="eastAsia"/>
         </w:rPr>
         <w:t>- [5. Member Work</w:t>
       </w:r>
-      <w:r>
-        <w:rPr>
-          <w:rFonts w:hint="eastAsia"/>
-        </w:rPr>
-        <w:t>
-        </w:t>
-      </w:r>
-      <w:r>
-        <w:rPr>
-          <w:rFonts w:hint="eastAsia"/>
-        </w:rPr>
-        <w:t>
-        </w:t>
-      </w:r>
-      <w:r>
-        <w:rPr>
-          <w:rFonts w:hint="eastAsia"/>
-        </w:rPr>
-        <w:t>
-        </w:t>
-      </w:r>
-      <w:r>
-        <w:rPr>
-          <w:rFonts w:hint="eastAsia"/>
-        </w:rPr>
-        <w:t>
-        </w:t>
-      </w:r>
-    </w:p>
-    <w:p>
+    </w:p>
+    <w:p>
+      <w:pPr>
+        <w:rPr>
+          <w:rFonts w:hint="eastAsia"/>
+        </w:rPr>
+      </w:pPr>
       <w:r>
         <w:rPr>
           <w:rFonts w:hint="eastAsia"/>
         </w:rPr>
         <w:t>- [6. DSH Operation</w:t>
       </w:r>
-      <w:r>
-        <w:rPr>
-          <w:rFonts w:hint="eastAsia"/>
-        </w:rPr>
-        <w:t>
-        </w:t>
-      </w:r>
-      <w:r>
-        <w:rPr>
-          <w:rFonts w:hint="eastAsia"/>
-        </w:rPr>
-        <w:t>
-        </w:t>
+    </w:p>
+    <w:p>
+      <w:pPr>
+        <w:ind w:firstLineChars="200" w:firstLine="440"/>
+        <w:rPr>
+          <w:rFonts w:hint="eastAsia"/>
+        </w:rPr>
+      </w:pPr>
+      <w:r>
+        <w:rPr>
+          <w:rFonts w:hint="eastAsia"/>
+        </w:rPr>
+        <w:t>This guide is intended for end users and clearly explains the entire process: Installation → Login → Opening the Workspace → File Management / My Tasks → Admin Task Assignment, Instance Management, Language Switching → Member DSH Usage**.</w:t>
+      </w:r>
+    </w:p>
+    <w:p>
+      <w:pPr>
+        <w:rPr>
+          <w:rFonts w:hint="eastAsia"/>
+        </w:rPr>
+      </w:pPr>
+      <w:r>
+        <w:rPr>
+          <w:rFonts w:hint="eastAsia"/>
+        </w:rPr>
+        <w:t>I. Installation</w:t>
+      </w:r>
+    </w:p>
+    <w:p>
+      <w:pPr>
+        <w:ind w:firstLineChars="300" w:firstLine="660"/>
+        <w:rPr>
+          <w:rFonts w:hint="eastAsia"/>
+        </w:rPr>
+      </w:pPr>
+      <w:proofErr w:type="spellStart"/>
+      <w:r>
+        <w:rPr>
+          <w:rFonts w:hint="eastAsia"/>
+        </w:rPr>
+        <w:t>TakeTopDSH</w:t>
+      </w:r>
+      <w:proofErr w:type="spellEnd"/>
+      <w:r>
+        <w:rPr>
+          <w:rFonts w:hint="eastAsia"/>
+        </w:rPr>
+        <w:t xml:space="preserve"> Team is a portable software that requires no installation—just copy and use. Follow these steps: Copy the `</w:t>
+      </w:r>
+      <w:proofErr w:type="spellStart"/>
+      <w:r>
+        <w:rPr>
+          <w:rFonts w:hint="eastAsia"/>
+        </w:rPr>
+        <w:t>TakeTopDshTeam</w:t>
+      </w:r>
+      <w:proofErr w:type="spellEnd"/>
+      <w:r>
+        <w:rPr>
+          <w:rFonts w:hint="eastAsia"/>
+        </w:rPr>
+        <w:t>` folder to the target machine → On Windows, double-click `start.bat` / On macOS/Linux, run `./start.sh` → Open your browser and go to `http://127.0.0.1:46001` → Click **"Open DSH"** to start using it. Detailed instructions are as follows:</w:t>
+      </w:r>
+    </w:p>
+    <w:p>
+      <w:pPr>
+        <w:rPr>
+          <w:rFonts w:hint="eastAsia"/>
+        </w:rPr>
+      </w:pPr>
+      <w:r>
+        <w:rPr>
+          <w:rFonts w:hint="eastAsia"/>
+        </w:rPr>
+        <w:t>1-1 Windows</w:t>
+      </w:r>
+    </w:p>
+    <w:p>
+      <w:pPr>
+        <w:rPr>
+          <w:rFonts w:hint="eastAsia"/>
+        </w:rPr>
+      </w:pPr>
+      <w:r>
+        <w:rPr>
+          <w:rFonts w:hint="eastAsia"/>
+        </w:rPr>
+        <w:t>- 1-1-1. Copy the entire `</w:t>
+      </w:r>
+      <w:proofErr w:type="spellStart"/>
+      <w:r>
+        <w:rPr>
+          <w:rFonts w:hint="eastAsia"/>
+        </w:rPr>
+        <w:t>TakeTopDshTeam</w:t>
+      </w:r>
+      <w:proofErr w:type="spellEnd"/>
+      <w:r>
+        <w:rPr>
+          <w:rFonts w:hint="eastAsia"/>
+        </w:rPr>
+        <w:t>` folder to the target computer.</w:t>
+      </w:r>
+    </w:p>
+    <w:p>
+      <w:pPr>
+        <w:rPr>
+          <w:rFonts w:hint="eastAsia"/>
+        </w:rPr>
+      </w:pPr>
+      <w:r>
+        <w:rPr>
+          <w:rFonts w:hint="eastAsia"/>
+        </w:rPr>
+        <w:t>- 1-1-2. Double-click **`start.bat`** (or right-click → select "Run as administrator" if the port is occupied).</w:t>
+      </w:r>
+    </w:p>
+    <w:p>
+      <w:pPr>
+        <w:rPr>
+          <w:rFonts w:hint="eastAsia"/>
+        </w:rPr>
+      </w:pPr>
+      <w:r>
+        <w:rPr>
+          <w:rFonts w:hint="eastAsia"/>
+        </w:rPr>
+        <w:t>- 1-1-3. The browser will automatically open the login page at `http://127.0.0.1:46001`.</w:t>
+      </w:r>
+    </w:p>
+    <w:p>
+      <w:pPr>
+        <w:rPr>
+          <w:rFonts w:hint="eastAsia"/>
+        </w:rPr>
+      </w:pPr>
+    </w:p>
+    <w:p>
+      <w:pPr>
+        <w:rPr>
+          <w:rFonts w:hint="eastAsia"/>
+        </w:rPr>
+      </w:pPr>
+      <w:r>
+        <w:rPr>
+          <w:rFonts w:hint="eastAsia"/>
+        </w:rPr>
+        <w:t>1-2 macOS (Apple Silicon, arm64)</w:t>
+      </w:r>
+    </w:p>
+    <w:p>
+      <w:pPr>
+        <w:rPr>
+          <w:rFonts w:hint="eastAsia"/>
+        </w:rPr>
+      </w:pPr>
+      <w:r>
+        <w:rPr>
+          <w:rFonts w:hint="eastAsia"/>
+        </w:rPr>
+        <w:t>- 1-2-1. Copy the entire `</w:t>
+      </w:r>
+      <w:proofErr w:type="spellStart"/>
+      <w:r>
+        <w:rPr>
+          <w:rFonts w:hint="eastAsia"/>
+        </w:rPr>
+        <w:t>TakeTopDshTeam</w:t>
+      </w:r>
+      <w:proofErr w:type="spellEnd"/>
+      <w:r>
+        <w:rPr>
+          <w:rFonts w:hint="eastAsia"/>
+        </w:rPr>
+        <w:t>` folder to the target Mac.</w:t>
+      </w:r>
+    </w:p>
+    <w:p>
+      <w:pPr>
+        <w:rPr>
+          <w:rFonts w:hint="eastAsia"/>
+        </w:rPr>
+      </w:pPr>
+      <w:r>
+        <w:rPr>
+          <w:rFonts w:hint="eastAsia"/>
+        </w:rPr>
+        <w:lastRenderedPageBreak/>
+        <w:t>- 1-2-2. Open Terminal, navigate to the folder:</w:t>
+      </w:r>
+    </w:p>
+    <w:p>
+      <w:pPr>
+        <w:rPr>
+          <w:rFonts w:hint="eastAsia"/>
+        </w:rPr>
+      </w:pPr>
+      <w:r>
+        <w:rPr>
+          <w:rFonts w:hint="eastAsia"/>
+        </w:rPr>
+        <w:t xml:space="preserve">  bash</w:t>
+      </w:r>
+      <w:r>
+        <w:rPr>
+          <w:rFonts w:hint="eastAsia"/>
+        </w:rPr>
+        <w:t xml:space="preserve"> cd /path/to/</w:t>
+      </w:r>
+      <w:proofErr w:type="spellStart"/>
+      <w:r>
+        <w:rPr>
+          <w:rFonts w:hint="eastAsia"/>
+        </w:rPr>
+        <w:t>TakeTopDshTeam</w:t>
+      </w:r>
+      <w:proofErr w:type="spellEnd"/>
+      <w:r>
+        <w:rPr>
+          <w:rFonts w:hint="eastAsia"/>
+        </w:rPr>
+        <w:t xml:space="preserve"> </w:t>
+      </w:r>
+      <w:proofErr w:type="spellStart"/>
+      <w:r>
+        <w:rPr>
+          <w:rFonts w:hint="eastAsia"/>
+        </w:rPr>
+        <w:t>chmod</w:t>
+      </w:r>
+      <w:proofErr w:type="spellEnd"/>
+      <w:r>
+        <w:rPr>
+          <w:rFonts w:hint="eastAsia"/>
+        </w:rPr>
+        <w:t xml:space="preserve"> +x start.sh./start.sh</w:t>
+      </w:r>
+    </w:p>
+    <w:p>
+      <w:pPr>
+        <w:rPr>
+          <w:rFonts w:hint="eastAsia"/>
+        </w:rPr>
+      </w:pPr>
+      <w:r>
+        <w:rPr>
+          <w:rFonts w:hint="eastAsia"/>
+        </w:rPr>
+        <w:t xml:space="preserve"> </w:t>
+      </w:r>
+    </w:p>
+    <w:p>
+      <w:pPr>
+        <w:rPr>
+          <w:rFonts w:hint="eastAsia"/>
+        </w:rPr>
+      </w:pPr>
+      <w:r>
+        <w:rPr>
+          <w:rFonts w:hint="eastAsia"/>
+        </w:rPr>
+        <w:t>- 1-2-3. On first run, it will automatically extract Node and install `@deepseek-ai/dsh` (**requires an internet connection once**).</w:t>
+      </w:r>
+    </w:p>
+    <w:p>
+      <w:pPr>
+        <w:rPr>
+          <w:rFonts w:hint="eastAsia"/>
+        </w:rPr>
+      </w:pPr>
+      <w:r>
+        <w:rPr>
+          <w:rFonts w:hint="eastAsia"/>
+        </w:rPr>
+        <w:t>- 1-2-4. The browser will automatically open the login page at `http://127.0.0.1:46001`.</w:t>
+      </w:r>
+    </w:p>
+    <w:p>
+      <w:pPr>
+        <w:rPr>
+          <w:rFonts w:hint="eastAsia"/>
+        </w:rPr>
+      </w:pPr>
+    </w:p>
+    <w:p>
+      <w:pPr>
+        <w:rPr>
+          <w:rFonts w:hint="eastAsia"/>
+        </w:rPr>
+      </w:pPr>
+      <w:r>
+        <w:rPr>
+          <w:rFonts w:hint="eastAsia"/>
+        </w:rPr>
+        <w:t>1-3 Linux (x64 / arm64)**</w:t>
+      </w:r>
+    </w:p>
+    <w:p>
+      <w:pPr>
+        <w:rPr>
+          <w:rFonts w:hint="eastAsia"/>
+        </w:rPr>
+      </w:pPr>
+      <w:r>
+        <w:rPr>
+          <w:rFonts w:hint="eastAsia"/>
+        </w:rPr>
+        <w:t>- 1-3-1. Copy the entire `</w:t>
+      </w:r>
+      <w:proofErr w:type="spellStart"/>
+      <w:r>
+        <w:rPr>
+          <w:rFonts w:hint="eastAsia"/>
+        </w:rPr>
+        <w:t>TakeTopDshTeam</w:t>
+      </w:r>
+      <w:proofErr w:type="spellEnd"/>
+      <w:r>
+        <w:rPr>
+          <w:rFonts w:hint="eastAsia"/>
+        </w:rPr>
+        <w:t>` folder to the target machine.</w:t>
+      </w:r>
+    </w:p>
+    <w:p>
+      <w:pPr>
+        <w:rPr>
+          <w:rFonts w:hint="eastAsia"/>
+        </w:rPr>
+      </w:pPr>
+      <w:r>
+        <w:rPr>
+          <w:rFonts w:hint="eastAsia"/>
+        </w:rPr>
+        <w:t>- 1-3-2. Open Terminal, navigate to the folder:</w:t>
+      </w:r>
+    </w:p>
+    <w:p>
+      <w:pPr>
+        <w:rPr>
+          <w:rFonts w:hint="eastAsia"/>
+        </w:rPr>
+      </w:pPr>
+      <w:r>
+        <w:rPr>
+          <w:rFonts w:hint="eastAsia"/>
+        </w:rPr>
+        <w:t xml:space="preserve">  bash cd /path/to/</w:t>
+      </w:r>
+      <w:proofErr w:type="spellStart"/>
+      <w:r>
+        <w:rPr>
+          <w:rFonts w:hint="eastAsia"/>
+        </w:rPr>
+        <w:t>TakeTopDshTeam</w:t>
+      </w:r>
+      <w:proofErr w:type="spellEnd"/>
+      <w:r>
+        <w:rPr>
+          <w:rFonts w:hint="eastAsia"/>
+        </w:rPr>
+        <w:t xml:space="preserve"> </w:t>
+      </w:r>
+      <w:proofErr w:type="spellStart"/>
+      <w:r>
+        <w:rPr>
+          <w:rFonts w:hint="eastAsia"/>
+        </w:rPr>
+        <w:t>chmod</w:t>
+      </w:r>
+      <w:proofErr w:type="spellEnd"/>
+      <w:r>
+        <w:rPr>
+          <w:rFonts w:hint="eastAsia"/>
+        </w:rPr>
+        <w:t xml:space="preserve"> +x start.sh./start.sh</w:t>
+      </w:r>
+    </w:p>
+    <w:p>
+      <w:pPr>
+        <w:rPr>
+          <w:rFonts w:hint="eastAsia"/>
+        </w:rPr>
+      </w:pPr>
+      <w:r>
+        <w:rPr>
+          <w:rFonts w:hint="eastAsia"/>
+        </w:rPr>
+        <w:t>- 1-3-3. On first run, it automatically extracts Node (**already bundled, no download required**); only native dependencies for `@deepseek-ai/dsh` need **one-time online installation**, after which it works offline.</w:t>
+      </w:r>
+    </w:p>
+    <w:p>
+      <w:r>
+        <w:rPr>
+          <w:rFonts w:hint="eastAsia"/>
+        </w:rPr>
+        <w:t>- 1-3-4. The browser will automatically open the login page at `http://127.0.0.1:46001`.</w:t>
       </w:r>
     </w:p>
     <w:p/>
     <w:p>
       <w:pPr>
-        <w:ind w:left="220" w:hangingChars="100" w:hanging="220"/>
-        <w:rPr>
-          <w:rFonts w:hint="eastAsia"/>
-        </w:rPr>
-      </w:pPr>
-      <w:r>
-        <w:rPr>
-          <w:rFonts w:hint="eastAsia"/>
-        </w:rPr>
-        <w:t>1. Overview</w:t>
-      </w:r>
-      <w:r>
-        <w:rPr>
-          <w:rFonts w:hint="eastAsia"/>
-        </w:rPr>
-        <w:t>
-        </w:t>
+        <w:rPr>
+          <w:rFonts w:hint="eastAsia"/>
+        </w:rPr>
+      </w:pPr>
+      <w:r>
+        <w:rPr>
+          <w:rFonts w:hint="eastAsia"/>
+        </w:rPr>
+        <w:t>2. Platform Login</w:t>
       </w:r>
     </w:p>
     <w:p>
@@ -227,70 +585,22 @@
         </w:rPr>
       </w:pPr>
       <w:r>
-        <w:rPr>
-          <w:rFonts w:hint="eastAsia"/>
-        </w:rPr>
-        <w:t>This guide is intended for users, and clearly explains: Login - Open the Workbench - File Management / My Tasks - Admin Task Assignment, Instance Management, Language Switching - Member DSH Usage!</w:t>
-      </w:r>
-      <w:r>
-        <w:rPr>
-          <w:rFonts w:hint="eastAsia"/>
-        </w:rPr>
-        <w:t>
-        </w:t>
-      </w:r>
-    </w:p>
-    <w:p>
-      <w:pPr>
-        <w:ind w:firstLineChars="200" w:firstLine="440"/>
-        <w:rPr>
-          <w:rFonts w:hint="eastAsia"/>
-        </w:rPr>
-      </w:pPr>
-    </w:p>
-    <w:p>
-      <w:r>
-        <w:rPr>
-          <w:rFonts w:hint="eastAsia"/>
-        </w:rPr>
-        <w:t>2. Platform Login</w:t>
-      </w:r>
-      <w:r>
-        <w:rPr>
-          <w:rFonts w:hint="eastAsia"/>
-        </w:rPr>
-        <w:t>
-        </w:t>
-      </w:r>
-      <w:r>
-        <w:rPr>
-          <w:rFonts w:hint="eastAsia"/>
-        </w:rPr>
-        <w:t>
-        </w:t>
-      </w:r>
-    </w:p>
-    <w:p>
-      <w:pPr>
-        <w:ind w:firstLineChars="200" w:firstLine="440"/>
-        <w:rPr>
-          <w:rFonts w:hint="eastAsia"/>
-        </w:rPr>
-      </w:pPr>
-      <w:r>
-        <w:rPr>
-          <w:rFonts w:hint="eastAsia"/>
-        </w:rPr>
-        <w:t>Open the TakeTopDSH Team directory and you will see the two files below. Run the file that matches your operating system to open the login page!</w:t>
-      </w:r>
-    </w:p>
-    <w:p>
+        <w:t>Each time you restart your computer, open the </w:t>
+      </w:r>
+      <w:proofErr w:type="spellStart"/>
+      <w:r>
+        <w:t>TakeTopDshTeam</w:t>
+      </w:r>
+      <w:proofErr w:type="spellEnd"/>
+      <w:r>
+        <w:t> folder. Inside, you will see the following two files. Run the appropriate file for your operating system to open the login page.</w:t>
+      </w:r>
       <w:r>
         <w:rPr>
           <w:noProof/>
         </w:rPr>
         <w:drawing>
-          <wp:inline distT="0" distB="0" distL="0" distR="0" wp14:anchorId="78E1C3EA" wp14:editId="32F69220">
+          <wp:inline distT="0" distB="0" distL="0" distR="0" wp14:anchorId="78E1C3EA" wp14:editId="2172FD90">
             <wp:extent cx="5274310" cy="465455"/>
             <wp:effectExtent l="0" t="0" r="2540" b="0"/>
             <wp:docPr id="286631104" name="图片 1"/>
@@ -353,6 +663,11 @@
       </w:r>
     </w:p>
     <w:p>
+      <w:pPr>
+        <w:rPr>
+          <w:rFonts w:hint="eastAsia"/>
+        </w:rPr>
+      </w:pPr>
       <w:r>
         <w:rPr>
           <w:rFonts w:hint="eastAsia"/>
@@ -361,6 +676,11 @@
       </w:r>
     </w:p>
     <w:p>
+      <w:pPr>
+        <w:rPr>
+          <w:rFonts w:hint="eastAsia"/>
+        </w:rPr>
+      </w:pPr>
       <w:r>
         <w:rPr>
           <w:noProof/>
@@ -417,114 +737,78 @@
       </w:r>
     </w:p>
     <w:p>
-      <w:r>
-        <w:rPr>
-          <w:rFonts w:hint="eastAsia"/>
-        </w:rPr>
-        <w:t>Enter the username: admin, password: 12345678 to log in to the platform. After the first login, the TakeTopDSH Team backend service, TakeTopDSHLauncher, runs in the background. As long as you have not restarted the computer, you can open the browser and enter this address http://127.0.0.1:46001 to continue opening the login page. If the launcher has been closed (for example after restarting the computer), you need to run the start program mentioned above again!</w:t>
-      </w:r>
-      <w:r>
-        <w:rPr>
-          <w:rFonts w:hint="eastAsia"/>
-        </w:rPr>
-        <w:t>
-        </w:t>
-      </w:r>
-      <w:r>
-        <w:rPr>
-          <w:rFonts w:hint="eastAsia"/>
-        </w:rPr>
-        <w:t xml:space="preserve">
-        </w:t>
-      </w:r>
-      <w:r>
-        <w:rPr>
-          <w:rFonts w:hint="eastAsia"/>
-        </w:rPr>
-        <w:t>
-        </w:t>
-      </w:r>
-      <w:r>
-        <w:rPr>
-          <w:rFonts w:hint="eastAsia"/>
-        </w:rPr>
-        <w:t>
-        </w:t>
-      </w:r>
-      <w:r>
-        <w:rPr>
-          <w:rFonts w:hint="eastAsia"/>
-        </w:rPr>
-        <w:t>
-        </w:t>
-      </w:r>
-      <w:r>
-        <w:rPr>
-          <w:rFonts w:hint="eastAsia"/>
-        </w:rPr>
-        <w:t>
-        </w:t>
-      </w:r>
-      <w:r>
-        <w:rPr>
-          <w:rFonts w:hint="eastAsia"/>
-        </w:rPr>
-        <w:t xml:space="preserve">
-        </w:t>
-      </w:r>
-      <w:hyperlink r:id="rId10" w:history="1">
-        <w:r>
-          <w:rPr>
-            <w:rStyle w:val="af2"/>
-          </w:rPr>
-          <w:t>
-          </w:t>
-        </w:r>
-      </w:hyperlink>
-      <w:r>
-        <w:rPr>
-          <w:rFonts w:hint="eastAsia"/>
-        </w:rPr>
-        <w:t xml:space="preserve">
-        </w:t>
-      </w:r>
-      <w:r>
-        <w:rPr>
-          <w:rFonts w:hint="eastAsia"/>
-        </w:rPr>
-        <w:t>
-        </w:t>
-      </w:r>
-      <w:r>
-        <w:rPr>
-          <w:rFonts w:hint="eastAsia"/>
-        </w:rPr>
-        <w:t>
-        </w:t>
-      </w:r>
-      <w:r>
-        <w:rPr>
-          <w:rFonts w:hint="eastAsia"/>
-        </w:rPr>
-        <w:t>
-        </w:t>
-      </w:r>
-      <w:r>
-        <w:rPr>
-          <w:rFonts w:hint="eastAsia"/>
-        </w:rPr>
-        <w:t xml:space="preserve">
-        </w:t>
-      </w:r>
-    </w:p>
-    <w:p>
-      <w:pPr>
-        <w:rPr>
-          <w:rFonts w:hint="eastAsia"/>
-        </w:rPr>
-      </w:pPr>
-    </w:p>
-    <w:p>
+      <w:pPr>
+        <w:rPr>
+          <w:rFonts w:hint="eastAsia"/>
+        </w:rPr>
+      </w:pPr>
+      <w:r>
+        <w:rPr>
+          <w:rFonts w:hint="eastAsia"/>
+        </w:rPr>
+        <w:t xml:space="preserve">Enter the username: admin, password: 12345678 to log in to the platform. After the first login, the </w:t>
+      </w:r>
+      <w:proofErr w:type="spellStart"/>
+      <w:r>
+        <w:rPr>
+          <w:rFonts w:hint="eastAsia"/>
+        </w:rPr>
+        <w:t>TakeTopDSH</w:t>
+      </w:r>
+      <w:proofErr w:type="spellEnd"/>
+      <w:r>
+        <w:rPr>
+          <w:rFonts w:hint="eastAsia"/>
+        </w:rPr>
+        <w:t xml:space="preserve"> Team backend service, </w:t>
+      </w:r>
+      <w:proofErr w:type="spellStart"/>
+      <w:r>
+        <w:rPr>
+          <w:rFonts w:hint="eastAsia"/>
+        </w:rPr>
+        <w:t>TakeTopDSHLauncher</w:t>
+      </w:r>
+      <w:proofErr w:type="spellEnd"/>
+      <w:r>
+        <w:rPr>
+          <w:rFonts w:hint="eastAsia"/>
+        </w:rPr>
+        <w:t>, runs in the background. As long as you have not restarted the computer, you can open the browser and enter this address http://127.0.0.1:46001 to continue opening the login page. If the launcher has been closed (for example after restarting the computer), you need to run the start program mentioned above again!</w:t>
+      </w:r>
+      <w:r>
+        <w:rPr>
+          <w:rFonts w:hint="eastAsia"/>
+        </w:rPr>
+        <w:t xml:space="preserve">         </w:t>
+      </w:r>
+      <w:r>
+        <w:rPr>
+          <w:rFonts w:hint="eastAsia"/>
+        </w:rPr>
+        <w:t xml:space="preserve">         </w:t>
+      </w:r>
+      <w:hyperlink r:id="rId10" w:history="1"/>
+      <w:r>
+        <w:rPr>
+          <w:rFonts w:hint="eastAsia"/>
+        </w:rPr>
+        <w:t xml:space="preserve">                  </w:t>
+      </w:r>
+    </w:p>
+    <w:p>
+      <w:pPr>
+        <w:rPr>
+          <w:rFonts w:hint="eastAsia"/>
+        </w:rPr>
+      </w:pPr>
+    </w:p>
+    <w:p>
+      <w:pPr>
+        <w:rPr>
+          <w:rFonts w:hint="eastAsia"/>
+        </w:rPr>
+      </w:pPr>
       <w:r>
         <w:rPr>
           <w:rFonts w:hint="eastAsia"/>
@@ -546,6 +830,11 @@
       </w:r>
     </w:p>
     <w:p>
+      <w:pPr>
+        <w:rPr>
+          <w:rFonts w:hint="eastAsia"/>
+        </w:rPr>
+      </w:pPr>
       <w:r>
         <w:rPr>
           <w:noProof/>
@@ -655,33 +944,23 @@
       </w:r>
     </w:p>
     <w:p>
-      <w:r>
-        <w:rPr>
-          <w:rFonts w:hint="eastAsia"/>
-        </w:rPr>
-        <w:t>You can use this platform to: Start/Stop, Open DSH, Configure, Manage Instances, and Change Password. The following parts are explained in detail; the others are self-explanatory and will not be covered!</w:t>
-      </w:r>
-      <w:r>
-        <w:rPr>
-          <w:rFonts w:hint="eastAsia"/>
-        </w:rPr>
-        <w:t>
-        </w:t>
-      </w:r>
-      <w:r>
-        <w:rPr>
-          <w:rFonts w:hint="eastAsia"/>
-        </w:rPr>
-        <w:t>
-        </w:t>
+      <w:pPr>
+        <w:rPr>
+          <w:rFonts w:hint="eastAsia"/>
+        </w:rPr>
+      </w:pPr>
+      <w:r>
+        <w:rPr>
+          <w:rFonts w:hint="eastAsia"/>
+        </w:rPr>
+        <w:t xml:space="preserve">You can use this platform to: Start/Stop, Open DSH, Configure, Manage Instances, and </w:t>
       </w:r>
       <w:r>
         <w:rPr>
           <w:rFonts w:hint="eastAsia"/>
         </w:rPr>
         <w:lastRenderedPageBreak/>
-        <w:t>
-        </w:t>
+        <w:t>Change Password. The following parts are explained in detail; the others are self-explanatory and will not be covered!</w:t>
       </w:r>
     </w:p>
     <w:p>
@@ -691,6 +970,9 @@
           <w:ilvl w:val="1"/>
           <w:numId w:val="2"/>
         </w:numPr>
+        <w:rPr>
+          <w:rFonts w:hint="eastAsia"/>
+        </w:rPr>
       </w:pPr>
       <w:r>
         <w:rPr>
@@ -703,13 +985,16 @@
       <w:pPr>
         <w:pStyle w:val="a9"/>
         <w:ind w:left="360"/>
+        <w:rPr>
+          <w:rFonts w:hint="eastAsia"/>
+        </w:rPr>
       </w:pPr>
       <w:r>
         <w:rPr>
           <w:noProof/>
         </w:rPr>
         <w:drawing>
-          <wp:inline distT="0" distB="0" distL="0" distR="0" wp14:anchorId="2044E27F" wp14:editId="5FA4B977">
+          <wp:inline distT="0" distB="0" distL="0" distR="0" wp14:anchorId="2044E27F" wp14:editId="40E4B7FB">
             <wp:extent cx="5274310" cy="2002155"/>
             <wp:effectExtent l="0" t="0" r="2540" b="0"/>
             <wp:docPr id="5370857" name="图片 5"/>
@@ -762,6 +1047,9 @@
       <w:pPr>
         <w:pStyle w:val="a9"/>
         <w:ind w:left="360"/>
+        <w:rPr>
+          <w:rFonts w:hint="eastAsia"/>
+        </w:rPr>
       </w:pPr>
       <w:r>
         <w:rPr>
@@ -782,26 +1070,39 @@
         <w:rPr>
           <w:rFonts w:hint="eastAsia"/>
         </w:rPr>
-        <w:t>Setting the Workspace path means setting the work area directory of the platform. Note that this directory can be located on any drive of your computer, but plan it well to make sure it has enough capacity, because all the data you enter and all the files you upload in TakeTopDSH Team are stored in this directory!</w:t>
-      </w:r>
-      <w:r>
-        <w:rPr>
-          <w:rFonts w:hint="eastAsia"/>
-        </w:rPr>
-        <w:t>
-        </w:t>
+        <w:t xml:space="preserve">Setting the Workspace path means setting the work area directory of the platform. Note that this directory can be located on any drive of your computer, but plan it well to make sure it has enough capacity, because all the data you enter and all the files you upload in </w:t>
+      </w:r>
+      <w:proofErr w:type="spellStart"/>
+      <w:r>
+        <w:rPr>
+          <w:rFonts w:hint="eastAsia"/>
+        </w:rPr>
+        <w:t>TakeTopDSH</w:t>
+      </w:r>
+      <w:proofErr w:type="spellEnd"/>
+      <w:r>
+        <w:rPr>
+          <w:rFonts w:hint="eastAsia"/>
+        </w:rPr>
+        <w:t xml:space="preserve"> Team are stored in this directory!</w:t>
       </w:r>
     </w:p>
     <w:p>
       <w:pPr>
         <w:pStyle w:val="a9"/>
         <w:ind w:left="360"/>
+        <w:rPr>
+          <w:rFonts w:hint="eastAsia"/>
+        </w:rPr>
       </w:pPr>
     </w:p>
     <w:p>
       <w:pPr>
         <w:pStyle w:val="a9"/>
         <w:ind w:left="360"/>
+        <w:rPr>
+          <w:rFonts w:hint="eastAsia"/>
+        </w:rPr>
       </w:pPr>
       <w:r>
         <w:rPr>
@@ -824,34 +1125,15 @@
         </w:rPr>
         <w:t>External URL means: if the platform also needs to be used from the external network, you can assign a public IP to the server and enter it here. For example, if the public IP is 188.88.88.88, you can set it as: http://188.88.88.88:46000. If you are not sure, you should consult your network administrator to make sure the setting is correct!</w:t>
       </w:r>
-      <w:r>
-        <w:rPr>
-          <w:rFonts w:hint="eastAsia"/>
-        </w:rPr>
-        <w:t>
-        </w:t>
-      </w:r>
-      <w:hyperlink r:id="rId14" w:history="1">
-        <w:r>
-          <w:rPr>
-            <w:rStyle w:val="af2"/>
-          </w:rPr>
-          <w:t>
-          </w:t>
-        </w:r>
-      </w:hyperlink>
-      <w:r>
-        <w:rPr>
-          <w:rFonts w:hint="eastAsia"/>
-        </w:rPr>
-        <w:t>
-        </w:t>
-      </w:r>
+      <w:hyperlink r:id="rId14" w:history="1"/>
     </w:p>
     <w:p>
       <w:pPr>
         <w:pStyle w:val="a9"/>
         <w:ind w:left="360"/>
+        <w:rPr>
+          <w:rFonts w:hint="eastAsia"/>
+        </w:rPr>
       </w:pPr>
     </w:p>
     <w:p>
@@ -861,6 +1143,9 @@
           <w:ilvl w:val="1"/>
           <w:numId w:val="2"/>
         </w:numPr>
+        <w:rPr>
+          <w:rFonts w:hint="eastAsia"/>
+        </w:rPr>
       </w:pPr>
       <w:r>
         <w:rPr>
@@ -873,6 +1158,9 @@
       <w:pPr>
         <w:pStyle w:val="a9"/>
         <w:ind w:left="555"/>
+        <w:rPr>
+          <w:rFonts w:hint="eastAsia"/>
+        </w:rPr>
       </w:pPr>
       <w:r>
         <w:rPr>
@@ -940,13 +1228,23 @@
         <w:rPr>
           <w:rFonts w:hint="eastAsia"/>
         </w:rPr>
-        <w:t>You can add member users here. Note that the username must use English letters, not Chinese. Remember the password you set for the user, for example set it to: 12345678. After the member user logs in to the platform, they can change it by themselves. The member's work area directory does not need to be set; it is generated automatically. Specifically: main work area directory + username, and this directory is generated automatically!</w:t>
+        <w:t xml:space="preserve">You can add member users here. Note that the username must use English letters, not Chinese. Remember the password you set for the user, for example set it to: 12345678. After the member user logs in to the platform, they can change it </w:t>
+      </w:r>
+      <w:r>
+        <w:rPr>
+          <w:rFonts w:hint="eastAsia"/>
+        </w:rPr>
+        <w:lastRenderedPageBreak/>
+        <w:t>by themselves. The member's work area directory does not need to be set; it is generated automatically. Specifically: main work area directory + username, and this directory is generated automatically!</w:t>
       </w:r>
     </w:p>
     <w:p>
       <w:pPr>
         <w:pStyle w:val="a9"/>
         <w:ind w:left="555"/>
+        <w:rPr>
+          <w:rFonts w:hint="eastAsia"/>
+        </w:rPr>
       </w:pPr>
     </w:p>
     <w:p>
@@ -965,12 +1263,14 @@
           <w:ilvl w:val="1"/>
           <w:numId w:val="2"/>
         </w:numPr>
-      </w:pPr>
-      <w:r>
-        <w:rPr>
-          <w:rFonts w:hint="eastAsia"/>
-        </w:rPr>
-        <w:lastRenderedPageBreak/>
+        <w:rPr>
+          <w:rFonts w:hint="eastAsia"/>
+        </w:rPr>
+      </w:pPr>
+      <w:r>
+        <w:rPr>
+          <w:rFonts w:hint="eastAsia"/>
+        </w:rPr>
         <w:t>Platform Upgrade</w:t>
       </w:r>
       <w:r>
@@ -1034,12 +1334,29 @@
       <w:pPr>
         <w:pStyle w:val="a9"/>
         <w:ind w:firstLineChars="200" w:firstLine="440"/>
-      </w:pPr>
-      <w:r>
-        <w:rPr>
-          <w:rFonts w:hint="eastAsia"/>
-        </w:rPr>
-        <w:t>Because TakeTopDSH Team is an AI collaboration platform extended based on DeepSeek Harness, after DeepSeek Harness releases a new version you can also click this button to upgrade, ensuring that you can use the latest features of DeepSeek Harness!</w:t>
+        <w:rPr>
+          <w:rFonts w:hint="eastAsia"/>
+        </w:rPr>
+      </w:pPr>
+      <w:r>
+        <w:rPr>
+          <w:rFonts w:hint="eastAsia"/>
+        </w:rPr>
+        <w:t xml:space="preserve">Because </w:t>
+      </w:r>
+      <w:proofErr w:type="spellStart"/>
+      <w:r>
+        <w:rPr>
+          <w:rFonts w:hint="eastAsia"/>
+        </w:rPr>
+        <w:t>TakeTopDSH</w:t>
+      </w:r>
+      <w:proofErr w:type="spellEnd"/>
+      <w:r>
+        <w:rPr>
+          <w:rFonts w:hint="eastAsia"/>
+        </w:rPr>
+        <w:t xml:space="preserve"> Team is an AI collaboration platform extended based on DeepSeek Harness, after DeepSeek Harness releases a new version you can also click this button to upgrade, ensuring that you can use the latest features of DeepSeek Harness!</w:t>
       </w:r>
     </w:p>
     <w:p>
@@ -1052,71 +1369,57 @@
       </w:pPr>
     </w:p>
     <w:p>
+      <w:pPr>
+        <w:rPr>
+          <w:rFonts w:hint="eastAsia"/>
+        </w:rPr>
+      </w:pPr>
       <w:r>
         <w:rPr>
           <w:rFonts w:hint="eastAsia"/>
         </w:rPr>
         <w:t>4. DSH Workbench</w:t>
       </w:r>
-      <w:r>
-        <w:rPr>
-          <w:rFonts w:hint="eastAsia"/>
-        </w:rPr>
-        <w:t>
-        </w:t>
-      </w:r>
-    </w:p>
-    <w:p>
-      <w:pPr>
-        <w:rPr>
-          <w:rFonts w:hint="eastAsia"/>
-        </w:rPr>
-      </w:pPr>
-      <w:r>
-        <w:rPr>
-          <w:rFonts w:hint="eastAsia"/>
-        </w:rPr>
-        <w:t xml:space="preserve">    After completing the settings on the management page above, click the Open DSH button in the TakeTopDSH Team Launcher section to open the workbench page!</w:t>
-      </w:r>
-      <w:r>
-        <w:rPr>
-          <w:b/>
-          <w:bCs/>
-        </w:rPr>
-        <w:t>
-        </w:t>
-      </w:r>
-      <w:r>
-        <w:rPr>
-          <w:rFonts w:hint="eastAsia"/>
-          <w:b/>
-          <w:bCs/>
-        </w:rPr>
-        <w:t>
-        </w:t>
-      </w:r>
-      <w:r>
-        <w:rPr>
-          <w:rFonts w:hint="eastAsia"/>
-        </w:rPr>
-        <w:t>
-        </w:t>
-      </w:r>
-      <w:r>
-        <w:rPr>
-          <w:rFonts w:hint="eastAsia"/>
-        </w:rPr>
-        <w:t xml:space="preserve">
-        </w:t>
-      </w:r>
-    </w:p>
-    <w:p>
+    </w:p>
+    <w:p>
+      <w:pPr>
+        <w:rPr>
+          <w:rFonts w:hint="eastAsia"/>
+        </w:rPr>
+      </w:pPr>
+      <w:r>
+        <w:rPr>
+          <w:rFonts w:hint="eastAsia"/>
+        </w:rPr>
+        <w:t xml:space="preserve">    After completing the settings on the management page above, click the Open DSH button in the </w:t>
+      </w:r>
+      <w:proofErr w:type="spellStart"/>
+      <w:r>
+        <w:rPr>
+          <w:rFonts w:hint="eastAsia"/>
+        </w:rPr>
+        <w:t>TakeTopDSH</w:t>
+      </w:r>
+      <w:proofErr w:type="spellEnd"/>
+      <w:r>
+        <w:rPr>
+          <w:rFonts w:hint="eastAsia"/>
+        </w:rPr>
+        <w:t xml:space="preserve"> Team Launcher section to open the workbench page!         </w:t>
+      </w:r>
+    </w:p>
+    <w:p>
+      <w:pPr>
+        <w:rPr>
+          <w:rFonts w:hint="eastAsia"/>
+        </w:rPr>
+      </w:pPr>
       <w:r>
         <w:rPr>
           <w:noProof/>
         </w:rPr>
         <w:drawing>
-          <wp:inline distT="0" distB="0" distL="0" distR="0" wp14:anchorId="39F15B5B" wp14:editId="0CB4E645">
+          <wp:inline distT="0" distB="0" distL="0" distR="0" wp14:anchorId="39F15B5B" wp14:editId="1C1731F8">
             <wp:extent cx="5274310" cy="1233805"/>
             <wp:effectExtent l="0" t="0" r="2540" b="4445"/>
             <wp:docPr id="1833294711" name="图片 8"/>
@@ -1185,19 +1488,13 @@
         <w:t>The workbench page is shown below, with left/right columns. The left side is File Management / My Tasks, and the right side is the DSH conversation interface.</w:t>
       </w:r>
       <w:r>
-        <w:rPr>
-          <w:rFonts w:hint="eastAsia"/>
-        </w:rPr>
-        <w:t>
-        </w:t>
-      </w:r>
-      <w:r>
         <w:br/>
       </w:r>
       <w:r>
         <w:rPr>
           <w:noProof/>
         </w:rPr>
+        <w:lastRenderedPageBreak/>
         <w:drawing>
           <wp:inline distT="0" distB="0" distL="0" distR="0" wp14:anchorId="61CE37F1" wp14:editId="59181A46">
             <wp:extent cx="5274310" cy="2934335"/>
@@ -1249,6 +1546,11 @@
       </w:r>
     </w:p>
     <w:p>
+      <w:pPr>
+        <w:rPr>
+          <w:rFonts w:hint="eastAsia"/>
+        </w:rPr>
+      </w:pPr>
       <w:r>
         <w:rPr>
           <w:rFonts w:hint="eastAsia"/>
@@ -1259,13 +1561,29 @@
     <w:p>
       <w:pPr>
         <w:ind w:firstLine="443"/>
-      </w:pPr>
-      <w:r>
-        <w:rPr>
-          <w:rFonts w:hint="eastAsia"/>
-        </w:rPr>
-        <w:lastRenderedPageBreak/>
-        <w:t>Although TakeTopDSH Team is extended based on DeepSeek Harness, it can also connect to other large models, such as OpenAI, Kimi, etc., and it can also connect to local large models!</w:t>
+        <w:rPr>
+          <w:rFonts w:hint="eastAsia"/>
+        </w:rPr>
+      </w:pPr>
+      <w:r>
+        <w:rPr>
+          <w:rFonts w:hint="eastAsia"/>
+        </w:rPr>
+        <w:t xml:space="preserve">Although </w:t>
+      </w:r>
+      <w:proofErr w:type="spellStart"/>
+      <w:r>
+        <w:rPr>
+          <w:rFonts w:hint="eastAsia"/>
+        </w:rPr>
+        <w:t>TakeTopDSH</w:t>
+      </w:r>
+      <w:proofErr w:type="spellEnd"/>
+      <w:r>
+        <w:rPr>
+          <w:rFonts w:hint="eastAsia"/>
+        </w:rPr>
+        <w:t xml:space="preserve"> Team is extended based on DeepSeek Harness, it can also connect to other large models, such as OpenAI, Kimi, etc., and it can also connect to local large models!</w:t>
       </w:r>
     </w:p>
     <w:p>
@@ -1336,13 +1654,6 @@
       </w:r>
       <w:r>
         <w:rPr>
-          <w:rFonts w:hint="eastAsia"/>
-        </w:rPr>
-        <w:t>
-        </w:t>
-      </w:r>
-      <w:r>
-        <w:rPr>
           <w:noProof/>
         </w:rPr>
         <w:drawing>
@@ -1405,23 +1716,16 @@
         <w:rPr>
           <w:rFonts w:hint="eastAsia"/>
         </w:rPr>
+        <w:lastRenderedPageBreak/>
         <w:t>Click the Edit button. As shown below, you can select a model from the listed ones, or click Add model to add a model. After selecting, enter the key you obtained in the API Key field. You can learn how to configure it on the website of the large model you plan to connect to!</w:t>
       </w:r>
       <w:r>
-        <w:rPr>
-          <w:rFonts w:hint="eastAsia"/>
-        </w:rPr>
-        <w:t>
-        </w:t>
-      </w:r>
-      <w:r>
         <w:br/>
       </w:r>
       <w:r>
         <w:rPr>
           <w:noProof/>
         </w:rPr>
-        <w:lastRenderedPageBreak/>
         <w:drawing>
           <wp:inline distT="0" distB="0" distL="0" distR="0" wp14:anchorId="7AD44E72" wp14:editId="4164ABA8">
             <wp:extent cx="5274310" cy="4333875"/>
@@ -1491,6 +1795,7 @@
         <w:rPr>
           <w:noProof/>
         </w:rPr>
+        <w:lastRenderedPageBreak/>
         <w:drawing>
           <wp:inline distT="0" distB="0" distL="0" distR="0" wp14:anchorId="637077FD" wp14:editId="2843857C">
             <wp:extent cx="5274310" cy="3797300"/>
@@ -1542,15 +1847,24 @@
       </w:r>
     </w:p>
     <w:p>
-      <w:r>
-        <w:rPr>
-          <w:rFonts w:hint="eastAsia"/>
-        </w:rPr>
-        <w:lastRenderedPageBreak/>
+      <w:pPr>
+        <w:rPr>
+          <w:rFonts w:hint="eastAsia"/>
+        </w:rPr>
+      </w:pPr>
+      <w:r>
+        <w:rPr>
+          <w:rFonts w:hint="eastAsia"/>
+        </w:rPr>
         <w:t>4-2. File Manager</w:t>
       </w:r>
     </w:p>
     <w:p>
+      <w:pPr>
+        <w:rPr>
+          <w:rFonts w:hint="eastAsia"/>
+        </w:rPr>
+      </w:pPr>
       <w:r>
         <w:rPr>
           <w:rFonts w:hint="eastAsia"/>
@@ -1628,44 +1942,16 @@
         <w:rPr>
           <w:rFonts w:hint="eastAsia"/>
         </w:rPr>
+        <w:lastRenderedPageBreak/>
         <w:t>4-3. Task Management. Click the Task Management tab. As shown below, this displays the task list assigned to you by other members. You can click the task name to preview the detailed content of the task, and you can also click the feedback button to provide feedback on the details of how you handled the task!</w:t>
       </w:r>
       <w:r>
         <w:br/>
       </w:r>
-      <w:r>
-        <w:rPr>
-          <w:rFonts w:hint="eastAsia"/>
-        </w:rPr>
-        <w:t>
-        </w:t>
-      </w:r>
-      <w:r>
-        <w:rPr>
-          <w:rFonts w:hint="eastAsia"/>
-        </w:rPr>
-        <w:t>
-        </w:t>
-      </w:r>
-      <w:r>
-        <w:rPr>
-          <w:rFonts w:hint="eastAsia"/>
-        </w:rPr>
-        <w:t>
-        </w:t>
-      </w:r>
-      <w:r>
-        <w:rPr>
-          <w:rFonts w:hint="eastAsia"/>
-        </w:rPr>
-        <w:t>
-        </w:t>
-      </w:r>
-    </w:p>
-    <w:p>
-      <w:pPr>
-        <w:rPr>
-          <w:rStyle w:val="a"/>
+    </w:p>
+    <w:p>
+      <w:pPr>
+        <w:rPr>
           <w:rFonts w:ascii="Times New Roman" w:hAnsi="Times New Roman" w:cs="Times New Roman"/>
           <w:snapToGrid w:val="0"/>
           <w:color w:val="000000"/>
@@ -1684,11 +1970,10 @@
         <w:rPr>
           <w:rFonts w:hint="eastAsia"/>
         </w:rPr>
-        <w:t>``` </w:t>
-      </w:r>
-      <w:r>
-        <w:rPr>
-          <w:rStyle w:val="a"/>
+        <w:t>```</w:t>
+      </w:r>
+      <w:r>
+        <w:rPr>
           <w:rFonts w:ascii="Times New Roman" w:eastAsia="Times New Roman" w:hAnsi="Times New Roman" w:cs="Times New Roman"/>
           <w:snapToGrid w:val="0"/>
           <w:color w:val="000000"/>
@@ -1702,8 +1987,7 @@
           <w:lang w:val="x-none" w:eastAsia="x-none" w:bidi="x-none"/>
           <w14:ligatures w14:val="none"/>
         </w:rPr>
-        <w:t xml:space="preserve">
-        </w:t>
+        <w:t xml:space="preserve">         </w:t>
       </w:r>
       <w:r>
         <w:rPr>
@@ -1760,11 +2044,15 @@
       </w:r>
     </w:p>
     <w:p>
+      <w:pPr>
+        <w:rPr>
+          <w:rFonts w:hint="eastAsia"/>
+        </w:rPr>
+      </w:pPr>
       <w:r>
         <w:rPr>
           <w:noProof/>
         </w:rPr>
-        <w:lastRenderedPageBreak/>
         <w:drawing>
           <wp:inline distT="0" distB="0" distL="0" distR="0" wp14:anchorId="7D592ADE" wp14:editId="1C661E71">
             <wp:extent cx="5274310" cy="3773170"/>
@@ -1816,14 +2104,31 @@
       </w:r>
     </w:p>
     <w:p>
-      <w:r>
-        <w:rPr>
-          <w:rFonts w:hint="eastAsia"/>
-        </w:rPr>
-        <w:t>The input box above can be used to enter text or paste images. Click the Attach file button below to upload attachments!</w:t>
-      </w:r>
-    </w:p>
-    <w:p>
+      <w:pPr>
+        <w:rPr>
+          <w:rFonts w:hint="eastAsia"/>
+        </w:rPr>
+      </w:pPr>
+      <w:r>
+        <w:rPr>
+          <w:rFonts w:hint="eastAsia"/>
+        </w:rPr>
+        <w:t xml:space="preserve">The input box above can be used to enter text or paste images. Click the Attach file </w:t>
+      </w:r>
+      <w:r>
+        <w:rPr>
+          <w:rFonts w:hint="eastAsia"/>
+        </w:rPr>
+        <w:lastRenderedPageBreak/>
+        <w:t>button below to upload attachments!</w:t>
+      </w:r>
+    </w:p>
+    <w:p>
+      <w:pPr>
+        <w:rPr>
+          <w:rFonts w:hint="eastAsia"/>
+        </w:rPr>
+      </w:pPr>
       <w:r>
         <w:rPr>
           <w:rFonts w:hint="eastAsia"/>
@@ -1832,6 +2137,11 @@
       </w:r>
     </w:p>
     <w:p>
+      <w:pPr>
+        <w:rPr>
+          <w:rFonts w:hint="eastAsia"/>
+        </w:rPr>
+      </w:pPr>
       <w:r>
         <w:rPr>
           <w:rFonts w:hint="eastAsia"/>
@@ -1893,11 +2203,15 @@
       </w:r>
     </w:p>
     <w:p>
+      <w:pPr>
+        <w:rPr>
+          <w:rFonts w:hint="eastAsia"/>
+        </w:rPr>
+      </w:pPr>
       <w:r>
         <w:rPr>
           <w:noProof/>
         </w:rPr>
-        <w:lastRenderedPageBreak/>
         <w:drawing>
           <wp:inline distT="0" distB="0" distL="0" distR="0" wp14:anchorId="3A1C62D6" wp14:editId="6A71540F">
             <wp:extent cx="5274310" cy="1266825"/>
@@ -1949,26 +2263,17 @@
       </w:r>
     </w:p>
     <w:p>
+      <w:pPr>
+        <w:rPr>
+          <w:rFonts w:hint="eastAsia"/>
+        </w:rPr>
+      </w:pPr>
       <w:r>
         <w:rPr>
           <w:rFonts w:hint="eastAsia"/>
         </w:rPr>
         <w:t>It displays all the tasks you have created. In the member list on the left, select the member to whom you want to assign a task, and click the Add Task button to assign a task to this member.</w:t>
       </w:r>
-      <w:r>
-        <w:rPr>
-          <w:rFonts w:hint="eastAsia"/>
-        </w:rPr>
-        <w:t>
-        </w:t>
-      </w:r>
-      <w:r>
-        <w:rPr>
-          <w:rFonts w:hint="eastAsia"/>
-        </w:rPr>
-        <w:t>
-        </w:t>
-      </w:r>
     </w:p>
     <w:p>
       <w:pPr>
@@ -1980,6 +2285,7 @@
         <w:rPr>
           <w:noProof/>
         </w:rPr>
+        <w:lastRenderedPageBreak/>
         <w:drawing>
           <wp:inline distT="0" distB="0" distL="0" distR="0" wp14:anchorId="0AA394D6" wp14:editId="45CB7509">
             <wp:extent cx="5274310" cy="2892425"/>
@@ -2031,6 +2337,11 @@
       </w:r>
     </w:p>
     <w:p>
+      <w:pPr>
+        <w:rPr>
+          <w:rFonts w:hint="eastAsia"/>
+        </w:rPr>
+      </w:pPr>
       <w:r>
         <w:rPr>
           <w:rFonts w:hint="eastAsia"/>
@@ -2041,7 +2352,6 @@
         <w:rPr>
           <w:noProof/>
         </w:rPr>
-        <w:lastRenderedPageBreak/>
         <w:drawing>
           <wp:inline distT="0" distB="0" distL="0" distR="0" wp14:anchorId="07ADBCC3" wp14:editId="4442B2CF">
             <wp:extent cx="5274310" cy="3773170"/>
@@ -2092,7 +2402,13 @@
         </w:drawing>
       </w:r>
     </w:p>
-    <w:p/>
+    <w:p>
+      <w:pPr>
+        <w:rPr>
+          <w:rFonts w:hint="eastAsia"/>
+        </w:rPr>
+      </w:pPr>
+    </w:p>
     <w:p>
       <w:pPr>
         <w:rPr>
@@ -2107,14 +2423,39 @@
       </w:r>
     </w:p>
     <w:p>
-      <w:r>
-        <w:rPr>
-          <w:rFonts w:hint="eastAsia"/>
-        </w:rPr>
-        <w:t>Members added by the admin on the management page, such as the ericliu added just now, can also log in on the login page. After logging in to the member's management page, as shown below, it is simpler than the management page of the admin user.</w:t>
-      </w:r>
-    </w:p>
-    <w:p>
+      <w:pPr>
+        <w:rPr>
+          <w:rFonts w:hint="eastAsia"/>
+        </w:rPr>
+      </w:pPr>
+      <w:r>
+        <w:rPr>
+          <w:rFonts w:hint="eastAsia"/>
+        </w:rPr>
+        <w:lastRenderedPageBreak/>
+        <w:t xml:space="preserve">Members added by the admin on the management page, such as the </w:t>
+      </w:r>
+      <w:proofErr w:type="spellStart"/>
+      <w:r>
+        <w:rPr>
+          <w:rFonts w:hint="eastAsia"/>
+        </w:rPr>
+        <w:t>ericliu</w:t>
+      </w:r>
+      <w:proofErr w:type="spellEnd"/>
+      <w:r>
+        <w:rPr>
+          <w:rFonts w:hint="eastAsia"/>
+        </w:rPr>
+        <w:t xml:space="preserve"> added just now, can also log in on the login page. After logging in to the member's management page, as shown below, it is simpler than the management page of the admin user.</w:t>
+      </w:r>
+    </w:p>
+    <w:p>
+      <w:pPr>
+        <w:rPr>
+          <w:rFonts w:hint="eastAsia"/>
+        </w:rPr>
+      </w:pPr>
       <w:r>
         <w:rPr>
           <w:noProof/>
@@ -2170,83 +2511,57 @@
       </w:r>
     </w:p>
     <w:p>
+      <w:pPr>
+        <w:rPr>
+          <w:rFonts w:hint="eastAsia"/>
+        </w:rPr>
+      </w:pPr>
       <w:r>
         <w:rPr>
           <w:rFonts w:hint="eastAsia"/>
         </w:rPr>
         <w:t>On this management page, you can click the Start button to start the DSH service. The first start will be a bit slow. After it starts, you can open the member's DSH page, as shown below. The operation is the same as for the admin user. However, note that the member can only work in his own file work area and cannot see the file data of other work areas!</w:t>
       </w:r>
-      <w:r>
-        <w:rPr>
-          <w:rFonts w:hint="eastAsia"/>
+    </w:p>
+    <w:p>
+      <w:pPr>
+        <w:rPr>
+          <w:rFonts w:hint="eastAsia"/>
+        </w:rPr>
+      </w:pPr>
+    </w:p>
+    <w:p>
+      <w:pPr>
+        <w:rPr>
+          <w:rFonts w:hint="eastAsia"/>
+        </w:rPr>
+      </w:pPr>
+      <w:r>
+        <w:rPr>
+          <w:rFonts w:hint="eastAsia"/>
+        </w:rPr>
+        <w:t>6. DSH Operation. After you are familiar with the various functions on the pages above, users can use this AI Harness to work. For example, if you want to modify a code file in the work area directory, you can directly enter the modification instruction you want in the Harness input box, as shown below, and then click the submit arrow button; it will call the associated large model to do the work!</w:t>
+      </w:r>
+      <w:r>
+        <w:br/>
+      </w:r>
+      <w:r>
+        <w:rPr>
+          <w:rFonts w:hint="eastAsia"/>
+        </w:rPr>
+        <w:t xml:space="preserve">         </w:t>
+      </w:r>
+      <w:r>
+        <w:rPr>
+          <w:rFonts w:hint="eastAsia"/>
+        </w:rPr>
+        <w:t xml:space="preserve">         </w:t>
+      </w:r>
+      <w:r>
+        <w:rPr>
+          <w:noProof/>
         </w:rPr>
         <w:lastRenderedPageBreak/>
-        <w:t>
-        </w:t>
-      </w:r>
-    </w:p>
-    <w:p/>
-    <w:p>
-      <w:pPr>
-        <w:rPr>
-          <w:rFonts w:hint="eastAsia"/>
-        </w:rPr>
-      </w:pPr>
-      <w:r>
-        <w:rPr>
-          <w:rFonts w:hint="eastAsia"/>
-        </w:rPr>
-        <w:t>6. DSH Operation. After you are familiar with the various functions on the pages above, users can use this AI Harness to work. For example, if you want to modify a code file in the work area directory, you can directly enter the modification instruction you want in the Harness input box, as shown below, and then click the submit arrow button; it will call the associated large model to do the work!</w:t>
-      </w:r>
-      <w:r>
-        <w:br/>
-      </w:r>
-      <w:r>
-        <w:rPr>
-          <w:rFonts w:hint="eastAsia"/>
-        </w:rPr>
-        <w:t xml:space="preserve">
-        </w:t>
-      </w:r>
-      <w:r>
-        <w:rPr>
-          <w:rFonts w:hint="eastAsia"/>
-        </w:rPr>
-        <w:t xml:space="preserve">
-        </w:t>
-      </w:r>
-      <w:r>
-        <w:rPr>
-          <w:rFonts w:hint="eastAsia"/>
-        </w:rPr>
-        <w:t>
-        </w:t>
-      </w:r>
-      <w:r>
-        <w:rPr>
-          <w:rFonts w:hint="eastAsia"/>
-        </w:rPr>
-        <w:t>
-        </w:t>
-      </w:r>
-      <w:r>
-        <w:rPr>
-          <w:rFonts w:hint="eastAsia"/>
-        </w:rPr>
-        <w:t>
-        </w:t>
-      </w:r>
-      <w:r>
-        <w:rPr>
-          <w:rFonts w:hint="eastAsia"/>
-        </w:rPr>
-        <w:t>
-        </w:t>
-      </w:r>
-      <w:r>
-        <w:rPr>
-          <w:noProof/>
-        </w:rPr>
         <w:drawing>
           <wp:inline distT="0" distB="0" distL="0" distR="0" wp14:anchorId="0B0BCD44" wp14:editId="415BA301">
             <wp:extent cx="5274310" cy="2416810"/>
@@ -2310,28 +2625,9 @@
         </w:rPr>
         <w:t>Of course, in addition to software development, you can also do other work, such as modifying a PPT file, creating a new contract file, and so on. You can also complete the tasks assigned to you here!</w:t>
       </w:r>
-      <w:r>
-        <w:rPr>
-          <w:rFonts w:hint="eastAsia"/>
-        </w:rPr>
-        <w:t>
-        </w:t>
-      </w:r>
-      <w:r>
-        <w:rPr>
-          <w:rFonts w:hint="eastAsia"/>
-        </w:rPr>
-        <w:t>
-        </w:t>
-      </w:r>
     </w:p>
     <w:sectPr>
-      <w:headerReference w:type="even" r:id="rId31"/>
-      <w:headerReference w:type="default" r:id="rId32"/>
-      <w:footerReference w:type="even" r:id="rId33"/>
-      <w:footerReference w:type="default" r:id="rId34"/>
-      <w:headerReference w:type="first" r:id="rId35"/>
-      <w:footerReference w:type="first" r:id="rId36"/>
+      <w:footerReference w:type="default" r:id="rId31"/>
       <w:pgSz w:w="11906" w:h="16838"/>
       <w:pgMar w:top="1440" w:right="1800" w:bottom="1440" w:left="1800" w:header="851" w:footer="992" w:gutter="0"/>
       <w:cols w:space="425"/>
@@ -2373,19 +2669,6 @@
 </file>
 
 <file path=word/footer1.xml><?xml version="1.0" encoding="utf-8"?>
-<w:ftr xmlns:wpc="http://schemas.microsoft.com/office/word/2010/wordprocessingCanvas" xmlns:cx="http://schemas.microsoft.com/office/drawing/2014/chartex" xmlns:cx1="http://schemas.microsoft.com/office/drawing/2015/9/8/chartex" xmlns:cx2="http://schemas.microsoft.com/office/drawing/2015/10/21/chartex" xmlns:cx3="http://schemas.microsoft.com/office/drawing/2016/5/9/chartex" xmlns:cx4="http://schemas.microsoft.com/office/drawing/2016/5/10/chartex" xmlns:cx5="http://schemas.microsoft.com/office/drawing/2016/5/11/chartex" xmlns:cx6="http://schemas.microsoft.com/office/drawing/2016/5/12/chartex" xmlns:cx7="http://schemas.microsoft.com/office/drawing/2016/5/13/chartex" xmlns:cx8="http://schemas.microsoft.com/office/drawing/2016/5/14/chartex" xmlns:mc="http://schemas.openxmlformats.org/markup-compatibility/2006" xmlns:aink="http://schemas.microsoft.com/office/drawing/2016/ink" xmlns:am3d="http://schemas.microsoft.com/office/drawing/2017/model3d" xmlns:o="urn:schemas-microsoft-com:office:office" xmlns:oel="http://schemas.microsoft.com/office/2019/extlst" xmlns:r="http://schemas.openxmlformats.org/officeDocument/2006/relationships" xmlns:m="http://schemas.openxmlformats.org/officeDocument/2006/math" xmlns:v="urn:schemas-microsoft-com:vml" xmlns:wp14="http://schemas.microsoft.com/office/word/2010/wordprocessingDrawing" xmlns:wp="http://schemas.openxmlformats.org/drawingml/2006/wordprocessingDrawing" xmlns:w10="urn:schemas-microsoft-com:office:word" xmlns:w="http://schemas.openxmlformats.org/wordprocessingml/2006/main" xmlns:w14="http://schemas.microsoft.com/office/word/2010/wordml" xmlns:w15="http://schemas.microsoft.com/office/word/2012/wordml" xmlns:w16cex="http://schemas.microsoft.com/office/word/2018/wordml/cex" xmlns:w16cid="http://schemas.microsoft.com/office/word/2016/wordml/cid" xmlns:w16="http://schemas.microsoft.com/office/word/2018/wordml" xmlns:w16du="http://schemas.microsoft.com/office/word/2023/wordml/word16du" xmlns:w16sdtdh="http://schemas.microsoft.com/office/word/2020/wordml/sdtdatahash" xmlns:w16sdtfl="http://schemas.microsoft.com/office/word/2024/wordml/sdtformatlock" xmlns:w16se="http://schemas.microsoft.com/office/word/2015/wordml/symex" xmlns:wpg="http://schemas.microsoft.com/office/word/2010/wordprocessingGroup" xmlns:wpi="http://schemas.microsoft.com/office/word/2010/wordprocessingInk" xmlns:wne="http://schemas.microsoft.com/office/word/2006/wordml" xmlns:wps="http://schemas.microsoft.com/office/word/2010/wordprocessingShape" mc:Ignorable="w14 w15 w16se w16cid w16 w16cex w16sdtdh w16sdtfl w16du wp14">
-  <w:p>
-    <w:pPr>
-      <w:pStyle w:val="af0"/>
-      <w:rPr>
-        <w:rFonts w:hint="eastAsia"/>
-      </w:rPr>
-    </w:pPr>
-  </w:p>
-</w:ftr>
-</file>
-
-<file path=word/footer2.xml><?xml version="1.0" encoding="utf-8"?>
 <w:ftr xmlns:wpc="http://schemas.microsoft.com/office/word/2010/wordprocessingCanvas" xmlns:cx="http://schemas.microsoft.com/office/drawing/2014/chartex" xmlns:cx1="http://schemas.microsoft.com/office/drawing/2015/9/8/chartex" xmlns:cx2="http://schemas.microsoft.com/office/drawing/2015/10/21/chartex" xmlns:cx3="http://schemas.microsoft.com/office/drawing/2016/5/9/chartex" xmlns:cx4="http://schemas.microsoft.com/office/drawing/2016/5/10/chartex" xmlns:cx5="http://schemas.microsoft.com/office/drawing/2016/5/11/chartex" xmlns:cx6="http://schemas.microsoft.com/office/drawing/2016/5/12/chartex" xmlns:cx7="http://schemas.microsoft.com/office/drawing/2016/5/13/chartex" xmlns:cx8="http://schemas.microsoft.com/office/drawing/2016/5/14/chartex" xmlns:mc="http://schemas.openxmlformats.org/markup-compatibility/2006" xmlns:aink="http://schemas.microsoft.com/office/drawing/2016/ink" xmlns:am3d="http://schemas.microsoft.com/office/drawing/2017/model3d" xmlns:o="urn:schemas-microsoft-com:office:office" xmlns:oel="http://schemas.microsoft.com/office/2019/extlst" xmlns:r="http://schemas.openxmlformats.org/officeDocument/2006/relationships" xmlns:m="http://schemas.openxmlformats.org/officeDocument/2006/math" xmlns:v="urn:schemas-microsoft-com:vml" xmlns:wp14="http://schemas.microsoft.com/office/word/2010/wordprocessingDrawing" xmlns:wp="http://schemas.openxmlformats.org/drawingml/2006/wordprocessingDrawing" xmlns:w10="urn:schemas-microsoft-com:office:word" xmlns:w="http://schemas.openxmlformats.org/wordprocessingml/2006/main" xmlns:w14="http://schemas.microsoft.com/office/word/2010/wordml" xmlns:w15="http://schemas.microsoft.com/office/word/2012/wordml" xmlns:w16cex="http://schemas.microsoft.com/office/word/2018/wordml/cex" xmlns:w16cid="http://schemas.microsoft.com/office/word/2016/wordml/cid" xmlns:w16="http://schemas.microsoft.com/office/word/2018/wordml" xmlns:w16du="http://schemas.microsoft.com/office/word/2023/wordml/word16du" xmlns:w16sdtdh="http://schemas.microsoft.com/office/word/2020/wordml/sdtdatahash" xmlns:w16sdtfl="http://schemas.microsoft.com/office/word/2024/wordml/sdtformatlock" xmlns:w16se="http://schemas.microsoft.com/office/word/2015/wordml/symex" xmlns:wpg="http://schemas.microsoft.com/office/word/2010/wordprocessingGroup" xmlns:wpi="http://schemas.microsoft.com/office/word/2010/wordprocessingInk" xmlns:wne="http://schemas.microsoft.com/office/word/2006/wordml" xmlns:wps="http://schemas.microsoft.com/office/word/2010/wordprocessingShape" mc:Ignorable="w14 w15 w16se w16cid w16 w16cex w16sdtdh w16sdtfl w16du wp14">
   <w:sdt>
     <w:sdtPr>
@@ -2525,19 +2808,6 @@
 </w:ftr>
 </file>
 
-<file path=word/footer3.xml><?xml version="1.0" encoding="utf-8"?>
-<w:ftr xmlns:wpc="http://schemas.microsoft.com/office/word/2010/wordprocessingCanvas" xmlns:cx="http://schemas.microsoft.com/office/drawing/2014/chartex" xmlns:cx1="http://schemas.microsoft.com/office/drawing/2015/9/8/chartex" xmlns:cx2="http://schemas.microsoft.com/office/drawing/2015/10/21/chartex" xmlns:cx3="http://schemas.microsoft.com/office/drawing/2016/5/9/chartex" xmlns:cx4="http://schemas.microsoft.com/office/drawing/2016/5/10/chartex" xmlns:cx5="http://schemas.microsoft.com/office/drawing/2016/5/11/chartex" xmlns:cx6="http://schemas.microsoft.com/office/drawing/2016/5/12/chartex" xmlns:cx7="http://schemas.microsoft.com/office/drawing/2016/5/13/chartex" xmlns:cx8="http://schemas.microsoft.com/office/drawing/2016/5/14/chartex" xmlns:mc="http://schemas.openxmlformats.org/markup-compatibility/2006" xmlns:aink="http://schemas.microsoft.com/office/drawing/2016/ink" xmlns:am3d="http://schemas.microsoft.com/office/drawing/2017/model3d" xmlns:o="urn:schemas-microsoft-com:office:office" xmlns:oel="http://schemas.microsoft.com/office/2019/extlst" xmlns:r="http://schemas.openxmlformats.org/officeDocument/2006/relationships" xmlns:m="http://schemas.openxmlformats.org/officeDocument/2006/math" xmlns:v="urn:schemas-microsoft-com:vml" xmlns:wp14="http://schemas.microsoft.com/office/word/2010/wordprocessingDrawing" xmlns:wp="http://schemas.openxmlformats.org/drawingml/2006/wordprocessingDrawing" xmlns:w10="urn:schemas-microsoft-com:office:word" xmlns:w="http://schemas.openxmlformats.org/wordprocessingml/2006/main" xmlns:w14="http://schemas.microsoft.com/office/word/2010/wordml" xmlns:w15="http://schemas.microsoft.com/office/word/2012/wordml" xmlns:w16cex="http://schemas.microsoft.com/office/word/2018/wordml/cex" xmlns:w16cid="http://schemas.microsoft.com/office/word/2016/wordml/cid" xmlns:w16="http://schemas.microsoft.com/office/word/2018/wordml" xmlns:w16du="http://schemas.microsoft.com/office/word/2023/wordml/word16du" xmlns:w16sdtdh="http://schemas.microsoft.com/office/word/2020/wordml/sdtdatahash" xmlns:w16sdtfl="http://schemas.microsoft.com/office/word/2024/wordml/sdtformatlock" xmlns:w16se="http://schemas.microsoft.com/office/word/2015/wordml/symex" xmlns:wpg="http://schemas.microsoft.com/office/word/2010/wordprocessingGroup" xmlns:wpi="http://schemas.microsoft.com/office/word/2010/wordprocessingInk" xmlns:wne="http://schemas.microsoft.com/office/word/2006/wordml" xmlns:wps="http://schemas.microsoft.com/office/word/2010/wordprocessingShape" mc:Ignorable="w14 w15 w16se w16cid w16 w16cex w16sdtdh w16sdtfl w16du wp14">
-  <w:p>
-    <w:pPr>
-      <w:pStyle w:val="af0"/>
-      <w:rPr>
-        <w:rFonts w:hint="eastAsia"/>
-      </w:rPr>
-    </w:pPr>
-  </w:p>
-</w:ftr>
-</file>
-
 <file path=word/footnotes.xml><?xml version="1.0" encoding="utf-8"?>
 <w:footnotes xmlns:wpc="http://schemas.microsoft.com/office/word/2010/wordprocessingCanvas" xmlns:cx="http://schemas.microsoft.com/office/drawing/2014/chartex" xmlns:cx1="http://schemas.microsoft.com/office/drawing/2015/9/8/chartex" xmlns:cx2="http://schemas.microsoft.com/office/drawing/2015/10/21/chartex" xmlns:cx3="http://schemas.microsoft.com/office/drawing/2016/5/9/chartex" xmlns:cx4="http://schemas.microsoft.com/office/drawing/2016/5/10/chartex" xmlns:cx5="http://schemas.microsoft.com/office/drawing/2016/5/11/chartex" xmlns:cx6="http://schemas.microsoft.com/office/drawing/2016/5/12/chartex" xmlns:cx7="http://schemas.microsoft.com/office/drawing/2016/5/13/chartex" xmlns:cx8="http://schemas.microsoft.com/office/drawing/2016/5/14/chartex" xmlns:mc="http://schemas.openxmlformats.org/markup-compatibility/2006" xmlns:aink="http://schemas.microsoft.com/office/drawing/2016/ink" xmlns:am3d="http://schemas.microsoft.com/office/drawing/2017/model3d" xmlns:o="urn:schemas-microsoft-com:office:office" xmlns:oel="http://schemas.microsoft.com/office/2019/extlst" xmlns:r="http://schemas.openxmlformats.org/officeDocument/2006/relationships" xmlns:m="http://schemas.openxmlformats.org/officeDocument/2006/math" xmlns:v="urn:schemas-microsoft-com:vml" xmlns:wp14="http://schemas.microsoft.com/office/word/2010/wordprocessingDrawing" xmlns:wp="http://schemas.openxmlformats.org/drawingml/2006/wordprocessingDrawing" xmlns:w10="urn:schemas-microsoft-com:office:word" xmlns:w="http://schemas.openxmlformats.org/wordprocessingml/2006/main" xmlns:w14="http://schemas.microsoft.com/office/word/2010/wordml" xmlns:w15="http://schemas.microsoft.com/office/word/2012/wordml" xmlns:w16cex="http://schemas.microsoft.com/office/word/2018/wordml/cex" xmlns:w16cid="http://schemas.microsoft.com/office/word/2016/wordml/cid" xmlns:w16="http://schemas.microsoft.com/office/word/2018/wordml" xmlns:w16du="http://schemas.microsoft.com/office/word/2023/wordml/word16du" xmlns:w16sdtdh="http://schemas.microsoft.com/office/word/2020/wordml/sdtdatahash" xmlns:w16sdtfl="http://schemas.microsoft.com/office/word/2024/wordml/sdtformatlock" xmlns:w16se="http://schemas.microsoft.com/office/word/2015/wordml/symex" xmlns:wpg="http://schemas.microsoft.com/office/word/2010/wordprocessingGroup" xmlns:wpi="http://schemas.microsoft.com/office/word/2010/wordprocessingInk" xmlns:wne="http://schemas.microsoft.com/office/word/2006/wordml" xmlns:wps="http://schemas.microsoft.com/office/word/2010/wordprocessingShape" mc:Ignorable="w14 w15 w16se w16cid w16 w16cex w16sdtdh w16sdtfl w16du wp14">
   <w:footnote w:type="separator" w:id="-1">
@@ -2567,45 +2837,6 @@
     </w:p>
   </w:footnote>
 </w:footnotes>
-</file>
-
-<file path=word/header1.xml><?xml version="1.0" encoding="utf-8"?>
-<w:hdr xmlns:wpc="http://schemas.microsoft.com/office/word/2010/wordprocessingCanvas" xmlns:cx="http://schemas.microsoft.com/office/drawing/2014/chartex" xmlns:cx1="http://schemas.microsoft.com/office/drawing/2015/9/8/chartex" xmlns:cx2="http://schemas.microsoft.com/office/drawing/2015/10/21/chartex" xmlns:cx3="http://schemas.microsoft.com/office/drawing/2016/5/9/chartex" xmlns:cx4="http://schemas.microsoft.com/office/drawing/2016/5/10/chartex" xmlns:cx5="http://schemas.microsoft.com/office/drawing/2016/5/11/chartex" xmlns:cx6="http://schemas.microsoft.com/office/drawing/2016/5/12/chartex" xmlns:cx7="http://schemas.microsoft.com/office/drawing/2016/5/13/chartex" xmlns:cx8="http://schemas.microsoft.com/office/drawing/2016/5/14/chartex" xmlns:mc="http://schemas.openxmlformats.org/markup-compatibility/2006" xmlns:aink="http://schemas.microsoft.com/office/drawing/2016/ink" xmlns:am3d="http://schemas.microsoft.com/office/drawing/2017/model3d" xmlns:o="urn:schemas-microsoft-com:office:office" xmlns:oel="http://schemas.microsoft.com/office/2019/extlst" xmlns:r="http://schemas.openxmlformats.org/officeDocument/2006/relationships" xmlns:m="http://schemas.openxmlformats.org/officeDocument/2006/math" xmlns:v="urn:schemas-microsoft-com:vml" xmlns:wp14="http://schemas.microsoft.com/office/word/2010/wordprocessingDrawing" xmlns:wp="http://schemas.openxmlformats.org/drawingml/2006/wordprocessingDrawing" xmlns:w10="urn:schemas-microsoft-com:office:word" xmlns:w="http://schemas.openxmlformats.org/wordprocessingml/2006/main" xmlns:w14="http://schemas.microsoft.com/office/word/2010/wordml" xmlns:w15="http://schemas.microsoft.com/office/word/2012/wordml" xmlns:w16cex="http://schemas.microsoft.com/office/word/2018/wordml/cex" xmlns:w16cid="http://schemas.microsoft.com/office/word/2016/wordml/cid" xmlns:w16="http://schemas.microsoft.com/office/word/2018/wordml" xmlns:w16du="http://schemas.microsoft.com/office/word/2023/wordml/word16du" xmlns:w16sdtdh="http://schemas.microsoft.com/office/word/2020/wordml/sdtdatahash" xmlns:w16sdtfl="http://schemas.microsoft.com/office/word/2024/wordml/sdtformatlock" xmlns:w16se="http://schemas.microsoft.com/office/word/2015/wordml/symex" xmlns:wpg="http://schemas.microsoft.com/office/word/2010/wordprocessingGroup" xmlns:wpi="http://schemas.microsoft.com/office/word/2010/wordprocessingInk" xmlns:wne="http://schemas.microsoft.com/office/word/2006/wordml" xmlns:wps="http://schemas.microsoft.com/office/word/2010/wordprocessingShape" mc:Ignorable="w14 w15 w16se w16cid w16 w16cex w16sdtdh w16sdtfl w16du wp14">
-  <w:p>
-    <w:pPr>
-      <w:pStyle w:val="ae"/>
-      <w:rPr>
-        <w:rFonts w:hint="eastAsia"/>
-      </w:rPr>
-    </w:pPr>
-  </w:p>
-</w:hdr>
-</file>
-
-<file path=word/header2.xml><?xml version="1.0" encoding="utf-8"?>
-<w:hdr xmlns:wpc="http://schemas.microsoft.com/office/word/2010/wordprocessingCanvas" xmlns:cx="http://schemas.microsoft.com/office/drawing/2014/chartex" xmlns:cx1="http://schemas.microsoft.com/office/drawing/2015/9/8/chartex" xmlns:cx2="http://schemas.microsoft.com/office/drawing/2015/10/21/chartex" xmlns:cx3="http://schemas.microsoft.com/office/drawing/2016/5/9/chartex" xmlns:cx4="http://schemas.microsoft.com/office/drawing/2016/5/10/chartex" xmlns:cx5="http://schemas.microsoft.com/office/drawing/2016/5/11/chartex" xmlns:cx6="http://schemas.microsoft.com/office/drawing/2016/5/12/chartex" xmlns:cx7="http://schemas.microsoft.com/office/drawing/2016/5/13/chartex" xmlns:cx8="http://schemas.microsoft.com/office/drawing/2016/5/14/chartex" xmlns:mc="http://schemas.openxmlformats.org/markup-compatibility/2006" xmlns:aink="http://schemas.microsoft.com/office/drawing/2016/ink" xmlns:am3d="http://schemas.microsoft.com/office/drawing/2017/model3d" xmlns:o="urn:schemas-microsoft-com:office:office" xmlns:oel="http://schemas.microsoft.com/office/2019/extlst" xmlns:r="http://schemas.openxmlformats.org/officeDocument/2006/relationships" xmlns:m="http://schemas.openxmlformats.org/officeDocument/2006/math" xmlns:v="urn:schemas-microsoft-com:vml" xmlns:wp14="http://schemas.microsoft.com/office/word/2010/wordprocessingDrawing" xmlns:wp="http://schemas.openxmlformats.org/drawingml/2006/wordprocessingDrawing" xmlns:w10="urn:schemas-microsoft-com:office:word" xmlns:w="http://schemas.openxmlformats.org/wordprocessingml/2006/main" xmlns:w14="http://schemas.microsoft.com/office/word/2010/wordml" xmlns:w15="http://schemas.microsoft.com/office/word/2012/wordml" xmlns:w16cex="http://schemas.microsoft.com/office/word/2018/wordml/cex" xmlns:w16cid="http://schemas.microsoft.com/office/word/2016/wordml/cid" xmlns:w16="http://schemas.microsoft.com/office/word/2018/wordml" xmlns:w16du="http://schemas.microsoft.com/office/word/2023/wordml/word16du" xmlns:w16sdtdh="http://schemas.microsoft.com/office/word/2020/wordml/sdtdatahash" xmlns:w16sdtfl="http://schemas.microsoft.com/office/word/2024/wordml/sdtformatlock" xmlns:w16se="http://schemas.microsoft.com/office/word/2015/wordml/symex" xmlns:wpg="http://schemas.microsoft.com/office/word/2010/wordprocessingGroup" xmlns:wpi="http://schemas.microsoft.com/office/word/2010/wordprocessingInk" xmlns:wne="http://schemas.microsoft.com/office/word/2006/wordml" xmlns:wps="http://schemas.microsoft.com/office/word/2010/wordprocessingShape" mc:Ignorable="w14 w15 w16se w16cid w16 w16cex w16sdtdh w16sdtfl w16du wp14">
-  <w:p>
-    <w:pPr>
-      <w:pStyle w:val="ae"/>
-      <w:rPr>
-        <w:rFonts w:hint="eastAsia"/>
-      </w:rPr>
-    </w:pPr>
-  </w:p>
-</w:hdr>
-</file>
-
-<file path=word/header3.xml><?xml version="1.0" encoding="utf-8"?>
-<w:hdr xmlns:wpc="http://schemas.microsoft.com/office/word/2010/wordprocessingCanvas" xmlns:cx="http://schemas.microsoft.com/office/drawing/2014/chartex" xmlns:cx1="http://schemas.microsoft.com/office/drawing/2015/9/8/chartex" xmlns:cx2="http://schemas.microsoft.com/office/drawing/2015/10/21/chartex" xmlns:cx3="http://schemas.microsoft.com/office/drawing/2016/5/9/chartex" xmlns:cx4="http://schemas.microsoft.com/office/drawing/2016/5/10/chartex" xmlns:cx5="http://schemas.microsoft.com/office/drawing/2016/5/11/chartex" xmlns:cx6="http://schemas.microsoft.com/office/drawing/2016/5/12/chartex" xmlns:cx7="http://schemas.microsoft.com/office/drawing/2016/5/13/chartex" xmlns:cx8="http://schemas.microsoft.com/office/drawing/2016/5/14/chartex" xmlns:mc="http://schemas.openxmlformats.org/markup-compatibility/2006" xmlns:aink="http://schemas.microsoft.com/office/drawing/2016/ink" xmlns:am3d="http://schemas.microsoft.com/office/drawing/2017/model3d" xmlns:o="urn:schemas-microsoft-com:office:office" xmlns:oel="http://schemas.microsoft.com/office/2019/extlst" xmlns:r="http://schemas.openxmlformats.org/officeDocument/2006/relationships" xmlns:m="http://schemas.openxmlformats.org/officeDocument/2006/math" xmlns:v="urn:schemas-microsoft-com:vml" xmlns:wp14="http://schemas.microsoft.com/office/word/2010/wordprocessingDrawing" xmlns:wp="http://schemas.openxmlformats.org/drawingml/2006/wordprocessingDrawing" xmlns:w10="urn:schemas-microsoft-com:office:word" xmlns:w="http://schemas.openxmlformats.org/wordprocessingml/2006/main" xmlns:w14="http://schemas.microsoft.com/office/word/2010/wordml" xmlns:w15="http://schemas.microsoft.com/office/word/2012/wordml" xmlns:w16cex="http://schemas.microsoft.com/office/word/2018/wordml/cex" xmlns:w16cid="http://schemas.microsoft.com/office/word/2016/wordml/cid" xmlns:w16="http://schemas.microsoft.com/office/word/2018/wordml" xmlns:w16du="http://schemas.microsoft.com/office/word/2023/wordml/word16du" xmlns:w16sdtdh="http://schemas.microsoft.com/office/word/2020/wordml/sdtdatahash" xmlns:w16sdtfl="http://schemas.microsoft.com/office/word/2024/wordml/sdtformatlock" xmlns:w16se="http://schemas.microsoft.com/office/word/2015/wordml/symex" xmlns:wpg="http://schemas.microsoft.com/office/word/2010/wordprocessingGroup" xmlns:wpi="http://schemas.microsoft.com/office/word/2010/wordprocessingInk" xmlns:wne="http://schemas.microsoft.com/office/word/2006/wordml" xmlns:wps="http://schemas.microsoft.com/office/word/2010/wordprocessingShape" mc:Ignorable="w14 w15 w16se w16cid w16 w16cex w16sdtdh w16sdtfl w16du wp14">
-  <w:p>
-    <w:pPr>
-      <w:pStyle w:val="ae"/>
-      <w:rPr>
-        <w:rFonts w:hint="eastAsia"/>
-      </w:rPr>
-    </w:pPr>
-  </w:p>
-</w:hdr>
 </file>
 
 <file path=word/numbering.xml><?xml version="1.0" encoding="utf-8"?>

--- a/WordFile/USER_GUIDE.docx
+++ b/WordFile/USER_GUIDE.docx
@@ -81,6 +81,11 @@
       </w:r>
     </w:p>
     <w:p>
+      <w:pPr>
+        <w:rPr>
+          <w:rFonts w:hint="eastAsia"/>
+        </w:rPr>
+      </w:pPr>
       <w:r>
         <w:rPr>
           <w:rFonts w:hint="eastAsia"/>
@@ -91,78 +96,494 @@
         <w:rPr>
           <w:rFonts w:hint="eastAsia"/>
         </w:rPr>
-        <w:t>Installation</w:t>
-      </w:r>
+        <w:t xml:space="preserve">Installation </w:t>
+      </w:r>
+    </w:p>
+    <w:p>
+      <w:pPr>
+        <w:rPr>
+          <w:rFonts w:hint="eastAsia"/>
+        </w:rPr>
+      </w:pPr>
+      <w:r>
+        <w:rPr>
+          <w:rFonts w:hint="eastAsia"/>
+        </w:rPr>
+        <w:t>- [2. Platform Login</w:t>
+      </w:r>
+    </w:p>
+    <w:p>
+      <w:pPr>
+        <w:rPr>
+          <w:rFonts w:hint="eastAsia"/>
+        </w:rPr>
+      </w:pPr>
+      <w:r>
+        <w:rPr>
+          <w:rFonts w:hint="eastAsia"/>
+        </w:rPr>
+        <w:t>- [3. Management Page</w:t>
+      </w:r>
+    </w:p>
+    <w:p>
+      <w:pPr>
+        <w:rPr>
+          <w:rFonts w:hint="eastAsia"/>
+        </w:rPr>
+      </w:pPr>
+      <w:r>
+        <w:rPr>
+          <w:rFonts w:hint="eastAsia"/>
+        </w:rPr>
+        <w:t>- [4. DSH Workbench</w:t>
+      </w:r>
+    </w:p>
+    <w:p>
+      <w:pPr>
+        <w:rPr>
+          <w:rFonts w:hint="eastAsia"/>
+        </w:rPr>
+      </w:pPr>
+      <w:r>
+        <w:rPr>
+          <w:rFonts w:hint="eastAsia"/>
+        </w:rPr>
+        <w:t>- [5. Member Work</w:t>
+      </w:r>
+    </w:p>
+    <w:p>
+      <w:pPr>
+        <w:rPr>
+          <w:rFonts w:hint="eastAsia"/>
+        </w:rPr>
+      </w:pPr>
+      <w:r>
+        <w:rPr>
+          <w:rFonts w:hint="eastAsia"/>
+        </w:rPr>
+        <w:t>- [6. DSH Operation</w:t>
+      </w:r>
+    </w:p>
+    <w:p>
+      <w:pPr>
+        <w:ind w:firstLineChars="200" w:firstLine="440"/>
+        <w:rPr>
+          <w:rFonts w:hint="eastAsia"/>
+        </w:rPr>
+      </w:pPr>
+      <w:r>
+        <w:rPr>
+          <w:rFonts w:hint="eastAsia"/>
+        </w:rPr>
+        <w:t>This guide is intended for end users and clearly explains the entire process: Installation → Login → Opening the Workspace → File Management / My Tasks → Admin Task Assignment, Instance Management, Language Switching → Member DSH Usage**.</w:t>
+      </w:r>
+    </w:p>
+    <w:p>
+      <w:pPr>
+        <w:rPr>
+          <w:rFonts w:hint="eastAsia"/>
+        </w:rPr>
+      </w:pPr>
+      <w:r>
+        <w:rPr>
+          <w:rFonts w:hint="eastAsia"/>
+        </w:rPr>
+        <w:t>I. Installation</w:t>
+      </w:r>
+    </w:p>
+    <w:p>
+      <w:pPr>
+        <w:ind w:firstLineChars="300" w:firstLine="660"/>
+        <w:rPr>
+          <w:rFonts w:hint="eastAsia"/>
+        </w:rPr>
+      </w:pPr>
+      <w:proofErr w:type="spellStart"/>
+      <w:r>
+        <w:rPr>
+          <w:rFonts w:hint="eastAsia"/>
+        </w:rPr>
+        <w:t>TakeTopDSH</w:t>
+      </w:r>
+      <w:proofErr w:type="spellEnd"/>
+      <w:r>
+        <w:rPr>
+          <w:rFonts w:hint="eastAsia"/>
+        </w:rPr>
+        <w:t xml:space="preserve"> Team is a portable software that requires no installation—just copy and use. Follow these steps: Copy the `</w:t>
+      </w:r>
+      <w:proofErr w:type="spellStart"/>
+      <w:r>
+        <w:rPr>
+          <w:rFonts w:hint="eastAsia"/>
+        </w:rPr>
+        <w:t>TakeTopDshTeam</w:t>
+      </w:r>
+      <w:proofErr w:type="spellEnd"/>
+      <w:r>
+        <w:rPr>
+          <w:rFonts w:hint="eastAsia"/>
+        </w:rPr>
+        <w:t>` folder to the target machine → On Windows, double-click `start.bat` / On macOS/Linux, run `./start.sh` → Open your browser and go to `http://127.0.0.1:46001` → Click **"Open DSH"** to start using it. Detailed instructions are as follows:</w:t>
+      </w:r>
+    </w:p>
+    <w:p>
+      <w:pPr>
+        <w:rPr>
+          <w:rFonts w:hint="eastAsia"/>
+        </w:rPr>
+      </w:pPr>
+      <w:r>
+        <w:rPr>
+          <w:rFonts w:hint="eastAsia"/>
+        </w:rPr>
+        <w:t>1-1 Windows</w:t>
+      </w:r>
+    </w:p>
+    <w:p>
+      <w:pPr>
+        <w:rPr>
+          <w:rFonts w:hint="eastAsia"/>
+        </w:rPr>
+      </w:pPr>
+      <w:r>
+        <w:rPr>
+          <w:rFonts w:hint="eastAsia"/>
+        </w:rPr>
+        <w:t>- 1-1-1. Copy the entire `</w:t>
+      </w:r>
+      <w:proofErr w:type="spellStart"/>
+      <w:r>
+        <w:rPr>
+          <w:rFonts w:hint="eastAsia"/>
+        </w:rPr>
+        <w:t>TakeTopDshTeam</w:t>
+      </w:r>
+      <w:proofErr w:type="spellEnd"/>
+      <w:r>
+        <w:rPr>
+          <w:rFonts w:hint="eastAsia"/>
+        </w:rPr>
+        <w:t>` folder to the target computer.</w:t>
+      </w:r>
+    </w:p>
+    <w:p>
+      <w:pPr>
+        <w:rPr>
+          <w:rFonts w:hint="eastAsia"/>
+        </w:rPr>
+      </w:pPr>
+      <w:r>
+        <w:rPr>
+          <w:rFonts w:hint="eastAsia"/>
+        </w:rPr>
+        <w:t>- 1-1-2. Double-click **`start.bat`** (or right-click → select "Run as administrator" if the port is occupied).</w:t>
+      </w:r>
+    </w:p>
+    <w:p>
+      <w:pPr>
+        <w:rPr>
+          <w:rFonts w:hint="eastAsia"/>
+        </w:rPr>
+      </w:pPr>
+      <w:r>
+        <w:rPr>
+          <w:rFonts w:hint="eastAsia"/>
+        </w:rPr>
+        <w:t>- 1-1-3. The browser will automatically open the login page at `http://127.0.0.1:46001`.</w:t>
+      </w:r>
+    </w:p>
+    <w:p>
+      <w:pPr>
+        <w:rPr>
+          <w:rFonts w:hint="eastAsia"/>
+        </w:rPr>
+      </w:pPr>
+    </w:p>
+    <w:p>
+      <w:pPr>
+        <w:rPr>
+          <w:rFonts w:hint="eastAsia"/>
+        </w:rPr>
+      </w:pPr>
+      <w:r>
+        <w:rPr>
+          <w:rFonts w:hint="eastAsia"/>
+        </w:rPr>
+        <w:t>1-2 macOS (Apple Silicon, arm64)</w:t>
+      </w:r>
+    </w:p>
+    <w:p>
+      <w:pPr>
+        <w:rPr>
+          <w:rFonts w:hint="eastAsia"/>
+        </w:rPr>
+      </w:pPr>
+      <w:r>
+        <w:rPr>
+          <w:rFonts w:hint="eastAsia"/>
+        </w:rPr>
+        <w:t>- 1-2-1. Copy the entire `</w:t>
+      </w:r>
+      <w:proofErr w:type="spellStart"/>
+      <w:r>
+        <w:rPr>
+          <w:rFonts w:hint="eastAsia"/>
+        </w:rPr>
+        <w:t>TakeTopDshTeam</w:t>
+      </w:r>
+      <w:proofErr w:type="spellEnd"/>
+      <w:r>
+        <w:rPr>
+          <w:rFonts w:hint="eastAsia"/>
+        </w:rPr>
+        <w:t>` folder to the target Mac.</w:t>
+      </w:r>
+    </w:p>
+    <w:p>
+      <w:pPr>
+        <w:rPr>
+          <w:rFonts w:hint="eastAsia"/>
+        </w:rPr>
+      </w:pPr>
+      <w:r>
+        <w:rPr>
+          <w:rFonts w:hint="eastAsia"/>
+        </w:rPr>
+        <w:t>- 1-2-2. Open Terminal, navigate to the folder:</w:t>
+      </w:r>
+    </w:p>
+    <w:p>
+      <w:pPr>
+        <w:rPr>
+          <w:rFonts w:hint="eastAsia"/>
+        </w:rPr>
+      </w:pPr>
+      <w:r>
+        <w:rPr>
+          <w:rFonts w:hint="eastAsia"/>
+        </w:rPr>
+        <w:t xml:space="preserve">  bash</w:t>
+      </w:r>
+      <w:r>
+        <w:rPr>
+          <w:rFonts w:hint="eastAsia"/>
+        </w:rPr>
+        <w:t xml:space="preserve"> cd /path/to/</w:t>
+      </w:r>
+      <w:proofErr w:type="spellStart"/>
+      <w:r>
+        <w:rPr>
+          <w:rFonts w:hint="eastAsia"/>
+        </w:rPr>
+        <w:t>TakeTopDshTeam</w:t>
+      </w:r>
+      <w:proofErr w:type="spellEnd"/>
       <w:r>
         <w:rPr>
           <w:rFonts w:hint="eastAsia"/>
         </w:rPr>
         <w:t xml:space="preserve"> </w:t>
       </w:r>
-    </w:p>
-    <w:p>
-      <w:pPr>
-        <w:rPr>
-          <w:rFonts w:hint="eastAsia"/>
-        </w:rPr>
-      </w:pPr>
-      <w:r>
-        <w:rPr>
-          <w:rFonts w:hint="eastAsia"/>
-        </w:rPr>
-        <w:t>- [2. Platform Login</w:t>
-      </w:r>
-    </w:p>
-    <w:p>
-      <w:pPr>
-        <w:rPr>
-          <w:rFonts w:hint="eastAsia"/>
-        </w:rPr>
-      </w:pPr>
-      <w:r>
-        <w:rPr>
-          <w:rFonts w:hint="eastAsia"/>
-        </w:rPr>
-        <w:t>- [3. Management Page</w:t>
-      </w:r>
-    </w:p>
-    <w:p>
-      <w:pPr>
-        <w:rPr>
-          <w:rFonts w:hint="eastAsia"/>
-        </w:rPr>
-      </w:pPr>
-      <w:r>
-        <w:rPr>
-          <w:rFonts w:hint="eastAsia"/>
-        </w:rPr>
-        <w:t>- [4. DSH Workbench</w:t>
-      </w:r>
-    </w:p>
-    <w:p>
-      <w:pPr>
-        <w:rPr>
-          <w:rFonts w:hint="eastAsia"/>
-        </w:rPr>
-      </w:pPr>
-      <w:r>
-        <w:rPr>
-          <w:rFonts w:hint="eastAsia"/>
-        </w:rPr>
-        <w:t>- [5. Member Work</w:t>
-      </w:r>
-    </w:p>
-    <w:p>
-      <w:pPr>
-        <w:rPr>
-          <w:rFonts w:hint="eastAsia"/>
-        </w:rPr>
-      </w:pPr>
-      <w:r>
-        <w:rPr>
-          <w:rFonts w:hint="eastAsia"/>
-        </w:rPr>
-        <w:t>- [6. DSH Operation</w:t>
+      <w:proofErr w:type="spellStart"/>
+      <w:r>
+        <w:rPr>
+          <w:rFonts w:hint="eastAsia"/>
+        </w:rPr>
+        <w:t>chmod</w:t>
+      </w:r>
+      <w:proofErr w:type="spellEnd"/>
+      <w:r>
+        <w:rPr>
+          <w:rFonts w:hint="eastAsia"/>
+        </w:rPr>
+        <w:t xml:space="preserve"> +x start.sh./start.sh</w:t>
+      </w:r>
+    </w:p>
+    <w:p>
+      <w:pPr>
+        <w:rPr>
+          <w:rFonts w:hint="eastAsia"/>
+        </w:rPr>
+      </w:pPr>
+      <w:r>
+        <w:rPr>
+          <w:rFonts w:hint="eastAsia"/>
+        </w:rPr>
+        <w:t xml:space="preserve"> </w:t>
+      </w:r>
+    </w:p>
+    <w:p>
+      <w:pPr>
+        <w:rPr>
+          <w:rFonts w:hint="eastAsia"/>
+        </w:rPr>
+      </w:pPr>
+      <w:r>
+        <w:rPr>
+          <w:rFonts w:hint="eastAsia"/>
+        </w:rPr>
+        <w:t>- 1-2-3. On first run, it will automatically extract Node and install `@deepseek-ai/dsh` (**requires an internet connection once**).</w:t>
+      </w:r>
+    </w:p>
+    <w:p>
+      <w:pPr>
+        <w:rPr>
+          <w:rFonts w:hint="eastAsia"/>
+        </w:rPr>
+      </w:pPr>
+      <w:r>
+        <w:rPr>
+          <w:rFonts w:hint="eastAsia"/>
+        </w:rPr>
+        <w:t>- 1-2-4. The browser will automatically open the login page at `http://127.0.0.1:46001`.</w:t>
+      </w:r>
+    </w:p>
+    <w:p>
+      <w:pPr>
+        <w:rPr>
+          <w:rFonts w:hint="eastAsia"/>
+        </w:rPr>
+      </w:pPr>
+    </w:p>
+    <w:p>
+      <w:pPr>
+        <w:rPr>
+          <w:rFonts w:hint="eastAsia"/>
+        </w:rPr>
+      </w:pPr>
+      <w:r>
+        <w:rPr>
+          <w:rFonts w:hint="eastAsia"/>
+        </w:rPr>
+        <w:t>1-3 Linux (x64 / arm64)**</w:t>
+      </w:r>
+    </w:p>
+    <w:p>
+      <w:pPr>
+        <w:rPr>
+          <w:rFonts w:hint="eastAsia"/>
+        </w:rPr>
+      </w:pPr>
+      <w:r>
+        <w:rPr>
+          <w:rFonts w:hint="eastAsia"/>
+        </w:rPr>
+        <w:t>- 1-3-1. Copy the entire `</w:t>
+      </w:r>
+      <w:proofErr w:type="spellStart"/>
+      <w:r>
+        <w:rPr>
+          <w:rFonts w:hint="eastAsia"/>
+        </w:rPr>
+        <w:t>TakeTopDshTeam</w:t>
+      </w:r>
+      <w:proofErr w:type="spellEnd"/>
+      <w:r>
+        <w:rPr>
+          <w:rFonts w:hint="eastAsia"/>
+        </w:rPr>
+        <w:t>` folder to the target machine.</w:t>
+      </w:r>
+    </w:p>
+    <w:p>
+      <w:pPr>
+        <w:rPr>
+          <w:rFonts w:hint="eastAsia"/>
+        </w:rPr>
+      </w:pPr>
+      <w:r>
+        <w:rPr>
+          <w:rFonts w:hint="eastAsia"/>
+        </w:rPr>
+        <w:t>- 1-3-2. Open Terminal, navigate to the folder:</w:t>
+      </w:r>
+    </w:p>
+    <w:p>
+      <w:pPr>
+        <w:rPr>
+          <w:rFonts w:hint="eastAsia"/>
+        </w:rPr>
+      </w:pPr>
+      <w:r>
+        <w:rPr>
+          <w:rFonts w:hint="eastAsia"/>
+        </w:rPr>
+        <w:t xml:space="preserve">  bash cd /path/to/</w:t>
+      </w:r>
+      <w:proofErr w:type="spellStart"/>
+      <w:r>
+        <w:rPr>
+          <w:rFonts w:hint="eastAsia"/>
+        </w:rPr>
+        <w:t>TakeTopDshTeam</w:t>
+      </w:r>
+      <w:proofErr w:type="spellEnd"/>
+      <w:r>
+        <w:rPr>
+          <w:rFonts w:hint="eastAsia"/>
+        </w:rPr>
+        <w:t xml:space="preserve"> </w:t>
+      </w:r>
+      <w:proofErr w:type="spellStart"/>
+      <w:r>
+        <w:rPr>
+          <w:rFonts w:hint="eastAsia"/>
+        </w:rPr>
+        <w:t>chmod</w:t>
+      </w:r>
+      <w:proofErr w:type="spellEnd"/>
+      <w:r>
+        <w:rPr>
+          <w:rFonts w:hint="eastAsia"/>
+        </w:rPr>
+        <w:t xml:space="preserve"> +x start.sh./start.sh</w:t>
+      </w:r>
+    </w:p>
+    <w:p>
+      <w:pPr>
+        <w:rPr>
+          <w:rFonts w:hint="eastAsia"/>
+        </w:rPr>
+      </w:pPr>
+      <w:r>
+        <w:rPr>
+          <w:rFonts w:hint="eastAsia"/>
+        </w:rPr>
+        <w:t>- 1-3-3. On first run, it automatically extracts Node (**already bundled, no download required**); only native dependencies for `@deepseek-ai/dsh` need **one-time online installation**, after which it works offline.</w:t>
+      </w:r>
+    </w:p>
+    <w:p>
+      <w:pPr>
+        <w:rPr>
+          <w:rFonts w:hint="eastAsia"/>
+        </w:rPr>
+      </w:pPr>
+      <w:r>
+        <w:rPr>
+          <w:rFonts w:hint="eastAsia"/>
+        </w:rPr>
+        <w:t>- 1-3-4. The browser will automatically open the login page at `http://127.0.0.1:46001`.</w:t>
+      </w:r>
+    </w:p>
+    <w:p>
+      <w:pPr>
+        <w:rPr>
+          <w:rFonts w:hint="eastAsia"/>
+        </w:rPr>
+      </w:pPr>
+    </w:p>
+    <w:p>
+      <w:pPr>
+        <w:rPr>
+          <w:rFonts w:hint="eastAsia"/>
+        </w:rPr>
+      </w:pPr>
+      <w:r>
+        <w:rPr>
+          <w:rFonts w:hint="eastAsia"/>
+        </w:rPr>
+        <w:t>2. Platform Login</w:t>
       </w:r>
     </w:p>
     <w:p>
@@ -173,408 +594,15 @@
         </w:rPr>
       </w:pPr>
       <w:r>
-        <w:rPr>
-          <w:rFonts w:hint="eastAsia"/>
-        </w:rPr>
-        <w:t>This guide is intended for end users and clearly explains the entire process: Installation → Login → Opening the Workspace → File Management / My Tasks → Admin Task Assignment, Instance Management, Language Switching → Member DSH Usage**.</w:t>
-      </w:r>
-    </w:p>
-    <w:p>
-      <w:pPr>
-        <w:rPr>
-          <w:rFonts w:hint="eastAsia"/>
-        </w:rPr>
-      </w:pPr>
-      <w:r>
-        <w:rPr>
-          <w:rFonts w:hint="eastAsia"/>
-        </w:rPr>
-        <w:t>I. Installation</w:t>
-      </w:r>
-    </w:p>
-    <w:p>
-      <w:pPr>
-        <w:ind w:firstLineChars="300" w:firstLine="660"/>
-        <w:rPr>
-          <w:rFonts w:hint="eastAsia"/>
-        </w:rPr>
-      </w:pPr>
+        <w:t>Each time you restart your computer, open the </w:t>
+      </w:r>
       <w:proofErr w:type="spellStart"/>
       <w:r>
-        <w:rPr>
-          <w:rFonts w:hint="eastAsia"/>
-        </w:rPr>
-        <w:t>TakeTopDSH</w:t>
+        <w:t>TakeTopDshTeam</w:t>
       </w:r>
       <w:proofErr w:type="spellEnd"/>
       <w:r>
-        <w:rPr>
-          <w:rFonts w:hint="eastAsia"/>
-        </w:rPr>
-        <w:t xml:space="preserve"> Team is a portable software that requires no installation—just copy and use. Follow these steps: Copy the `</w:t>
-      </w:r>
-      <w:proofErr w:type="spellStart"/>
-      <w:r>
-        <w:rPr>
-          <w:rFonts w:hint="eastAsia"/>
-        </w:rPr>
-        <w:t>TakeTopDshTeam</w:t>
-      </w:r>
-      <w:proofErr w:type="spellEnd"/>
-      <w:r>
-        <w:rPr>
-          <w:rFonts w:hint="eastAsia"/>
-        </w:rPr>
-        <w:t>` folder to the target machine → On Windows, double-click `start.bat` / On macOS/Linux, run `./start.sh` → Open your browser and go to `http://127.0.0.1:46001` → Click **"Open DSH"** to start using it. Detailed instructions are as follows:</w:t>
-      </w:r>
-    </w:p>
-    <w:p>
-      <w:pPr>
-        <w:rPr>
-          <w:rFonts w:hint="eastAsia"/>
-        </w:rPr>
-      </w:pPr>
-      <w:r>
-        <w:rPr>
-          <w:rFonts w:hint="eastAsia"/>
-        </w:rPr>
-        <w:t>1-1 Windows</w:t>
-      </w:r>
-    </w:p>
-    <w:p>
-      <w:pPr>
-        <w:rPr>
-          <w:rFonts w:hint="eastAsia"/>
-        </w:rPr>
-      </w:pPr>
-      <w:r>
-        <w:rPr>
-          <w:rFonts w:hint="eastAsia"/>
-        </w:rPr>
-        <w:t>- 1-1-1. Copy the entire `</w:t>
-      </w:r>
-      <w:proofErr w:type="spellStart"/>
-      <w:r>
-        <w:rPr>
-          <w:rFonts w:hint="eastAsia"/>
-        </w:rPr>
-        <w:t>TakeTopDshTeam</w:t>
-      </w:r>
-      <w:proofErr w:type="spellEnd"/>
-      <w:r>
-        <w:rPr>
-          <w:rFonts w:hint="eastAsia"/>
-        </w:rPr>
-        <w:t>` folder to the target computer.</w:t>
-      </w:r>
-    </w:p>
-    <w:p>
-      <w:pPr>
-        <w:rPr>
-          <w:rFonts w:hint="eastAsia"/>
-        </w:rPr>
-      </w:pPr>
-      <w:r>
-        <w:rPr>
-          <w:rFonts w:hint="eastAsia"/>
-        </w:rPr>
-        <w:t>- 1-1-2. Double-click **`start.bat`** (or right-click → select "Run as administrator" if the port is occupied).</w:t>
-      </w:r>
-    </w:p>
-    <w:p>
-      <w:pPr>
-        <w:rPr>
-          <w:rFonts w:hint="eastAsia"/>
-        </w:rPr>
-      </w:pPr>
-      <w:r>
-        <w:rPr>
-          <w:rFonts w:hint="eastAsia"/>
-        </w:rPr>
-        <w:t>- 1-1-3. The browser will automatically open the login page at `http://127.0.0.1:46001`.</w:t>
-      </w:r>
-    </w:p>
-    <w:p>
-      <w:pPr>
-        <w:rPr>
-          <w:rFonts w:hint="eastAsia"/>
-        </w:rPr>
-      </w:pPr>
-    </w:p>
-    <w:p>
-      <w:pPr>
-        <w:rPr>
-          <w:rFonts w:hint="eastAsia"/>
-        </w:rPr>
-      </w:pPr>
-      <w:r>
-        <w:rPr>
-          <w:rFonts w:hint="eastAsia"/>
-        </w:rPr>
-        <w:t>1-2 macOS (Apple Silicon, arm64)</w:t>
-      </w:r>
-    </w:p>
-    <w:p>
-      <w:pPr>
-        <w:rPr>
-          <w:rFonts w:hint="eastAsia"/>
-        </w:rPr>
-      </w:pPr>
-      <w:r>
-        <w:rPr>
-          <w:rFonts w:hint="eastAsia"/>
-        </w:rPr>
-        <w:t>- 1-2-1. Copy the entire `</w:t>
-      </w:r>
-      <w:proofErr w:type="spellStart"/>
-      <w:r>
-        <w:rPr>
-          <w:rFonts w:hint="eastAsia"/>
-        </w:rPr>
-        <w:t>TakeTopDshTeam</w:t>
-      </w:r>
-      <w:proofErr w:type="spellEnd"/>
-      <w:r>
-        <w:rPr>
-          <w:rFonts w:hint="eastAsia"/>
-        </w:rPr>
-        <w:t>` folder to the target Mac.</w:t>
-      </w:r>
-    </w:p>
-    <w:p>
-      <w:pPr>
-        <w:rPr>
-          <w:rFonts w:hint="eastAsia"/>
-        </w:rPr>
-      </w:pPr>
-      <w:r>
-        <w:rPr>
-          <w:rFonts w:hint="eastAsia"/>
-        </w:rPr>
-        <w:lastRenderedPageBreak/>
-        <w:t>- 1-2-2. Open Terminal, navigate to the folder:</w:t>
-      </w:r>
-    </w:p>
-    <w:p>
-      <w:pPr>
-        <w:rPr>
-          <w:rFonts w:hint="eastAsia"/>
-        </w:rPr>
-      </w:pPr>
-      <w:r>
-        <w:rPr>
-          <w:rFonts w:hint="eastAsia"/>
-        </w:rPr>
-        <w:t xml:space="preserve">  bash</w:t>
-      </w:r>
-      <w:r>
-        <w:rPr>
-          <w:rFonts w:hint="eastAsia"/>
-        </w:rPr>
-        <w:t xml:space="preserve"> cd /path/to/</w:t>
-      </w:r>
-      <w:proofErr w:type="spellStart"/>
-      <w:r>
-        <w:rPr>
-          <w:rFonts w:hint="eastAsia"/>
-        </w:rPr>
-        <w:t>TakeTopDshTeam</w:t>
-      </w:r>
-      <w:proofErr w:type="spellEnd"/>
-      <w:r>
-        <w:rPr>
-          <w:rFonts w:hint="eastAsia"/>
-        </w:rPr>
-        <w:t xml:space="preserve"> </w:t>
-      </w:r>
-      <w:proofErr w:type="spellStart"/>
-      <w:r>
-        <w:rPr>
-          <w:rFonts w:hint="eastAsia"/>
-        </w:rPr>
-        <w:t>chmod</w:t>
-      </w:r>
-      <w:proofErr w:type="spellEnd"/>
-      <w:r>
-        <w:rPr>
-          <w:rFonts w:hint="eastAsia"/>
-        </w:rPr>
-        <w:t xml:space="preserve"> +x start.sh./start.sh</w:t>
-      </w:r>
-    </w:p>
-    <w:p>
-      <w:pPr>
-        <w:rPr>
-          <w:rFonts w:hint="eastAsia"/>
-        </w:rPr>
-      </w:pPr>
-      <w:r>
-        <w:rPr>
-          <w:rFonts w:hint="eastAsia"/>
-        </w:rPr>
-        <w:t xml:space="preserve"> </w:t>
-      </w:r>
-    </w:p>
-    <w:p>
-      <w:pPr>
-        <w:rPr>
-          <w:rFonts w:hint="eastAsia"/>
-        </w:rPr>
-      </w:pPr>
-      <w:r>
-        <w:rPr>
-          <w:rFonts w:hint="eastAsia"/>
-        </w:rPr>
-        <w:t>- 1-2-3. On first run, it will automatically extract Node and install `@deepseek-ai/dsh` (**requires an internet connection once**).</w:t>
-      </w:r>
-    </w:p>
-    <w:p>
-      <w:pPr>
-        <w:rPr>
-          <w:rFonts w:hint="eastAsia"/>
-        </w:rPr>
-      </w:pPr>
-      <w:r>
-        <w:rPr>
-          <w:rFonts w:hint="eastAsia"/>
-        </w:rPr>
-        <w:t>- 1-2-4. The browser will automatically open the login page at `http://127.0.0.1:46001`.</w:t>
-      </w:r>
-    </w:p>
-    <w:p>
-      <w:pPr>
-        <w:rPr>
-          <w:rFonts w:hint="eastAsia"/>
-        </w:rPr>
-      </w:pPr>
-    </w:p>
-    <w:p>
-      <w:pPr>
-        <w:rPr>
-          <w:rFonts w:hint="eastAsia"/>
-        </w:rPr>
-      </w:pPr>
-      <w:r>
-        <w:rPr>
-          <w:rFonts w:hint="eastAsia"/>
-        </w:rPr>
-        <w:t>1-3 Linux (x64 / arm64)**</w:t>
-      </w:r>
-    </w:p>
-    <w:p>
-      <w:pPr>
-        <w:rPr>
-          <w:rFonts w:hint="eastAsia"/>
-        </w:rPr>
-      </w:pPr>
-      <w:r>
-        <w:rPr>
-          <w:rFonts w:hint="eastAsia"/>
-        </w:rPr>
-        <w:t>- 1-3-1. Copy the entire `</w:t>
-      </w:r>
-      <w:proofErr w:type="spellStart"/>
-      <w:r>
-        <w:rPr>
-          <w:rFonts w:hint="eastAsia"/>
-        </w:rPr>
-        <w:t>TakeTopDshTeam</w:t>
-      </w:r>
-      <w:proofErr w:type="spellEnd"/>
-      <w:r>
-        <w:rPr>
-          <w:rFonts w:hint="eastAsia"/>
-        </w:rPr>
-        <w:t>` folder to the target machine.</w:t>
-      </w:r>
-    </w:p>
-    <w:p>
-      <w:pPr>
-        <w:rPr>
-          <w:rFonts w:hint="eastAsia"/>
-        </w:rPr>
-      </w:pPr>
-      <w:r>
-        <w:rPr>
-          <w:rFonts w:hint="eastAsia"/>
-        </w:rPr>
-        <w:t>- 1-3-2. Open Terminal, navigate to the folder:</w:t>
-      </w:r>
-    </w:p>
-    <w:p>
-      <w:pPr>
-        <w:rPr>
-          <w:rFonts w:hint="eastAsia"/>
-        </w:rPr>
-      </w:pPr>
-      <w:r>
-        <w:rPr>
-          <w:rFonts w:hint="eastAsia"/>
-        </w:rPr>
-        <w:t xml:space="preserve">  bash cd /path/to/</w:t>
-      </w:r>
-      <w:proofErr w:type="spellStart"/>
-      <w:r>
-        <w:rPr>
-          <w:rFonts w:hint="eastAsia"/>
-        </w:rPr>
-        <w:t>TakeTopDshTeam</w:t>
-      </w:r>
-      <w:proofErr w:type="spellEnd"/>
-      <w:r>
-        <w:rPr>
-          <w:rFonts w:hint="eastAsia"/>
-        </w:rPr>
-        <w:t xml:space="preserve"> </w:t>
-      </w:r>
-      <w:proofErr w:type="spellStart"/>
-      <w:r>
-        <w:rPr>
-          <w:rFonts w:hint="eastAsia"/>
-        </w:rPr>
-        <w:t>chmod</w:t>
-      </w:r>
-      <w:proofErr w:type="spellEnd"/>
-      <w:r>
-        <w:rPr>
-          <w:rFonts w:hint="eastAsia"/>
-        </w:rPr>
-        <w:t xml:space="preserve"> +x start.sh./start.sh</w:t>
-      </w:r>
-    </w:p>
-    <w:p>
-      <w:pPr>
-        <w:rPr>
-          <w:rFonts w:hint="eastAsia"/>
-        </w:rPr>
-      </w:pPr>
-      <w:r>
-        <w:rPr>
-          <w:rFonts w:hint="eastAsia"/>
-        </w:rPr>
-        <w:t>- 1-3-3. On first run, it automatically extracts Node (**already bundled, no download required**); only native dependencies for `@deepseek-ai/dsh` need **one-time online installation**, after which it works offline.</w:t>
-      </w:r>
-    </w:p>
-    <w:p>
-      <w:r>
-        <w:rPr>
-          <w:rFonts w:hint="eastAsia"/>
-        </w:rPr>
-        <w:t>- 1-3-4. The browser will automatically open the login page at `http://127.0.0.1:46001`.</w:t>
-      </w:r>
-    </w:p>
-    <w:p/>
-    <w:p>
-      <w:pPr>
-        <w:rPr>
-          <w:rFonts w:hint="eastAsia"/>
-        </w:rPr>
-      </w:pPr>
-      <w:r>
-        <w:rPr>
-          <w:rFonts w:hint="eastAsia"/>
-        </w:rPr>
-        <w:t>2. Platform Login</w:t>
+        <w:t> folder. Inside, you will see the following two files. Run the appropriate file for your operating system to open the login page.</w:t>
       </w:r>
     </w:p>
     <w:p>
@@ -585,22 +613,11 @@
         </w:rPr>
       </w:pPr>
       <w:r>
-        <w:t>Each time you restart your computer, open the </w:t>
-      </w:r>
-      <w:proofErr w:type="spellStart"/>
-      <w:r>
-        <w:t>TakeTopDshTeam</w:t>
-      </w:r>
-      <w:proofErr w:type="spellEnd"/>
-      <w:r>
-        <w:t> folder. Inside, you will see the following two files. Run the appropriate file for your operating system to open the login page.</w:t>
-      </w:r>
-      <w:r>
         <w:rPr>
           <w:noProof/>
         </w:rPr>
         <w:drawing>
-          <wp:inline distT="0" distB="0" distL="0" distR="0" wp14:anchorId="78E1C3EA" wp14:editId="2172FD90">
+          <wp:inline distT="0" distB="0" distL="0" distR="0" wp14:anchorId="78E1C3EA" wp14:editId="360DCF0C">
             <wp:extent cx="5274310" cy="465455"/>
             <wp:effectExtent l="0" t="0" r="2540" b="0"/>
             <wp:docPr id="286631104" name="图片 1"/>
@@ -685,7 +702,6 @@
         <w:rPr>
           <w:noProof/>
         </w:rPr>
-        <w:lastRenderedPageBreak/>
         <w:drawing>
           <wp:inline distT="0" distB="0" distL="0" distR="0" wp14:anchorId="3BCED0BE" wp14:editId="743BBE0B">
             <wp:extent cx="5274310" cy="2830195"/>
@@ -839,7 +855,6 @@
         <w:rPr>
           <w:noProof/>
         </w:rPr>
-        <w:lastRenderedPageBreak/>
         <w:drawing>
           <wp:inline distT="0" distB="0" distL="0" distR="0" wp14:anchorId="6287BC60" wp14:editId="44017FB2">
             <wp:extent cx="5274310" cy="3604895"/>
@@ -889,6 +904,13 @@
           </wp:inline>
         </w:drawing>
       </w:r>
+    </w:p>
+    <w:p>
+      <w:pPr>
+        <w:rPr>
+          <w:rFonts w:hint="eastAsia"/>
+        </w:rPr>
+      </w:pPr>
       <w:r>
         <w:rPr>
           <w:noProof/>
@@ -953,14 +975,7 @@
         <w:rPr>
           <w:rFonts w:hint="eastAsia"/>
         </w:rPr>
-        <w:t xml:space="preserve">You can use this platform to: Start/Stop, Open DSH, Configure, Manage Instances, and </w:t>
-      </w:r>
-      <w:r>
-        <w:rPr>
-          <w:rFonts w:hint="eastAsia"/>
-        </w:rPr>
-        <w:lastRenderedPageBreak/>
-        <w:t>Change Password. The following parts are explained in detail; the others are self-explanatory and will not be covered!</w:t>
+        <w:t>You can use this platform to: Start/Stop, Open DSH, Configure, Manage Instances, and Change Password. The following parts are explained in detail; the others are self-explanatory and will not be covered!</w:t>
       </w:r>
     </w:p>
     <w:p>
@@ -994,7 +1009,7 @@
           <w:noProof/>
         </w:rPr>
         <w:drawing>
-          <wp:inline distT="0" distB="0" distL="0" distR="0" wp14:anchorId="2044E27F" wp14:editId="40E4B7FB">
+          <wp:inline distT="0" distB="0" distL="0" distR="0" wp14:anchorId="2044E27F" wp14:editId="2A1D0321">
             <wp:extent cx="5274310" cy="2002155"/>
             <wp:effectExtent l="0" t="0" r="2540" b="0"/>
             <wp:docPr id="5370857" name="图片 5"/>
@@ -1228,29 +1243,11 @@
         <w:rPr>
           <w:rFonts w:hint="eastAsia"/>
         </w:rPr>
-        <w:t xml:space="preserve">You can add member users here. Note that the username must use English letters, not Chinese. Remember the password you set for the user, for example set it to: 12345678. After the member user logs in to the platform, they can change it </w:t>
-      </w:r>
-      <w:r>
-        <w:rPr>
-          <w:rFonts w:hint="eastAsia"/>
-        </w:rPr>
-        <w:lastRenderedPageBreak/>
-        <w:t>by themselves. The member's work area directory does not need to be set; it is generated automatically. Specifically: main work area directory + username, and this directory is generated automatically!</w:t>
-      </w:r>
-    </w:p>
-    <w:p>
-      <w:pPr>
-        <w:pStyle w:val="a9"/>
-        <w:ind w:left="555"/>
-        <w:rPr>
-          <w:rFonts w:hint="eastAsia"/>
-        </w:rPr>
-      </w:pPr>
-    </w:p>
-    <w:p>
-      <w:pPr>
-        <w:pStyle w:val="a9"/>
-        <w:ind w:left="555"/>
+        <w:t>You can add member users here. Note that the username must use English letters, not Chinese. Remember the password you set for the user, for example set it to: 12345678. After the member user logs in to the platform, they can change it by themselves. The member's work area directory does not need to be set; it is generated automatically. Specifically: main work area directory + username, and this directory is generated automatically!</w:t>
+      </w:r>
+    </w:p>
+    <w:p>
+      <w:pPr>
         <w:rPr>
           <w:rFonts w:hint="eastAsia"/>
         </w:rPr>
@@ -1419,7 +1416,7 @@
           <w:noProof/>
         </w:rPr>
         <w:drawing>
-          <wp:inline distT="0" distB="0" distL="0" distR="0" wp14:anchorId="39F15B5B" wp14:editId="1C1731F8">
+          <wp:inline distT="0" distB="0" distL="0" distR="0" wp14:anchorId="39F15B5B" wp14:editId="5BC18520">
             <wp:extent cx="5274310" cy="1233805"/>
             <wp:effectExtent l="0" t="0" r="2540" b="4445"/>
             <wp:docPr id="1833294711" name="图片 8"/>
@@ -1474,13 +1471,6 @@
           <w:rFonts w:hint="eastAsia"/>
         </w:rPr>
       </w:pPr>
-    </w:p>
-    <w:p>
-      <w:pPr>
-        <w:rPr>
-          <w:rFonts w:hint="eastAsia"/>
-        </w:rPr>
-      </w:pPr>
       <w:r>
         <w:rPr>
           <w:rFonts w:hint="eastAsia"/>
@@ -1494,7 +1484,6 @@
         <w:rPr>
           <w:noProof/>
         </w:rPr>
-        <w:lastRenderedPageBreak/>
         <w:drawing>
           <wp:inline distT="0" distB="0" distL="0" distR="0" wp14:anchorId="61CE37F1" wp14:editId="59181A46">
             <wp:extent cx="5274310" cy="2934335"/>
@@ -1583,7 +1572,21 @@
         <w:rPr>
           <w:rFonts w:hint="eastAsia"/>
         </w:rPr>
-        <w:t xml:space="preserve"> Team is extended based on DeepSeek Harness, it can also connect to other large models, such as OpenAI, Kimi, etc., and it can also connect to local large models!</w:t>
+        <w:t xml:space="preserve"> Team is extended based on DeepSeek Harness, it can also connect to other large models, such as </w:t>
+      </w:r>
+      <w:r>
+        <w:t xml:space="preserve">OpenAI ,Kimi, </w:t>
+      </w:r>
+      <w:proofErr w:type="spellStart"/>
+      <w:r>
+        <w:t>Claude,Qwen</w:t>
+      </w:r>
+      <w:proofErr w:type="spellEnd"/>
+      <w:r>
+        <w:rPr>
+          <w:rFonts w:hint="eastAsia"/>
+        </w:rPr>
+        <w:t>, etc., and it can also connect to local large models!</w:t>
       </w:r>
     </w:p>
     <w:p>
@@ -1652,6 +1655,14 @@
           </wp:inline>
         </w:drawing>
       </w:r>
+    </w:p>
+    <w:p>
+      <w:pPr>
+        <w:ind w:firstLine="443"/>
+        <w:rPr>
+          <w:rFonts w:hint="eastAsia"/>
+        </w:rPr>
+      </w:pPr>
       <w:r>
         <w:rPr>
           <w:noProof/>
@@ -1716,7 +1727,6 @@
         <w:rPr>
           <w:rFonts w:hint="eastAsia"/>
         </w:rPr>
-        <w:lastRenderedPageBreak/>
         <w:t>Click the Edit button. As shown below, you can select a model from the listed ones, or click Add model to add a model. After selecting, enter the key you obtained in the API Key field. You can learn how to configure it on the website of the large model you plan to connect to!</w:t>
       </w:r>
       <w:r>
@@ -1795,7 +1805,6 @@
         <w:rPr>
           <w:noProof/>
         </w:rPr>
-        <w:lastRenderedPageBreak/>
         <w:drawing>
           <wp:inline distT="0" distB="0" distL="0" distR="0" wp14:anchorId="637077FD" wp14:editId="2843857C">
             <wp:extent cx="5274310" cy="3797300"/>
@@ -1942,7 +1951,6 @@
         <w:rPr>
           <w:rFonts w:hint="eastAsia"/>
         </w:rPr>
-        <w:lastRenderedPageBreak/>
         <w:t>4-3. Task Management. Click the Task Management tab. As shown below, this displays the task list assigned to you by other members. You can click the task name to preview the detailed content of the task, and you can also click the feedback button to provide feedback on the details of how you handled the task!</w:t>
       </w:r>
       <w:r>
@@ -2046,6 +2054,24 @@
     <w:p>
       <w:pPr>
         <w:rPr>
+          <w:rFonts w:ascii="Times New Roman" w:hAnsi="Times New Roman" w:cs="Times New Roman"/>
+          <w:snapToGrid w:val="0"/>
+          <w:color w:val="000000"/>
+          <w:w w:val="0"/>
+          <w:kern w:val="0"/>
+          <w:sz w:val="0"/>
+          <w:szCs w:val="0"/>
+          <w:u w:color="000000"/>
+          <w:bdr w:val="none" w:sz="0" w:space="0" w:color="000000"/>
+          <w:shd w:val="clear" w:color="000000" w:fill="000000"/>
+          <w:lang w:val="x-none" w:bidi="x-none"/>
+          <w14:ligatures w14:val="none"/>
+        </w:rPr>
+      </w:pPr>
+    </w:p>
+    <w:p>
+      <w:pPr>
+        <w:rPr>
           <w:rFonts w:hint="eastAsia"/>
         </w:rPr>
       </w:pPr>
@@ -2113,14 +2139,7 @@
         <w:rPr>
           <w:rFonts w:hint="eastAsia"/>
         </w:rPr>
-        <w:t xml:space="preserve">The input box above can be used to enter text or paste images. Click the Attach file </w:t>
-      </w:r>
-      <w:r>
-        <w:rPr>
-          <w:rFonts w:hint="eastAsia"/>
-        </w:rPr>
-        <w:lastRenderedPageBreak/>
-        <w:t>button below to upload attachments!</w:t>
+        <w:t>The input box above can be used to enter text or paste images. Click the Attach file button below to upload attachments!</w:t>
       </w:r>
     </w:p>
     <w:p>
@@ -2137,17 +2156,19 @@
       </w:r>
     </w:p>
     <w:p>
-      <w:pPr>
-        <w:rPr>
-          <w:rFonts w:hint="eastAsia"/>
-        </w:rPr>
-      </w:pPr>
       <w:r>
         <w:rPr>
           <w:rFonts w:hint="eastAsia"/>
         </w:rPr>
         <w:t xml:space="preserve">  Click the "Task Assignment" button at the top-right of the page to open the task assignment page, as shown below.</w:t>
       </w:r>
+    </w:p>
+    <w:p>
+      <w:pPr>
+        <w:rPr>
+          <w:rFonts w:hint="eastAsia"/>
+        </w:rPr>
+      </w:pPr>
       <w:r>
         <w:rPr>
           <w:noProof/>
@@ -2285,7 +2306,6 @@
         <w:rPr>
           <w:noProof/>
         </w:rPr>
-        <w:lastRenderedPageBreak/>
         <w:drawing>
           <wp:inline distT="0" distB="0" distL="0" distR="0" wp14:anchorId="0AA394D6" wp14:editId="45CB7509">
             <wp:extent cx="5274310" cy="2892425"/>
@@ -2348,6 +2368,13 @@
         </w:rPr>
         <w:t>You can also click the Feedback button in the task list to review how this member completed the task, and enter your requirements and comments, as shown below. The operation is the same as above!</w:t>
       </w:r>
+    </w:p>
+    <w:p>
+      <w:pPr>
+        <w:rPr>
+          <w:rFonts w:hint="eastAsia"/>
+        </w:rPr>
+      </w:pPr>
       <w:r>
         <w:rPr>
           <w:noProof/>
@@ -2432,7 +2459,6 @@
         <w:rPr>
           <w:rFonts w:hint="eastAsia"/>
         </w:rPr>
-        <w:lastRenderedPageBreak/>
         <w:t xml:space="preserve">Members added by the admin on the management page, such as the </w:t>
       </w:r>
       <w:proofErr w:type="spellStart"/>
@@ -2549,21 +2575,14 @@
         <w:rPr>
           <w:rFonts w:hint="eastAsia"/>
         </w:rPr>
-        <w:t xml:space="preserve">         </w:t>
-      </w:r>
-      <w:r>
-        <w:rPr>
-          <w:rFonts w:hint="eastAsia"/>
-        </w:rPr>
-        <w:t xml:space="preserve">         </w:t>
+        <w:t xml:space="preserve">      </w:t>
       </w:r>
       <w:r>
         <w:rPr>
           <w:noProof/>
         </w:rPr>
-        <w:lastRenderedPageBreak/>
         <w:drawing>
-          <wp:inline distT="0" distB="0" distL="0" distR="0" wp14:anchorId="0B0BCD44" wp14:editId="415BA301">
+          <wp:inline distT="0" distB="0" distL="0" distR="0" wp14:anchorId="13A0D025" wp14:editId="1B5DC4A8">
             <wp:extent cx="5274310" cy="2416810"/>
             <wp:effectExtent l="0" t="0" r="2540" b="2540"/>
             <wp:docPr id="1793014627" name="图片 25"/>
@@ -2610,6 +2629,18 @@
             </a:graphic>
           </wp:inline>
         </w:drawing>
+      </w:r>
+      <w:r>
+        <w:rPr>
+          <w:rFonts w:hint="eastAsia"/>
+        </w:rPr>
+        <w:t xml:space="preserve">   </w:t>
+      </w:r>
+      <w:r>
+        <w:rPr>
+          <w:rFonts w:hint="eastAsia"/>
+        </w:rPr>
+        <w:t xml:space="preserve">         </w:t>
       </w:r>
     </w:p>
     <w:p>
@@ -3659,6 +3690,7 @@
   <w:style w:type="character" w:default="1" w:styleId="a0">
     <w:name w:val="Default Paragraph Font"/>
     <w:uiPriority w:val="1"/>
+    <w:semiHidden/>
     <w:unhideWhenUsed/>
   </w:style>
   <w:style w:type="table" w:default="1" w:styleId="a1">

--- a/WordFile/USER_GUIDE.docx
+++ b/WordFile/USER_GUIDE.docx
@@ -224,7 +224,19 @@
         <w:rPr>
           <w:rFonts w:hint="eastAsia"/>
         </w:rPr>
-        <w:t>` folder to the target machine → On Windows, double-click `start.bat` / On macOS/Linux, run `./start.sh` → Open your browser and go to `http://127.0.0.1:46001` → Click **"Open DSH"** to start using it. Detailed instructions are as follows:</w:t>
+        <w:t xml:space="preserve">` folder to the target machine → On Windows, double-click `start.bat` </w:t>
+      </w:r>
+      <w:r>
+        <w:rPr>
+          <w:rFonts w:hint="eastAsia"/>
+        </w:rPr>
+        <w:t xml:space="preserve">, </w:t>
+      </w:r>
+      <w:r>
+        <w:rPr>
+          <w:rFonts w:hint="eastAsia"/>
+        </w:rPr>
+        <w:t>On macOS/Linux, run `./start.sh` → Open your browser and go to `http://127.0.0.1:46001` → Click **"Open DSH"** to start using it. Detailed instructions are as follows:</w:t>
       </w:r>
     </w:p>
     <w:p>
@@ -617,7 +629,7 @@
           <w:noProof/>
         </w:rPr>
         <w:drawing>
-          <wp:inline distT="0" distB="0" distL="0" distR="0" wp14:anchorId="78E1C3EA" wp14:editId="360DCF0C">
+          <wp:inline distT="0" distB="0" distL="0" distR="0" wp14:anchorId="78E1C3EA" wp14:editId="0BF06DFC">
             <wp:extent cx="5274310" cy="465455"/>
             <wp:effectExtent l="0" t="0" r="2540" b="0"/>
             <wp:docPr id="286631104" name="图片 1"/>
@@ -1009,7 +1021,7 @@
           <w:noProof/>
         </w:rPr>
         <w:drawing>
-          <wp:inline distT="0" distB="0" distL="0" distR="0" wp14:anchorId="2044E27F" wp14:editId="2A1D0321">
+          <wp:inline distT="0" distB="0" distL="0" distR="0" wp14:anchorId="2044E27F" wp14:editId="7819AC35">
             <wp:extent cx="5274310" cy="2002155"/>
             <wp:effectExtent l="0" t="0" r="2540" b="0"/>
             <wp:docPr id="5370857" name="图片 5"/>
@@ -1416,7 +1428,7 @@
           <w:noProof/>
         </w:rPr>
         <w:drawing>
-          <wp:inline distT="0" distB="0" distL="0" distR="0" wp14:anchorId="39F15B5B" wp14:editId="5BC18520">
+          <wp:inline distT="0" distB="0" distL="0" distR="0" wp14:anchorId="39F15B5B" wp14:editId="40618435">
             <wp:extent cx="5274310" cy="1233805"/>
             <wp:effectExtent l="0" t="0" r="2540" b="4445"/>
             <wp:docPr id="1833294711" name="图片 8"/>
@@ -2156,6 +2168,11 @@
       </w:r>
     </w:p>
     <w:p>
+      <w:pPr>
+        <w:rPr>
+          <w:rFonts w:hint="eastAsia"/>
+        </w:rPr>
+      </w:pPr>
       <w:r>
         <w:rPr>
           <w:rFonts w:hint="eastAsia"/>

--- a/WordFile/USER_GUIDE.docx
+++ b/WordFile/USER_GUIDE.docx
@@ -148,7 +148,13 @@
         <w:rPr>
           <w:rFonts w:hint="eastAsia"/>
         </w:rPr>
-        <w:t>- [5. Member Work</w:t>
+        <w:t xml:space="preserve">- [5. </w:t>
+      </w:r>
+      <w:r>
+        <w:rPr>
+          <w:rFonts w:hint="eastAsia"/>
+        </w:rPr>
+        <w:t>Operations for Other Members</w:t>
       </w:r>
     </w:p>
     <w:p>
@@ -175,8 +181,16 @@
         <w:rPr>
           <w:rFonts w:hint="eastAsia"/>
         </w:rPr>
-        <w:t>This guide is intended for end users and clearly explains the entire process: Installation → Login → Opening the Workspace → File Management / My Tasks → Admin Task Assignment, Instance Management, Language Switching → Member DSH Usage**.</w:t>
-      </w:r>
+        <w:t>This guide is intended for end users and clearly explains the entire process: Installation → Login → Opening the Workspace → File Management / My Tasks → Admin Task Assignment, Instance Management, Language Switching → Member DSH Usage*</w:t>
+      </w:r>
+      <w:proofErr w:type="gramStart"/>
+      <w:r>
+        <w:rPr>
+          <w:rFonts w:hint="eastAsia"/>
+        </w:rPr>
+        <w:t>*.</w:t>
+      </w:r>
+      <w:proofErr w:type="gramEnd"/>
     </w:p>
     <w:p>
       <w:pPr>
@@ -224,19 +238,75 @@
         <w:rPr>
           <w:rFonts w:hint="eastAsia"/>
         </w:rPr>
-        <w:t xml:space="preserve">` folder to the target machine → On Windows, double-click `start.bat` </w:t>
-      </w:r>
-      <w:r>
-        <w:rPr>
-          <w:rFonts w:hint="eastAsia"/>
-        </w:rPr>
-        <w:t xml:space="preserve">, </w:t>
-      </w:r>
-      <w:r>
-        <w:rPr>
-          <w:rFonts w:hint="eastAsia"/>
-        </w:rPr>
-        <w:t>On macOS/Linux, run `./start.sh` → Open your browser and go to `http://127.0.0.1:46001` → Click **"Open DSH"** to start using it. Detailed instructions are as follows:</w:t>
+        <w:t>` folder to the target machine → On Windows, double-click `start.bat`</w:t>
+      </w:r>
+      <w:proofErr w:type="gramStart"/>
+      <w:r>
+        <w:rPr>
+          <w:rFonts w:hint="eastAsia"/>
+        </w:rPr>
+        <w:t xml:space="preserve"> </w:t>
+      </w:r>
+      <w:r>
+        <w:rPr>
+          <w:rFonts w:hint="eastAsia"/>
+        </w:rPr>
+        <w:t>,</w:t>
+      </w:r>
+      <w:proofErr w:type="gramEnd"/>
+      <w:r>
+        <w:rPr>
+          <w:rFonts w:hint="eastAsia"/>
+        </w:rPr>
+        <w:t xml:space="preserve"> </w:t>
+      </w:r>
+      <w:r>
+        <w:rPr>
+          <w:rFonts w:hint="eastAsia"/>
+        </w:rPr>
+        <w:t xml:space="preserve">On macOS/Linux, run </w:t>
+      </w:r>
+      <w:proofErr w:type="gramStart"/>
+      <w:r>
+        <w:rPr>
+          <w:rFonts w:hint="eastAsia"/>
+        </w:rPr>
+        <w:t>`.</w:t>
+      </w:r>
+      <w:proofErr w:type="gramEnd"/>
+      <w:r>
+        <w:rPr>
+          <w:rFonts w:hint="eastAsia"/>
+        </w:rPr>
+        <w:t>/start.sh</w:t>
+      </w:r>
+      <w:proofErr w:type="gramStart"/>
+      <w:r>
+        <w:rPr>
+          <w:rFonts w:hint="eastAsia"/>
+        </w:rPr>
+        <w:t xml:space="preserve">` → </w:t>
+      </w:r>
+      <w:proofErr w:type="gramEnd"/>
+      <w:r>
+        <w:rPr>
+          <w:rFonts w:hint="eastAsia"/>
+        </w:rPr>
+        <w:t>Open your browser and go to `</w:t>
+      </w:r>
+      <w:proofErr w:type="gramStart"/>
+      <w:r>
+        <w:rPr>
+          <w:rFonts w:hint="eastAsia"/>
+        </w:rPr>
+        <w:t xml:space="preserve">http://127.0.0.1:46001` → </w:t>
+      </w:r>
+      <w:proofErr w:type="gramEnd"/>
+      <w:r>
+        <w:rPr>
+          <w:rFonts w:hint="eastAsia"/>
+        </w:rPr>
+        <w:t>Click **"Open DSH"** to start using it. Detailed instructions are as follows:</w:t>
       </w:r>
     </w:p>
     <w:p>
@@ -285,11 +355,33 @@
           <w:rFonts w:hint="eastAsia"/>
         </w:rPr>
       </w:pPr>
-      <w:r>
-        <w:rPr>
-          <w:rFonts w:hint="eastAsia"/>
-        </w:rPr>
-        <w:t>- 1-1-2. Double-click **`start.bat`** (or right-click → select "Run as administrator" if the port is occupied).</w:t>
+      <w:proofErr w:type="gramStart"/>
+      <w:r>
+        <w:rPr>
+          <w:rFonts w:hint="eastAsia"/>
+        </w:rPr>
+        <w:t>- 1</w:t>
+      </w:r>
+      <w:proofErr w:type="gramEnd"/>
+      <w:r>
+        <w:rPr>
+          <w:rFonts w:hint="eastAsia"/>
+        </w:rPr>
+        <w:t>-1-2. Double-click **`start.bat`*</w:t>
+      </w:r>
+      <w:proofErr w:type="gramStart"/>
+      <w:r>
+        <w:rPr>
+          <w:rFonts w:hint="eastAsia"/>
+        </w:rPr>
+        <w:t>* (</w:t>
+      </w:r>
+      <w:proofErr w:type="gramEnd"/>
+      <w:r>
+        <w:rPr>
+          <w:rFonts w:hint="eastAsia"/>
+        </w:rPr>
+        <w:t>or right-click → select "Run as administrator" if the port is occupied).</w:t>
       </w:r>
     </w:p>
     <w:p>
@@ -468,7 +560,21 @@
         <w:rPr>
           <w:rFonts w:hint="eastAsia"/>
         </w:rPr>
-        <w:t>1-3 Linux (x64 / arm64)**</w:t>
+        <w:t>1-3 Linux (x64 / arm</w:t>
+      </w:r>
+      <w:proofErr w:type="gramStart"/>
+      <w:r>
+        <w:rPr>
+          <w:rFonts w:hint="eastAsia"/>
+        </w:rPr>
+        <w:t>64)*</w:t>
+      </w:r>
+      <w:proofErr w:type="gramEnd"/>
+      <w:r>
+        <w:rPr>
+          <w:rFonts w:hint="eastAsia"/>
+        </w:rPr>
+        <w:t>*</w:t>
       </w:r>
     </w:p>
     <w:p>
@@ -629,7 +735,7 @@
           <w:noProof/>
         </w:rPr>
         <w:drawing>
-          <wp:inline distT="0" distB="0" distL="0" distR="0" wp14:anchorId="78E1C3EA" wp14:editId="0BF06DFC">
+          <wp:inline distT="0" distB="0" distL="0" distR="0" wp14:anchorId="78E1C3EA" wp14:editId="5F3EB7A8">
             <wp:extent cx="5274310" cy="465455"/>
             <wp:effectExtent l="0" t="0" r="2540" b="0"/>
             <wp:docPr id="286631104" name="图片 1"/>
@@ -802,7 +908,21 @@
         <w:rPr>
           <w:rFonts w:hint="eastAsia"/>
         </w:rPr>
-        <w:t>, runs in the background. As long as you have not restarted the computer, you can open the browser and enter this address http://127.0.0.1:46001 to continue opening the login page. If the launcher has been closed (for example after restarting the computer), you need to run the start program mentioned above again!</w:t>
+        <w:t xml:space="preserve">, runs in the background. </w:t>
+      </w:r>
+      <w:proofErr w:type="gramStart"/>
+      <w:r>
+        <w:rPr>
+          <w:rFonts w:hint="eastAsia"/>
+        </w:rPr>
+        <w:t>As long as</w:t>
+      </w:r>
+      <w:proofErr w:type="gramEnd"/>
+      <w:r>
+        <w:rPr>
+          <w:rFonts w:hint="eastAsia"/>
+        </w:rPr>
+        <w:t xml:space="preserve"> you have not restarted the computer, you can open the browser and enter this address http://127.0.0.1:46001 to continue opening the login page. If the launcher has been closed (for example after restarting the computer), you need to run the start program mentioned above again!</w:t>
       </w:r>
       <w:r>
         <w:rPr>
@@ -1021,7 +1141,7 @@
           <w:noProof/>
         </w:rPr>
         <w:drawing>
-          <wp:inline distT="0" distB="0" distL="0" distR="0" wp14:anchorId="2044E27F" wp14:editId="7819AC35">
+          <wp:inline distT="0" distB="0" distL="0" distR="0" wp14:anchorId="2044E27F" wp14:editId="5E96EE3E">
             <wp:extent cx="5274310" cy="2002155"/>
             <wp:effectExtent l="0" t="0" r="2540" b="0"/>
             <wp:docPr id="5370857" name="图片 5"/>
@@ -1097,7 +1217,21 @@
         <w:rPr>
           <w:rFonts w:hint="eastAsia"/>
         </w:rPr>
-        <w:t xml:space="preserve">Setting the Workspace path means setting the work area directory of the platform. Note that this directory can be located on any drive of your computer, but plan it well to make sure it has enough capacity, because all the data you enter and all the files you upload in </w:t>
+        <w:t xml:space="preserve">Setting the Workspace path means setting the work area directory of the platform. Note that this directory can be located on any drive of your </w:t>
+      </w:r>
+      <w:proofErr w:type="gramStart"/>
+      <w:r>
+        <w:rPr>
+          <w:rFonts w:hint="eastAsia"/>
+        </w:rPr>
+        <w:t>computer, but</w:t>
+      </w:r>
+      <w:proofErr w:type="gramEnd"/>
+      <w:r>
+        <w:rPr>
+          <w:rFonts w:hint="eastAsia"/>
+        </w:rPr>
+        <w:t xml:space="preserve"> plan it well to make sure it has enough capacity, because all the data you enter and all the files you upload in </w:t>
       </w:r>
       <w:proofErr w:type="spellStart"/>
       <w:r>
@@ -1255,7 +1389,21 @@
         <w:rPr>
           <w:rFonts w:hint="eastAsia"/>
         </w:rPr>
-        <w:t>You can add member users here. Note that the username must use English letters, not Chinese. Remember the password you set for the user, for example set it to: 12345678. After the member user logs in to the platform, they can change it by themselves. The member's work area directory does not need to be set; it is generated automatically. Specifically: main work area directory + username, and this directory is generated automatically!</w:t>
+        <w:t xml:space="preserve">You can add member users here. Note that the username must use English letters, not Chinese. Remember the password you set for the user, for example set it </w:t>
+      </w:r>
+      <w:proofErr w:type="gramStart"/>
+      <w:r>
+        <w:rPr>
+          <w:rFonts w:hint="eastAsia"/>
+        </w:rPr>
+        <w:t>to:</w:t>
+      </w:r>
+      <w:proofErr w:type="gramEnd"/>
+      <w:r>
+        <w:rPr>
+          <w:rFonts w:hint="eastAsia"/>
+        </w:rPr>
+        <w:t xml:space="preserve"> 12345678. After the member user logs in to the platform, they can change it by themselves. The member's work area directory does not need to be set; it is generated automatically. Specifically: main work area directory + username, and this directory is generated automatically!</w:t>
       </w:r>
     </w:p>
     <w:p>
@@ -1365,7 +1513,21 @@
         <w:rPr>
           <w:rFonts w:hint="eastAsia"/>
         </w:rPr>
-        <w:t xml:space="preserve"> Team is an AI collaboration platform extended based on DeepSeek Harness, after DeepSeek Harness releases a new version you can also click this button to upgrade, ensuring that you can use the latest features of DeepSeek Harness!</w:t>
+        <w:t xml:space="preserve"> Team is an AI collaboration platform extended based on DeepSeek Harness, after DeepSeek Harness releases a new </w:t>
+      </w:r>
+      <w:proofErr w:type="gramStart"/>
+      <w:r>
+        <w:rPr>
+          <w:rFonts w:hint="eastAsia"/>
+        </w:rPr>
+        <w:t>version</w:t>
+      </w:r>
+      <w:proofErr w:type="gramEnd"/>
+      <w:r>
+        <w:rPr>
+          <w:rFonts w:hint="eastAsia"/>
+        </w:rPr>
+        <w:t xml:space="preserve"> you can also click this button to upgrade, ensuring that you can use the latest features of DeepSeek Harness!</w:t>
       </w:r>
     </w:p>
     <w:p>
@@ -1428,7 +1590,7 @@
           <w:noProof/>
         </w:rPr>
         <w:drawing>
-          <wp:inline distT="0" distB="0" distL="0" distR="0" wp14:anchorId="39F15B5B" wp14:editId="40618435">
+          <wp:inline distT="0" distB="0" distL="0" distR="0" wp14:anchorId="39F15B5B" wp14:editId="58340454">
             <wp:extent cx="5274310" cy="1233805"/>
             <wp:effectExtent l="0" t="0" r="2540" b="4445"/>
             <wp:docPr id="1833294711" name="图片 8"/>
@@ -1586,14 +1748,21 @@
         </w:rPr>
         <w:t xml:space="preserve"> Team is extended based on DeepSeek Harness, it can also connect to other large models, such as </w:t>
       </w:r>
-      <w:r>
-        <w:t xml:space="preserve">OpenAI ,Kimi, </w:t>
+      <w:proofErr w:type="gramStart"/>
+      <w:r>
+        <w:t>OpenAI ,Kimi</w:t>
+      </w:r>
+      <w:proofErr w:type="gramEnd"/>
+      <w:r>
+        <w:t xml:space="preserve">, </w:t>
       </w:r>
       <w:proofErr w:type="spellStart"/>
+      <w:proofErr w:type="gramStart"/>
       <w:r>
         <w:t>Claude,Qwen</w:t>
       </w:r>
       <w:proofErr w:type="spellEnd"/>
+      <w:proofErr w:type="gramEnd"/>
       <w:r>
         <w:rPr>
           <w:rFonts w:hint="eastAsia"/>
@@ -1739,7 +1908,21 @@
         <w:rPr>
           <w:rFonts w:hint="eastAsia"/>
         </w:rPr>
-        <w:t>Click the Edit button. As shown below, you can select a model from the listed ones, or click Add model to add a model. After selecting, enter the key you obtained in the API Key field. You can learn how to configure it on the website of the large model you plan to connect to!</w:t>
+        <w:t xml:space="preserve">Click the Edit button. As shown below, you can select a model from the listed </w:t>
+      </w:r>
+      <w:proofErr w:type="gramStart"/>
+      <w:r>
+        <w:rPr>
+          <w:rFonts w:hint="eastAsia"/>
+        </w:rPr>
+        <w:t>ones, or</w:t>
+      </w:r>
+      <w:proofErr w:type="gramEnd"/>
+      <w:r>
+        <w:rPr>
+          <w:rFonts w:hint="eastAsia"/>
+        </w:rPr>
+        <w:t xml:space="preserve"> click Add model to add a model. After selecting, enter the key you obtained in the API Key field. You can learn how to configure it on the website of the large model you plan to connect to!</w:t>
       </w:r>
       <w:r>
         <w:br/>

--- a/WordFile/USER_GUIDE.docx
+++ b/WordFile/USER_GUIDE.docx
@@ -21,153 +21,469 @@
           <w:sz w:val="36"/>
           <w:szCs w:val="36"/>
         </w:rPr>
+        <w:t xml:space="preserve"> TakeTopDSH Team</w:t>
+      </w:r>
+    </w:p>
+    <w:p>
+      <w:pPr>
+        <w:jc w:val="center"/>
+        <w:rPr>
+          <w:rFonts w:hint="eastAsia"/>
+        </w:rPr>
+      </w:pPr>
+      <w:r>
+        <w:rPr>
+          <w:rFonts w:hint="eastAsia"/>
+        </w:rPr>
+        <w:t>User Guide</w:t>
+      </w:r>
+    </w:p>
+    <w:p>
+      <w:pPr>
+        <w:rPr>
+          <w:rFonts w:hint="eastAsia"/>
+        </w:rPr>
+      </w:pPr>
+    </w:p>
+    <w:p>
+      <w:pPr>
+        <w:rPr>
+          <w:rFonts w:hint="eastAsia"/>
+        </w:rPr>
+      </w:pPr>
+      <w:r>
+        <w:rPr>
+          <w:rFonts w:hint="eastAsia"/>
+        </w:rPr>
+        <w:t>## Table of Contents</w:t>
+      </w:r>
+    </w:p>
+    <w:p>
+      <w:pPr>
+        <w:rPr>
+          <w:rFonts w:hint="eastAsia"/>
+        </w:rPr>
+      </w:pPr>
+      <w:r>
+        <w:rPr>
+          <w:rFonts w:hint="eastAsia"/>
+        </w:rPr>
+        <w:t xml:space="preserve">- [1. </w:t>
+      </w:r>
+      <w:r>
+        <w:rPr>
+          <w:rFonts w:hint="eastAsia"/>
+        </w:rPr>
+        <w:t xml:space="preserve">Installation </w:t>
+      </w:r>
+    </w:p>
+    <w:p>
+      <w:pPr>
+        <w:rPr>
+          <w:rFonts w:hint="eastAsia"/>
+        </w:rPr>
+      </w:pPr>
+      <w:r>
+        <w:rPr>
+          <w:rFonts w:hint="eastAsia"/>
+        </w:rPr>
+        <w:t>- [2. Platform Login</w:t>
+      </w:r>
+    </w:p>
+    <w:p>
+      <w:pPr>
+        <w:rPr>
+          <w:rFonts w:hint="eastAsia"/>
+        </w:rPr>
+      </w:pPr>
+      <w:r>
+        <w:rPr>
+          <w:rFonts w:hint="eastAsia"/>
+        </w:rPr>
+        <w:t>- [3. Management Page</w:t>
+      </w:r>
+    </w:p>
+    <w:p>
+      <w:pPr>
+        <w:rPr>
+          <w:rFonts w:hint="eastAsia"/>
+        </w:rPr>
+      </w:pPr>
+      <w:r>
+        <w:rPr>
+          <w:rFonts w:hint="eastAsia"/>
+        </w:rPr>
+        <w:t>- [4. DSH Workbench</w:t>
+      </w:r>
+    </w:p>
+    <w:p>
+      <w:pPr>
+        <w:rPr>
+          <w:rFonts w:hint="eastAsia"/>
+        </w:rPr>
+      </w:pPr>
+      <w:r>
+        <w:rPr>
+          <w:rFonts w:hint="eastAsia"/>
+        </w:rPr>
+        <w:t xml:space="preserve">- [5. </w:t>
+      </w:r>
+      <w:r>
+        <w:rPr>
+          <w:rFonts w:hint="eastAsia"/>
+        </w:rPr>
+        <w:t>Operations for Other Members</w:t>
+      </w:r>
+    </w:p>
+    <w:p>
+      <w:pPr>
+        <w:rPr>
+          <w:rFonts w:hint="eastAsia"/>
+        </w:rPr>
+      </w:pPr>
+      <w:r>
+        <w:rPr>
+          <w:rFonts w:hint="eastAsia"/>
+        </w:rPr>
+        <w:t>- [6. DSH Operation</w:t>
+      </w:r>
+    </w:p>
+    <w:p>
+      <w:pPr>
+        <w:ind w:firstLineChars="200" w:firstLine="440"/>
+        <w:rPr>
+          <w:rFonts w:hint="eastAsia"/>
+        </w:rPr>
+      </w:pPr>
+      <w:r>
+        <w:rPr>
+          <w:rFonts w:hint="eastAsia"/>
+        </w:rPr>
+        <w:t>This guide is intended for end users and clearly explains the entire process: Installation → Login → Opening the Workspace → File Management / My Tasks → Admin Task Assignment, Instance Management, Language Switching → Member DSH Usage**.</w:t>
+      </w:r>
+    </w:p>
+    <w:p>
+      <w:pPr>
+        <w:rPr>
+          <w:rFonts w:hint="eastAsia"/>
+        </w:rPr>
+      </w:pPr>
+      <w:r>
+        <w:rPr>
+          <w:rFonts w:hint="eastAsia"/>
+        </w:rPr>
+        <w:t>I. Installation</w:t>
+      </w:r>
+    </w:p>
+    <w:p>
+      <w:pPr>
+        <w:ind w:firstLineChars="300" w:firstLine="660"/>
+        <w:rPr>
+          <w:rFonts w:hint="eastAsia"/>
+        </w:rPr>
+      </w:pPr>
+      <w:r>
+        <w:rPr>
+          <w:rFonts w:hint="eastAsia"/>
+        </w:rPr>
+        <w:t xml:space="preserve">TakeTopDSH Team is a portable software that requires no installation—just copy and use. Follow these steps: Copy the `TakeTopDshTeam` folder to the target machine → On Windows, double-click `start.bat` </w:t>
+      </w:r>
+      <w:r>
+        <w:rPr>
+          <w:rFonts w:hint="eastAsia"/>
+        </w:rPr>
+        <w:t xml:space="preserve">, </w:t>
+      </w:r>
+      <w:r>
+        <w:rPr>
+          <w:rFonts w:hint="eastAsia"/>
+        </w:rPr>
+        <w:t>On macOS/Linux, run `./start.sh` → Open your browser and go to `http://127.0.0.1:46001` → Click **"Open DSH"** to start using it. Detailed instructions are as follows:</w:t>
+      </w:r>
+    </w:p>
+    <w:p>
+      <w:pPr>
+        <w:rPr>
+          <w:rFonts w:hint="eastAsia"/>
+        </w:rPr>
+      </w:pPr>
+      <w:r>
+        <w:rPr>
+          <w:rFonts w:hint="eastAsia"/>
+        </w:rPr>
+        <w:t>1-1 Windows</w:t>
+      </w:r>
+    </w:p>
+    <w:p>
+      <w:pPr>
+        <w:rPr>
+          <w:rFonts w:hint="eastAsia"/>
+        </w:rPr>
+      </w:pPr>
+      <w:r>
+        <w:rPr>
+          <w:rFonts w:hint="eastAsia"/>
+        </w:rPr>
+        <w:t>- 1-1-1. Copy the entire `TakeTopDshTeam` folder to the target computer.</w:t>
+      </w:r>
+    </w:p>
+    <w:p>
+      <w:pPr>
+        <w:rPr>
+          <w:rFonts w:hint="eastAsia"/>
+        </w:rPr>
+      </w:pPr>
+      <w:r>
+        <w:rPr>
+          <w:rFonts w:hint="eastAsia"/>
+        </w:rPr>
+        <w:t>- 1-1-2. Double-click **`start.bat`** (or right-click → select "Run as administrator" if the port is occupied).</w:t>
+      </w:r>
+    </w:p>
+    <w:p>
+      <w:pPr>
+        <w:rPr>
+          <w:rFonts w:hint="eastAsia"/>
+        </w:rPr>
+      </w:pPr>
+      <w:r>
+        <w:rPr>
+          <w:rFonts w:hint="eastAsia"/>
+        </w:rPr>
+        <w:t>- 1-1-3. The browser will automatically open the login page at `http://127.0.0.1:46001`.</w:t>
+      </w:r>
+    </w:p>
+    <w:p>
+      <w:pPr>
+        <w:rPr>
+          <w:rFonts w:hint="eastAsia"/>
+        </w:rPr>
+      </w:pPr>
+    </w:p>
+    <w:p>
+      <w:pPr>
+        <w:rPr>
+          <w:rFonts w:hint="eastAsia"/>
+        </w:rPr>
+      </w:pPr>
+      <w:r>
+        <w:rPr>
+          <w:rFonts w:hint="eastAsia"/>
+        </w:rPr>
+        <w:t>1-2 macOS (Apple Silicon, arm64)</w:t>
+      </w:r>
+    </w:p>
+    <w:p>
+      <w:pPr>
+        <w:rPr>
+          <w:rFonts w:hint="eastAsia"/>
+        </w:rPr>
+      </w:pPr>
+      <w:r>
+        <w:rPr>
+          <w:rFonts w:hint="eastAsia"/>
+        </w:rPr>
+        <w:t>- 1-2-1. Copy the entire `TakeTopDshTeam` folder to the target Mac.</w:t>
+      </w:r>
+    </w:p>
+    <w:p>
+      <w:pPr>
+        <w:rPr>
+          <w:rFonts w:hint="eastAsia"/>
+        </w:rPr>
+      </w:pPr>
+      <w:r>
+        <w:rPr>
+          <w:rFonts w:hint="eastAsia"/>
+        </w:rPr>
+        <w:t>- 1-2-2. Open Terminal, navigate to the folder:</w:t>
+      </w:r>
+    </w:p>
+    <w:p>
+      <w:pPr>
+        <w:rPr>
+          <w:rFonts w:hint="eastAsia"/>
+        </w:rPr>
+      </w:pPr>
+      <w:r>
+        <w:rPr>
+          <w:rFonts w:hint="eastAsia"/>
+        </w:rPr>
+        <w:t xml:space="preserve">  bash</w:t>
+      </w:r>
+      <w:r>
+        <w:rPr>
+          <w:rFonts w:hint="eastAsia"/>
+        </w:rPr>
+        <w:t xml:space="preserve"> cd /path/to/TakeTopDshTeam</w:t>
+      </w:r>
+      <w:r>
+        <w:rPr>
+          <w:rFonts w:hint="eastAsia"/>
+        </w:rPr>
         <w:t xml:space="preserve"> </w:t>
       </w:r>
-      <w:proofErr w:type="spellStart"/>
-      <w:r>
-        <w:rPr>
-          <w:rFonts w:hint="eastAsia"/>
-          <w:b/>
-          <w:bCs/>
-          <w:sz w:val="36"/>
-          <w:szCs w:val="36"/>
-        </w:rPr>
-        <w:t>TakeTopDSH</w:t>
-      </w:r>
-      <w:proofErr w:type="spellEnd"/>
-      <w:r>
-        <w:rPr>
-          <w:rFonts w:hint="eastAsia"/>
-          <w:b/>
-          <w:bCs/>
-          <w:sz w:val="36"/>
-          <w:szCs w:val="36"/>
-        </w:rPr>
-        <w:t xml:space="preserve"> Team</w:t>
-      </w:r>
-    </w:p>
-    <w:p>
-      <w:pPr>
-        <w:jc w:val="center"/>
-        <w:rPr>
-          <w:rFonts w:hint="eastAsia"/>
-        </w:rPr>
-      </w:pPr>
-      <w:r>
-        <w:rPr>
-          <w:rFonts w:hint="eastAsia"/>
-        </w:rPr>
-        <w:t>User Guide</w:t>
-      </w:r>
-    </w:p>
-    <w:p>
-      <w:pPr>
-        <w:rPr>
-          <w:rFonts w:hint="eastAsia"/>
-        </w:rPr>
-      </w:pPr>
-    </w:p>
-    <w:p>
-      <w:pPr>
-        <w:rPr>
-          <w:rFonts w:hint="eastAsia"/>
-        </w:rPr>
-      </w:pPr>
-      <w:r>
-        <w:rPr>
-          <w:rFonts w:hint="eastAsia"/>
-        </w:rPr>
-        <w:t>## Table of Contents</w:t>
-      </w:r>
-    </w:p>
-    <w:p>
-      <w:pPr>
-        <w:rPr>
-          <w:rFonts w:hint="eastAsia"/>
-        </w:rPr>
-      </w:pPr>
-      <w:r>
-        <w:rPr>
-          <w:rFonts w:hint="eastAsia"/>
-        </w:rPr>
-        <w:t xml:space="preserve">- [1. </w:t>
-      </w:r>
-      <w:r>
-        <w:rPr>
-          <w:rFonts w:hint="eastAsia"/>
-        </w:rPr>
-        <w:t xml:space="preserve">Installation </w:t>
-      </w:r>
-    </w:p>
-    <w:p>
-      <w:pPr>
-        <w:rPr>
-          <w:rFonts w:hint="eastAsia"/>
-        </w:rPr>
-      </w:pPr>
-      <w:r>
-        <w:rPr>
-          <w:rFonts w:hint="eastAsia"/>
-        </w:rPr>
-        <w:t>- [2. Platform Login</w:t>
-      </w:r>
-    </w:p>
-    <w:p>
-      <w:pPr>
-        <w:rPr>
-          <w:rFonts w:hint="eastAsia"/>
-        </w:rPr>
-      </w:pPr>
-      <w:r>
-        <w:rPr>
-          <w:rFonts w:hint="eastAsia"/>
-        </w:rPr>
-        <w:t>- [3. Management Page</w:t>
-      </w:r>
-    </w:p>
-    <w:p>
-      <w:pPr>
-        <w:rPr>
-          <w:rFonts w:hint="eastAsia"/>
-        </w:rPr>
-      </w:pPr>
-      <w:r>
-        <w:rPr>
-          <w:rFonts w:hint="eastAsia"/>
-        </w:rPr>
-        <w:t>- [4. DSH Workbench</w:t>
-      </w:r>
-    </w:p>
-    <w:p>
-      <w:pPr>
-        <w:rPr>
-          <w:rFonts w:hint="eastAsia"/>
-        </w:rPr>
-      </w:pPr>
-      <w:r>
-        <w:rPr>
-          <w:rFonts w:hint="eastAsia"/>
-        </w:rPr>
-        <w:t xml:space="preserve">- [5. </w:t>
-      </w:r>
-      <w:r>
-        <w:rPr>
-          <w:rFonts w:hint="eastAsia"/>
-        </w:rPr>
-        <w:t>Operations for Other Members</w:t>
-      </w:r>
-    </w:p>
-    <w:p>
-      <w:pPr>
-        <w:rPr>
-          <w:rFonts w:hint="eastAsia"/>
-        </w:rPr>
-      </w:pPr>
-      <w:r>
-        <w:rPr>
-          <w:rFonts w:hint="eastAsia"/>
-        </w:rPr>
-        <w:t>- [6. DSH Operation</w:t>
+      <w:r>
+        <w:rPr>
+          <w:rFonts w:hint="eastAsia"/>
+        </w:rPr>
+        <w:t>chmod +x start.sh./start.sh</w:t>
+      </w:r>
+    </w:p>
+    <w:p>
+      <w:pPr>
+        <w:rPr>
+          <w:rFonts w:hint="eastAsia"/>
+        </w:rPr>
+      </w:pPr>
+      <w:r>
+        <w:rPr>
+          <w:rFonts w:hint="eastAsia"/>
+        </w:rPr>
+        <w:t xml:space="preserve"> </w:t>
+      </w:r>
+    </w:p>
+    <w:p>
+      <w:pPr>
+        <w:rPr>
+          <w:rFonts w:hint="eastAsia"/>
+        </w:rPr>
+      </w:pPr>
+      <w:r>
+        <w:rPr>
+          <w:rFonts w:hint="eastAsia"/>
+        </w:rPr>
+        <w:t>- 1-2-3. On first run, it will automatically extract Node and install `@deepseek-ai/dsh` (**requires an internet connection once**).</w:t>
+      </w:r>
+    </w:p>
+    <w:p>
+      <w:pPr>
+        <w:rPr>
+          <w:rFonts w:hint="eastAsia"/>
+        </w:rPr>
+      </w:pPr>
+      <w:r>
+        <w:rPr>
+          <w:rFonts w:hint="eastAsia"/>
+        </w:rPr>
+        <w:t>- 1-2-4. The browser will automatically open the login page at `http://127.0.0.1:46001`.</w:t>
+      </w:r>
+    </w:p>
+    <w:p>
+      <w:pPr>
+        <w:rPr>
+          <w:rFonts w:hint="eastAsia"/>
+        </w:rPr>
+      </w:pPr>
+    </w:p>
+    <w:p>
+      <w:pPr>
+        <w:rPr>
+          <w:rFonts w:hint="eastAsia"/>
+        </w:rPr>
+      </w:pPr>
+      <w:r>
+        <w:rPr>
+          <w:rFonts w:hint="eastAsia"/>
+        </w:rPr>
+        <w:t>1-3 Linux (x64 / arm64)**</w:t>
+      </w:r>
+    </w:p>
+    <w:p>
+      <w:pPr>
+        <w:rPr>
+          <w:rFonts w:hint="eastAsia"/>
+        </w:rPr>
+      </w:pPr>
+      <w:r>
+        <w:rPr>
+          <w:rFonts w:hint="eastAsia"/>
+        </w:rPr>
+        <w:t>- 1-3-1. Copy the entire `TakeTopDshTeam` folder to the target machine.</w:t>
+      </w:r>
+    </w:p>
+    <w:p>
+      <w:pPr>
+        <w:rPr>
+          <w:rFonts w:hint="eastAsia"/>
+        </w:rPr>
+      </w:pPr>
+      <w:r>
+        <w:rPr>
+          <w:rFonts w:hint="eastAsia"/>
+        </w:rPr>
+        <w:t>- 1-3-2. Open Terminal, navigate to the folder:</w:t>
+      </w:r>
+    </w:p>
+    <w:p>
+      <w:pPr>
+        <w:rPr>
+          <w:rFonts w:hint="eastAsia"/>
+        </w:rPr>
+      </w:pPr>
+      <w:r>
+        <w:rPr>
+          <w:rFonts w:hint="eastAsia"/>
+        </w:rPr>
+        <w:t xml:space="preserve">  bash cd /path/to/TakeTopDshTeam</w:t>
+      </w:r>
+      <w:r>
+        <w:rPr>
+          <w:rFonts w:hint="eastAsia"/>
+        </w:rPr>
+        <w:t xml:space="preserve"> </w:t>
+      </w:r>
+      <w:r>
+        <w:rPr>
+          <w:rFonts w:hint="eastAsia"/>
+        </w:rPr>
+        <w:t>chmod +x start.sh./start.sh</w:t>
+      </w:r>
+    </w:p>
+    <w:p>
+      <w:pPr>
+        <w:rPr>
+          <w:rFonts w:hint="eastAsia"/>
+        </w:rPr>
+      </w:pPr>
+      <w:r>
+        <w:rPr>
+          <w:rFonts w:hint="eastAsia"/>
+        </w:rPr>
+        <w:t>- 1-3-3. On first run, it automatically extracts Node (**already bundled, no download required**); only native dependencies for `@deepseek-ai/dsh` need **one-time online installation**, after which it works offline.</w:t>
+      </w:r>
+    </w:p>
+    <w:p>
+      <w:pPr>
+        <w:rPr>
+          <w:rFonts w:hint="eastAsia"/>
+        </w:rPr>
+      </w:pPr>
+      <w:r>
+        <w:rPr>
+          <w:rFonts w:hint="eastAsia"/>
+        </w:rPr>
+        <w:t>- 1-3-4. The browser will automatically open the login page at `http://127.0.0.1:46001`.</w:t>
+      </w:r>
+    </w:p>
+    <w:p>
+      <w:pPr>
+        <w:rPr>
+          <w:rFonts w:hint="eastAsia"/>
+        </w:rPr>
+      </w:pPr>
+    </w:p>
+    <w:p>
+      <w:pPr>
+        <w:rPr>
+          <w:rFonts w:hint="eastAsia"/>
+        </w:rPr>
+      </w:pPr>
+      <w:r>
+        <w:rPr>
+          <w:rFonts w:hint="eastAsia"/>
+        </w:rPr>
+        <w:t>2. Platform Login</w:t>
       </w:r>
     </w:p>
     <w:p>
@@ -178,530 +494,7 @@
         </w:rPr>
       </w:pPr>
       <w:r>
-        <w:rPr>
-          <w:rFonts w:hint="eastAsia"/>
-        </w:rPr>
-        <w:t>This guide is intended for end users and clearly explains the entire process: Installation → Login → Opening the Workspace → File Management / My Tasks → Admin Task Assignment, Instance Management, Language Switching → Member DSH Usage*</w:t>
-      </w:r>
-      <w:proofErr w:type="gramStart"/>
-      <w:r>
-        <w:rPr>
-          <w:rFonts w:hint="eastAsia"/>
-        </w:rPr>
-        <w:t>*.</w:t>
-      </w:r>
-      <w:proofErr w:type="gramEnd"/>
-    </w:p>
-    <w:p>
-      <w:pPr>
-        <w:rPr>
-          <w:rFonts w:hint="eastAsia"/>
-        </w:rPr>
-      </w:pPr>
-      <w:r>
-        <w:rPr>
-          <w:rFonts w:hint="eastAsia"/>
-        </w:rPr>
-        <w:t>I. Installation</w:t>
-      </w:r>
-    </w:p>
-    <w:p>
-      <w:pPr>
-        <w:ind w:firstLineChars="300" w:firstLine="660"/>
-        <w:rPr>
-          <w:rFonts w:hint="eastAsia"/>
-        </w:rPr>
-      </w:pPr>
-      <w:proofErr w:type="spellStart"/>
-      <w:r>
-        <w:rPr>
-          <w:rFonts w:hint="eastAsia"/>
-        </w:rPr>
-        <w:t>TakeTopDSH</w:t>
-      </w:r>
-      <w:proofErr w:type="spellEnd"/>
-      <w:r>
-        <w:rPr>
-          <w:rFonts w:hint="eastAsia"/>
-        </w:rPr>
-        <w:t xml:space="preserve"> Team is a portable software that requires no installation—just copy and use. Follow these steps: Copy the `</w:t>
-      </w:r>
-      <w:proofErr w:type="spellStart"/>
-      <w:r>
-        <w:rPr>
-          <w:rFonts w:hint="eastAsia"/>
-        </w:rPr>
-        <w:t>TakeTopDshTeam</w:t>
-      </w:r>
-      <w:proofErr w:type="spellEnd"/>
-      <w:r>
-        <w:rPr>
-          <w:rFonts w:hint="eastAsia"/>
-        </w:rPr>
-        <w:t>` folder to the target machine → On Windows, double-click `start.bat`</w:t>
-      </w:r>
-      <w:proofErr w:type="gramStart"/>
-      <w:r>
-        <w:rPr>
-          <w:rFonts w:hint="eastAsia"/>
-        </w:rPr>
-        <w:t xml:space="preserve"> </w:t>
-      </w:r>
-      <w:r>
-        <w:rPr>
-          <w:rFonts w:hint="eastAsia"/>
-        </w:rPr>
-        <w:t>,</w:t>
-      </w:r>
-      <w:proofErr w:type="gramEnd"/>
-      <w:r>
-        <w:rPr>
-          <w:rFonts w:hint="eastAsia"/>
-        </w:rPr>
-        <w:t xml:space="preserve"> </w:t>
-      </w:r>
-      <w:r>
-        <w:rPr>
-          <w:rFonts w:hint="eastAsia"/>
-        </w:rPr>
-        <w:t xml:space="preserve">On macOS/Linux, run </w:t>
-      </w:r>
-      <w:proofErr w:type="gramStart"/>
-      <w:r>
-        <w:rPr>
-          <w:rFonts w:hint="eastAsia"/>
-        </w:rPr>
-        <w:t>`.</w:t>
-      </w:r>
-      <w:proofErr w:type="gramEnd"/>
-      <w:r>
-        <w:rPr>
-          <w:rFonts w:hint="eastAsia"/>
-        </w:rPr>
-        <w:t>/start.sh</w:t>
-      </w:r>
-      <w:proofErr w:type="gramStart"/>
-      <w:r>
-        <w:rPr>
-          <w:rFonts w:hint="eastAsia"/>
-        </w:rPr>
-        <w:t xml:space="preserve">` → </w:t>
-      </w:r>
-      <w:proofErr w:type="gramEnd"/>
-      <w:r>
-        <w:rPr>
-          <w:rFonts w:hint="eastAsia"/>
-        </w:rPr>
-        <w:t>Open your browser and go to `</w:t>
-      </w:r>
-      <w:proofErr w:type="gramStart"/>
-      <w:r>
-        <w:rPr>
-          <w:rFonts w:hint="eastAsia"/>
-        </w:rPr>
-        <w:t xml:space="preserve">http://127.0.0.1:46001` → </w:t>
-      </w:r>
-      <w:proofErr w:type="gramEnd"/>
-      <w:r>
-        <w:rPr>
-          <w:rFonts w:hint="eastAsia"/>
-        </w:rPr>
-        <w:t>Click **"Open DSH"** to start using it. Detailed instructions are as follows:</w:t>
-      </w:r>
-    </w:p>
-    <w:p>
-      <w:pPr>
-        <w:rPr>
-          <w:rFonts w:hint="eastAsia"/>
-        </w:rPr>
-      </w:pPr>
-      <w:r>
-        <w:rPr>
-          <w:rFonts w:hint="eastAsia"/>
-        </w:rPr>
-        <w:t>1-1 Windows</w:t>
-      </w:r>
-    </w:p>
-    <w:p>
-      <w:pPr>
-        <w:rPr>
-          <w:rFonts w:hint="eastAsia"/>
-        </w:rPr>
-      </w:pPr>
-      <w:r>
-        <w:rPr>
-          <w:rFonts w:hint="eastAsia"/>
-        </w:rPr>
-        <w:t>- 1-1-1. Copy the entire `</w:t>
-      </w:r>
-      <w:proofErr w:type="spellStart"/>
-      <w:r>
-        <w:rPr>
-          <w:rFonts w:hint="eastAsia"/>
-        </w:rPr>
-        <w:t>TakeTopDshTeam</w:t>
-      </w:r>
-      <w:proofErr w:type="spellEnd"/>
-      <w:r>
-        <w:rPr>
-          <w:rFonts w:hint="eastAsia"/>
-        </w:rPr>
-        <w:t>` folder to the target computer.</w:t>
-      </w:r>
-    </w:p>
-    <w:p>
-      <w:pPr>
-        <w:rPr>
-          <w:rFonts w:hint="eastAsia"/>
-        </w:rPr>
-      </w:pPr>
-      <w:proofErr w:type="gramStart"/>
-      <w:r>
-        <w:rPr>
-          <w:rFonts w:hint="eastAsia"/>
-        </w:rPr>
-        <w:t>- 1</w:t>
-      </w:r>
-      <w:proofErr w:type="gramEnd"/>
-      <w:r>
-        <w:rPr>
-          <w:rFonts w:hint="eastAsia"/>
-        </w:rPr>
-        <w:t>-1-2. Double-click **`start.bat`*</w:t>
-      </w:r>
-      <w:proofErr w:type="gramStart"/>
-      <w:r>
-        <w:rPr>
-          <w:rFonts w:hint="eastAsia"/>
-        </w:rPr>
-        <w:t>* (</w:t>
-      </w:r>
-      <w:proofErr w:type="gramEnd"/>
-      <w:r>
-        <w:rPr>
-          <w:rFonts w:hint="eastAsia"/>
-        </w:rPr>
-        <w:t>or right-click → select "Run as administrator" if the port is occupied).</w:t>
-      </w:r>
-    </w:p>
-    <w:p>
-      <w:pPr>
-        <w:rPr>
-          <w:rFonts w:hint="eastAsia"/>
-        </w:rPr>
-      </w:pPr>
-      <w:r>
-        <w:rPr>
-          <w:rFonts w:hint="eastAsia"/>
-        </w:rPr>
-        <w:t>- 1-1-3. The browser will automatically open the login page at `http://127.0.0.1:46001`.</w:t>
-      </w:r>
-    </w:p>
-    <w:p>
-      <w:pPr>
-        <w:rPr>
-          <w:rFonts w:hint="eastAsia"/>
-        </w:rPr>
-      </w:pPr>
-    </w:p>
-    <w:p>
-      <w:pPr>
-        <w:rPr>
-          <w:rFonts w:hint="eastAsia"/>
-        </w:rPr>
-      </w:pPr>
-      <w:r>
-        <w:rPr>
-          <w:rFonts w:hint="eastAsia"/>
-        </w:rPr>
-        <w:t>1-2 macOS (Apple Silicon, arm64)</w:t>
-      </w:r>
-    </w:p>
-    <w:p>
-      <w:pPr>
-        <w:rPr>
-          <w:rFonts w:hint="eastAsia"/>
-        </w:rPr>
-      </w:pPr>
-      <w:r>
-        <w:rPr>
-          <w:rFonts w:hint="eastAsia"/>
-        </w:rPr>
-        <w:t>- 1-2-1. Copy the entire `</w:t>
-      </w:r>
-      <w:proofErr w:type="spellStart"/>
-      <w:r>
-        <w:rPr>
-          <w:rFonts w:hint="eastAsia"/>
-        </w:rPr>
-        <w:t>TakeTopDshTeam</w:t>
-      </w:r>
-      <w:proofErr w:type="spellEnd"/>
-      <w:r>
-        <w:rPr>
-          <w:rFonts w:hint="eastAsia"/>
-        </w:rPr>
-        <w:t>` folder to the target Mac.</w:t>
-      </w:r>
-    </w:p>
-    <w:p>
-      <w:pPr>
-        <w:rPr>
-          <w:rFonts w:hint="eastAsia"/>
-        </w:rPr>
-      </w:pPr>
-      <w:r>
-        <w:rPr>
-          <w:rFonts w:hint="eastAsia"/>
-        </w:rPr>
-        <w:t>- 1-2-2. Open Terminal, navigate to the folder:</w:t>
-      </w:r>
-    </w:p>
-    <w:p>
-      <w:pPr>
-        <w:rPr>
-          <w:rFonts w:hint="eastAsia"/>
-        </w:rPr>
-      </w:pPr>
-      <w:r>
-        <w:rPr>
-          <w:rFonts w:hint="eastAsia"/>
-        </w:rPr>
-        <w:t xml:space="preserve">  bash</w:t>
-      </w:r>
-      <w:r>
-        <w:rPr>
-          <w:rFonts w:hint="eastAsia"/>
-        </w:rPr>
-        <w:t xml:space="preserve"> cd /path/to/</w:t>
-      </w:r>
-      <w:proofErr w:type="spellStart"/>
-      <w:r>
-        <w:rPr>
-          <w:rFonts w:hint="eastAsia"/>
-        </w:rPr>
-        <w:t>TakeTopDshTeam</w:t>
-      </w:r>
-      <w:proofErr w:type="spellEnd"/>
-      <w:r>
-        <w:rPr>
-          <w:rFonts w:hint="eastAsia"/>
-        </w:rPr>
-        <w:t xml:space="preserve"> </w:t>
-      </w:r>
-      <w:proofErr w:type="spellStart"/>
-      <w:r>
-        <w:rPr>
-          <w:rFonts w:hint="eastAsia"/>
-        </w:rPr>
-        <w:t>chmod</w:t>
-      </w:r>
-      <w:proofErr w:type="spellEnd"/>
-      <w:r>
-        <w:rPr>
-          <w:rFonts w:hint="eastAsia"/>
-        </w:rPr>
-        <w:t xml:space="preserve"> +x start.sh./start.sh</w:t>
-      </w:r>
-    </w:p>
-    <w:p>
-      <w:pPr>
-        <w:rPr>
-          <w:rFonts w:hint="eastAsia"/>
-        </w:rPr>
-      </w:pPr>
-      <w:r>
-        <w:rPr>
-          <w:rFonts w:hint="eastAsia"/>
-        </w:rPr>
-        <w:t xml:space="preserve"> </w:t>
-      </w:r>
-    </w:p>
-    <w:p>
-      <w:pPr>
-        <w:rPr>
-          <w:rFonts w:hint="eastAsia"/>
-        </w:rPr>
-      </w:pPr>
-      <w:r>
-        <w:rPr>
-          <w:rFonts w:hint="eastAsia"/>
-        </w:rPr>
-        <w:t>- 1-2-3. On first run, it will automatically extract Node and install `@deepseek-ai/dsh` (**requires an internet connection once**).</w:t>
-      </w:r>
-    </w:p>
-    <w:p>
-      <w:pPr>
-        <w:rPr>
-          <w:rFonts w:hint="eastAsia"/>
-        </w:rPr>
-      </w:pPr>
-      <w:r>
-        <w:rPr>
-          <w:rFonts w:hint="eastAsia"/>
-        </w:rPr>
-        <w:t>- 1-2-4. The browser will automatically open the login page at `http://127.0.0.1:46001`.</w:t>
-      </w:r>
-    </w:p>
-    <w:p>
-      <w:pPr>
-        <w:rPr>
-          <w:rFonts w:hint="eastAsia"/>
-        </w:rPr>
-      </w:pPr>
-    </w:p>
-    <w:p>
-      <w:pPr>
-        <w:rPr>
-          <w:rFonts w:hint="eastAsia"/>
-        </w:rPr>
-      </w:pPr>
-      <w:r>
-        <w:rPr>
-          <w:rFonts w:hint="eastAsia"/>
-        </w:rPr>
-        <w:t>1-3 Linux (x64 / arm</w:t>
-      </w:r>
-      <w:proofErr w:type="gramStart"/>
-      <w:r>
-        <w:rPr>
-          <w:rFonts w:hint="eastAsia"/>
-        </w:rPr>
-        <w:t>64)*</w:t>
-      </w:r>
-      <w:proofErr w:type="gramEnd"/>
-      <w:r>
-        <w:rPr>
-          <w:rFonts w:hint="eastAsia"/>
-        </w:rPr>
-        <w:t>*</w:t>
-      </w:r>
-    </w:p>
-    <w:p>
-      <w:pPr>
-        <w:rPr>
-          <w:rFonts w:hint="eastAsia"/>
-        </w:rPr>
-      </w:pPr>
-      <w:r>
-        <w:rPr>
-          <w:rFonts w:hint="eastAsia"/>
-        </w:rPr>
-        <w:t>- 1-3-1. Copy the entire `</w:t>
-      </w:r>
-      <w:proofErr w:type="spellStart"/>
-      <w:r>
-        <w:rPr>
-          <w:rFonts w:hint="eastAsia"/>
-        </w:rPr>
-        <w:t>TakeTopDshTeam</w:t>
-      </w:r>
-      <w:proofErr w:type="spellEnd"/>
-      <w:r>
-        <w:rPr>
-          <w:rFonts w:hint="eastAsia"/>
-        </w:rPr>
-        <w:t>` folder to the target machine.</w:t>
-      </w:r>
-    </w:p>
-    <w:p>
-      <w:pPr>
-        <w:rPr>
-          <w:rFonts w:hint="eastAsia"/>
-        </w:rPr>
-      </w:pPr>
-      <w:r>
-        <w:rPr>
-          <w:rFonts w:hint="eastAsia"/>
-        </w:rPr>
-        <w:t>- 1-3-2. Open Terminal, navigate to the folder:</w:t>
-      </w:r>
-    </w:p>
-    <w:p>
-      <w:pPr>
-        <w:rPr>
-          <w:rFonts w:hint="eastAsia"/>
-        </w:rPr>
-      </w:pPr>
-      <w:r>
-        <w:rPr>
-          <w:rFonts w:hint="eastAsia"/>
-        </w:rPr>
-        <w:t xml:space="preserve">  bash cd /path/to/</w:t>
-      </w:r>
-      <w:proofErr w:type="spellStart"/>
-      <w:r>
-        <w:rPr>
-          <w:rFonts w:hint="eastAsia"/>
-        </w:rPr>
-        <w:t>TakeTopDshTeam</w:t>
-      </w:r>
-      <w:proofErr w:type="spellEnd"/>
-      <w:r>
-        <w:rPr>
-          <w:rFonts w:hint="eastAsia"/>
-        </w:rPr>
-        <w:t xml:space="preserve"> </w:t>
-      </w:r>
-      <w:proofErr w:type="spellStart"/>
-      <w:r>
-        <w:rPr>
-          <w:rFonts w:hint="eastAsia"/>
-        </w:rPr>
-        <w:t>chmod</w:t>
-      </w:r>
-      <w:proofErr w:type="spellEnd"/>
-      <w:r>
-        <w:rPr>
-          <w:rFonts w:hint="eastAsia"/>
-        </w:rPr>
-        <w:t xml:space="preserve"> +x start.sh./start.sh</w:t>
-      </w:r>
-    </w:p>
-    <w:p>
-      <w:pPr>
-        <w:rPr>
-          <w:rFonts w:hint="eastAsia"/>
-        </w:rPr>
-      </w:pPr>
-      <w:r>
-        <w:rPr>
-          <w:rFonts w:hint="eastAsia"/>
-        </w:rPr>
-        <w:t>- 1-3-3. On first run, it automatically extracts Node (**already bundled, no download required**); only native dependencies for `@deepseek-ai/dsh` need **one-time online installation**, after which it works offline.</w:t>
-      </w:r>
-    </w:p>
-    <w:p>
-      <w:pPr>
-        <w:rPr>
-          <w:rFonts w:hint="eastAsia"/>
-        </w:rPr>
-      </w:pPr>
-      <w:r>
-        <w:rPr>
-          <w:rFonts w:hint="eastAsia"/>
-        </w:rPr>
-        <w:t>- 1-3-4. The browser will automatically open the login page at `http://127.0.0.1:46001`.</w:t>
-      </w:r>
-    </w:p>
-    <w:p>
-      <w:pPr>
-        <w:rPr>
-          <w:rFonts w:hint="eastAsia"/>
-        </w:rPr>
-      </w:pPr>
-    </w:p>
-    <w:p>
-      <w:pPr>
-        <w:rPr>
-          <w:rFonts w:hint="eastAsia"/>
-        </w:rPr>
-      </w:pPr>
-      <w:r>
-        <w:rPr>
-          <w:rFonts w:hint="eastAsia"/>
-        </w:rPr>
-        <w:t>2. Platform Login</w:t>
+        <w:t>Each time you restart your computer, open the TakeTopDshTeam folder. Inside, you will see the following two files. Run the appropriate file for your operating system to open the login page.</w:t>
       </w:r>
     </w:p>
     <w:p>
@@ -712,30 +505,11 @@
         </w:rPr>
       </w:pPr>
       <w:r>
-        <w:t>Each time you restart your computer, open the </w:t>
-      </w:r>
-      <w:proofErr w:type="spellStart"/>
-      <w:r>
-        <w:t>TakeTopDshTeam</w:t>
-      </w:r>
-      <w:proofErr w:type="spellEnd"/>
-      <w:r>
-        <w:t> folder. Inside, you will see the following two files. Run the appropriate file for your operating system to open the login page.</w:t>
-      </w:r>
-    </w:p>
-    <w:p>
-      <w:pPr>
-        <w:ind w:firstLineChars="200" w:firstLine="440"/>
-        <w:rPr>
-          <w:rFonts w:hint="eastAsia"/>
-        </w:rPr>
-      </w:pPr>
-      <w:r>
         <w:rPr>
           <w:noProof/>
         </w:rPr>
         <w:drawing>
-          <wp:inline distT="0" distB="0" distL="0" distR="0" wp14:anchorId="78E1C3EA" wp14:editId="5F3EB7A8">
+          <wp:inline distT="0" distB="0" distL="0" distR="0" wp14:anchorId="78E1C3EA" wp14:editId="40F14A39">
             <wp:extent cx="5274310" cy="465455"/>
             <wp:effectExtent l="0" t="0" r="2540" b="0"/>
             <wp:docPr id="286631104" name="图片 1"/>
@@ -880,49 +654,7 @@
         <w:rPr>
           <w:rFonts w:hint="eastAsia"/>
         </w:rPr>
-        <w:t xml:space="preserve">Enter the username: admin, password: 12345678 to log in to the platform. After the first login, the </w:t>
-      </w:r>
-      <w:proofErr w:type="spellStart"/>
-      <w:r>
-        <w:rPr>
-          <w:rFonts w:hint="eastAsia"/>
-        </w:rPr>
-        <w:t>TakeTopDSH</w:t>
-      </w:r>
-      <w:proofErr w:type="spellEnd"/>
-      <w:r>
-        <w:rPr>
-          <w:rFonts w:hint="eastAsia"/>
-        </w:rPr>
-        <w:t xml:space="preserve"> Team backend service, </w:t>
-      </w:r>
-      <w:proofErr w:type="spellStart"/>
-      <w:r>
-        <w:rPr>
-          <w:rFonts w:hint="eastAsia"/>
-        </w:rPr>
-        <w:t>TakeTopDSHLauncher</w:t>
-      </w:r>
-      <w:proofErr w:type="spellEnd"/>
-      <w:r>
-        <w:rPr>
-          <w:rFonts w:hint="eastAsia"/>
-        </w:rPr>
-        <w:t xml:space="preserve">, runs in the background. </w:t>
-      </w:r>
-      <w:proofErr w:type="gramStart"/>
-      <w:r>
-        <w:rPr>
-          <w:rFonts w:hint="eastAsia"/>
-        </w:rPr>
-        <w:t>As long as</w:t>
-      </w:r>
-      <w:proofErr w:type="gramEnd"/>
-      <w:r>
-        <w:rPr>
-          <w:rFonts w:hint="eastAsia"/>
-        </w:rPr>
-        <w:t xml:space="preserve"> you have not restarted the computer, you can open the browser and enter this address http://127.0.0.1:46001 to continue opening the login page. If the launcher has been closed (for example after restarting the computer), you need to run the start program mentioned above again!</w:t>
+        <w:t>Enter the username: admin, password: 12345678 to log in to the platform. After the first login, the TakeTopDSH Team backend service, TakeTopDSHLauncher, runs in the background. As long as you have not restarted the computer, you can open the browser and enter this address http://127.0.0.1:46001 to continue opening the login page. If the launcher has been closed (for example after restarting the computer), you need to run the start program mentioned above again!</w:t>
       </w:r>
       <w:r>
         <w:rPr>
@@ -1141,7 +873,7 @@
           <w:noProof/>
         </w:rPr>
         <w:drawing>
-          <wp:inline distT="0" distB="0" distL="0" distR="0" wp14:anchorId="2044E27F" wp14:editId="5E96EE3E">
+          <wp:inline distT="0" distB="0" distL="0" distR="0" wp14:anchorId="2044E27F" wp14:editId="171FFB1D">
             <wp:extent cx="5274310" cy="2002155"/>
             <wp:effectExtent l="0" t="0" r="2540" b="0"/>
             <wp:docPr id="5370857" name="图片 5"/>
@@ -1217,35 +949,7 @@
         <w:rPr>
           <w:rFonts w:hint="eastAsia"/>
         </w:rPr>
-        <w:t xml:space="preserve">Setting the Workspace path means setting the work area directory of the platform. Note that this directory can be located on any drive of your </w:t>
-      </w:r>
-      <w:proofErr w:type="gramStart"/>
-      <w:r>
-        <w:rPr>
-          <w:rFonts w:hint="eastAsia"/>
-        </w:rPr>
-        <w:t>computer, but</w:t>
-      </w:r>
-      <w:proofErr w:type="gramEnd"/>
-      <w:r>
-        <w:rPr>
-          <w:rFonts w:hint="eastAsia"/>
-        </w:rPr>
-        <w:t xml:space="preserve"> plan it well to make sure it has enough capacity, because all the data you enter and all the files you upload in </w:t>
-      </w:r>
-      <w:proofErr w:type="spellStart"/>
-      <w:r>
-        <w:rPr>
-          <w:rFonts w:hint="eastAsia"/>
-        </w:rPr>
-        <w:t>TakeTopDSH</w:t>
-      </w:r>
-      <w:proofErr w:type="spellEnd"/>
-      <w:r>
-        <w:rPr>
-          <w:rFonts w:hint="eastAsia"/>
-        </w:rPr>
-        <w:t xml:space="preserve"> Team are stored in this directory!</w:t>
+        <w:t>Setting the Workspace path means setting the work area directory of the platform. Note that this directory can be located on any drive of your computer, but plan it well to make sure it has enough capacity, because all the data you enter and all the files you upload in TakeTopDSH Team are stored in this directory!</w:t>
       </w:r>
     </w:p>
     <w:p>
@@ -1389,21 +1093,7 @@
         <w:rPr>
           <w:rFonts w:hint="eastAsia"/>
         </w:rPr>
-        <w:t xml:space="preserve">You can add member users here. Note that the username must use English letters, not Chinese. Remember the password you set for the user, for example set it </w:t>
-      </w:r>
-      <w:proofErr w:type="gramStart"/>
-      <w:r>
-        <w:rPr>
-          <w:rFonts w:hint="eastAsia"/>
-        </w:rPr>
-        <w:t>to:</w:t>
-      </w:r>
-      <w:proofErr w:type="gramEnd"/>
-      <w:r>
-        <w:rPr>
-          <w:rFonts w:hint="eastAsia"/>
-        </w:rPr>
-        <w:t xml:space="preserve"> 12345678. After the member user logs in to the platform, they can change it by themselves. The member's work area directory does not need to be set; it is generated automatically. Specifically: main work area directory + username, and this directory is generated automatically!</w:t>
+        <w:t>You can add member users here. Note that the username must use English letters, not Chinese. Remember the password you set for the user, for example set it to: 12345678. After the member user logs in to the platform, they can change it by themselves. The member's work area directory does not need to be set; it is generated automatically. Specifically: main work area directory + username, and this directory is generated automatically!</w:t>
       </w:r>
     </w:p>
     <w:p>
@@ -1499,35 +1189,7 @@
         <w:rPr>
           <w:rFonts w:hint="eastAsia"/>
         </w:rPr>
-        <w:t xml:space="preserve">Because </w:t>
-      </w:r>
-      <w:proofErr w:type="spellStart"/>
-      <w:r>
-        <w:rPr>
-          <w:rFonts w:hint="eastAsia"/>
-        </w:rPr>
-        <w:t>TakeTopDSH</w:t>
-      </w:r>
-      <w:proofErr w:type="spellEnd"/>
-      <w:r>
-        <w:rPr>
-          <w:rFonts w:hint="eastAsia"/>
-        </w:rPr>
-        <w:t xml:space="preserve"> Team is an AI collaboration platform extended based on DeepSeek Harness, after DeepSeek Harness releases a new </w:t>
-      </w:r>
-      <w:proofErr w:type="gramStart"/>
-      <w:r>
-        <w:rPr>
-          <w:rFonts w:hint="eastAsia"/>
-        </w:rPr>
-        <w:t>version</w:t>
-      </w:r>
-      <w:proofErr w:type="gramEnd"/>
-      <w:r>
-        <w:rPr>
-          <w:rFonts w:hint="eastAsia"/>
-        </w:rPr>
-        <w:t xml:space="preserve"> you can also click this button to upgrade, ensuring that you can use the latest features of DeepSeek Harness!</w:t>
+        <w:t>Because TakeTopDSH Team is an AI collaboration platform extended based on DeepSeek Harness, after DeepSeek Harness releases a new version you can also click this button to upgrade, ensuring that you can use the latest features of DeepSeek Harness!</w:t>
       </w:r>
     </w:p>
     <w:p>
@@ -1562,21 +1224,7 @@
         <w:rPr>
           <w:rFonts w:hint="eastAsia"/>
         </w:rPr>
-        <w:t xml:space="preserve">    After completing the settings on the management page above, click the Open DSH button in the </w:t>
-      </w:r>
-      <w:proofErr w:type="spellStart"/>
-      <w:r>
-        <w:rPr>
-          <w:rFonts w:hint="eastAsia"/>
-        </w:rPr>
-        <w:t>TakeTopDSH</w:t>
-      </w:r>
-      <w:proofErr w:type="spellEnd"/>
-      <w:r>
-        <w:rPr>
-          <w:rFonts w:hint="eastAsia"/>
-        </w:rPr>
-        <w:t xml:space="preserve"> Team Launcher section to open the workbench page!         </w:t>
+        <w:t xml:space="preserve">    After completing the settings on the management page above, click the Open DSH button in the TakeTopDSH Team Launcher section to open the workbench page!         </w:t>
       </w:r>
     </w:p>
     <w:p>
@@ -1590,7 +1238,7 @@
           <w:noProof/>
         </w:rPr>
         <w:drawing>
-          <wp:inline distT="0" distB="0" distL="0" distR="0" wp14:anchorId="39F15B5B" wp14:editId="58340454">
+          <wp:inline distT="0" distB="0" distL="0" distR="0" wp14:anchorId="39F15B5B" wp14:editId="39CA0B4A">
             <wp:extent cx="5274310" cy="1233805"/>
             <wp:effectExtent l="0" t="0" r="2540" b="4445"/>
             <wp:docPr id="1833294711" name="图片 8"/>
@@ -1732,37 +1380,11 @@
         <w:rPr>
           <w:rFonts w:hint="eastAsia"/>
         </w:rPr>
-        <w:t xml:space="preserve">Although </w:t>
-      </w:r>
-      <w:proofErr w:type="spellStart"/>
-      <w:r>
-        <w:rPr>
-          <w:rFonts w:hint="eastAsia"/>
-        </w:rPr>
-        <w:t>TakeTopDSH</w:t>
-      </w:r>
-      <w:proofErr w:type="spellEnd"/>
-      <w:r>
-        <w:rPr>
-          <w:rFonts w:hint="eastAsia"/>
-        </w:rPr>
-        <w:t xml:space="preserve"> Team is extended based on DeepSeek Harness, it can also connect to other large models, such as </w:t>
-      </w:r>
-      <w:proofErr w:type="gramStart"/>
-      <w:r>
-        <w:t>OpenAI ,Kimi</w:t>
-      </w:r>
-      <w:proofErr w:type="gramEnd"/>
-      <w:r>
-        <w:t xml:space="preserve">, </w:t>
-      </w:r>
-      <w:proofErr w:type="spellStart"/>
-      <w:proofErr w:type="gramStart"/>
-      <w:r>
-        <w:t>Claude,Qwen</w:t>
-      </w:r>
-      <w:proofErr w:type="spellEnd"/>
-      <w:proofErr w:type="gramEnd"/>
+        <w:t xml:space="preserve">Although TakeTopDSH Team is extended based on DeepSeek Harness, it can also connect to other large models, such as </w:t>
+      </w:r>
+      <w:r>
+        <w:t>OpenAI ,Kimi, Claude,Qwen</w:t>
+      </w:r>
       <w:r>
         <w:rPr>
           <w:rFonts w:hint="eastAsia"/>
@@ -1908,21 +1530,7 @@
         <w:rPr>
           <w:rFonts w:hint="eastAsia"/>
         </w:rPr>
-        <w:t xml:space="preserve">Click the Edit button. As shown below, you can select a model from the listed </w:t>
-      </w:r>
-      <w:proofErr w:type="gramStart"/>
-      <w:r>
-        <w:rPr>
-          <w:rFonts w:hint="eastAsia"/>
-        </w:rPr>
-        <w:t>ones, or</w:t>
-      </w:r>
-      <w:proofErr w:type="gramEnd"/>
-      <w:r>
-        <w:rPr>
-          <w:rFonts w:hint="eastAsia"/>
-        </w:rPr>
-        <w:t xml:space="preserve"> click Add model to add a model. After selecting, enter the key you obtained in the API Key field. You can learn how to configure it on the website of the large model you plan to connect to!</w:t>
+        <w:t>Click the Edit button. As shown below, you can select a model from the listed ones, or click Add model to add a model. After selecting, enter the key you obtained in the API Key field. You can learn how to configure it on the website of the large model you plan to connect to!</w:t>
       </w:r>
       <w:r>
         <w:br/>
@@ -2073,7 +1681,16 @@
         <w:rPr>
           <w:rFonts w:hint="eastAsia"/>
         </w:rPr>
-        <w:t>The first tab in the left sidebar of the workbench is your File Manager, as shown below. It displays the files in your work area directory. You can only operate on the files in this work area directory. You can upload the files you want to work on to this directory (multiple file upload is supported), and you can also perform operations such as open, download, move, rename, and delete.</w:t>
+        <w:t>The first tab in the left sidebar of the workbench is your File Manager, as shown below. It displays the files in your work area directory. You can only operate on the files in this work area directory. You can upload the files you want to work on to this directory (multiple file upload is supported), and you can also perform operations such as open, download, move, rename, and delete</w:t>
+      </w:r>
+      <w:r>
+        <w:rPr>
+          <w:rFonts w:hint="eastAsia"/>
+        </w:rPr>
+        <w:t>，you</w:t>
+      </w:r>
+      <w:r>
+        <w:t xml:space="preserve"> can also drag the filename of the selected file into the input box on the right side of DSH!</w:t>
       </w:r>
     </w:p>
     <w:p>
@@ -2659,21 +2276,7 @@
         <w:rPr>
           <w:rFonts w:hint="eastAsia"/>
         </w:rPr>
-        <w:t xml:space="preserve">Members added by the admin on the management page, such as the </w:t>
-      </w:r>
-      <w:proofErr w:type="spellStart"/>
-      <w:r>
-        <w:rPr>
-          <w:rFonts w:hint="eastAsia"/>
-        </w:rPr>
-        <w:t>ericliu</w:t>
-      </w:r>
-      <w:proofErr w:type="spellEnd"/>
-      <w:r>
-        <w:rPr>
-          <w:rFonts w:hint="eastAsia"/>
-        </w:rPr>
-        <w:t xml:space="preserve"> added just now, can also log in on the login page. After logging in to the member's management page, as shown below, it is simpler than the management page of the admin user.</w:t>
+        <w:t>Members added by the admin on the management page, such as the ericliu added just now, can also log in on the login page. After logging in to the member's management page, as shown below, it is simpler than the management page of the admin user.</w:t>
       </w:r>
     </w:p>
     <w:p>
